--- a/ওয়েবসাইট_হালনাগাদ_তথ্য_আপডেটেড.docx
+++ b/ওয়েবসাইট_হালনাগাদ_তথ্য_আপডেটেড.docx
@@ -815,38 +815,10 @@
             </w:pPr>
             <w:r>
               <w:rPr>
-                <w:rFonts w:ascii="Nikosh" w:eastAsia="Nikosh" w:hAnsi="Nikosh" w:cs="Nikosh"/>
-                <w:sz w:val="28"/>
-              </w:rPr>
-              <w:t>০৩</w:t>
-            </w:r>
-            <w:r>
-              <w:rPr>
-                <w:rFonts w:ascii="Nikosh" w:eastAsia="Nikosh" w:hAnsi="Nikosh" w:cs="Nikosh"/>
-                <w:sz w:val="28"/>
-              </w:rPr>
-              <w:t>/</w:t>
-            </w:r>
-            <w:r>
-              <w:rPr>
-                <w:rFonts w:ascii="Nikosh" w:eastAsia="Nikosh" w:hAnsi="Nikosh" w:cs="Nikosh"/>
-                <w:sz w:val="28"/>
-              </w:rPr>
-              <w:t>০৩</w:t>
-            </w:r>
-            <w:r>
-              <w:rPr>
-                <w:rFonts w:ascii="Nikosh" w:eastAsia="Nikosh" w:hAnsi="Nikosh" w:cs="Nikosh"/>
-                <w:sz w:val="28"/>
-              </w:rPr>
-              <w:t>/</w:t>
-            </w:r>
-            <w:r>
-              <w:rPr>
-                <w:rFonts w:ascii="Nikosh" w:eastAsia="Nikosh" w:hAnsi="Nikosh" w:cs="Nikosh"/>
-                <w:sz w:val="28"/>
-              </w:rPr>
-              <w:t>২০২৬</w:t>
+                <w:rFonts w:ascii="Nikosh" w:hAnsi="Nikosh" w:eastAsia="Nikosh" w:cs="Nikosh"/>
+                <w:sz w:val="28"/>
+              </w:rPr>
+              <w:t>০৩/০৩/২০২৬</w:t>
             </w:r>
           </w:p>
         </w:tc>
@@ -1010,38 +982,10 @@
             </w:pPr>
             <w:r>
               <w:rPr>
-                <w:rFonts w:ascii="Nikosh" w:eastAsia="Nikosh" w:hAnsi="Nikosh" w:cs="Nikosh"/>
-                <w:sz w:val="28"/>
-              </w:rPr>
-              <w:t>০১</w:t>
-            </w:r>
-            <w:r>
-              <w:rPr>
-                <w:rFonts w:ascii="Nikosh" w:eastAsia="Nikosh" w:hAnsi="Nikosh" w:cs="Nikosh"/>
-                <w:sz w:val="28"/>
-              </w:rPr>
-              <w:t>/</w:t>
-            </w:r>
-            <w:r>
-              <w:rPr>
-                <w:rFonts w:ascii="Nikosh" w:eastAsia="Nikosh" w:hAnsi="Nikosh" w:cs="Nikosh"/>
-                <w:sz w:val="28"/>
-              </w:rPr>
-              <w:t>০৫</w:t>
-            </w:r>
-            <w:r>
-              <w:rPr>
-                <w:rFonts w:ascii="Nikosh" w:eastAsia="Nikosh" w:hAnsi="Nikosh" w:cs="Nikosh"/>
-                <w:sz w:val="28"/>
-              </w:rPr>
-              <w:t>/</w:t>
-            </w:r>
-            <w:r>
-              <w:rPr>
-                <w:rFonts w:ascii="Nikosh" w:eastAsia="Nikosh" w:hAnsi="Nikosh" w:cs="Nikosh"/>
-                <w:sz w:val="28"/>
-              </w:rPr>
-              <w:t>২০২৫</w:t>
+                <w:rFonts w:ascii="Nikosh" w:hAnsi="Nikosh" w:eastAsia="Nikosh" w:cs="Nikosh"/>
+                <w:sz w:val="28"/>
+              </w:rPr>
+              <w:t>০১/০৫/২০২৫</w:t>
             </w:r>
           </w:p>
         </w:tc>
@@ -1205,38 +1149,10 @@
             </w:pPr>
             <w:r>
               <w:rPr>
-                <w:rFonts w:ascii="Nikosh" w:eastAsia="Nikosh" w:hAnsi="Nikosh" w:cs="Nikosh"/>
-                <w:sz w:val="28"/>
-              </w:rPr>
-              <w:t>০৬</w:t>
-            </w:r>
-            <w:r>
-              <w:rPr>
-                <w:rFonts w:ascii="Nikosh" w:eastAsia="Nikosh" w:hAnsi="Nikosh" w:cs="Nikosh"/>
-                <w:sz w:val="28"/>
-              </w:rPr>
-              <w:t>/</w:t>
-            </w:r>
-            <w:r>
-              <w:rPr>
-                <w:rFonts w:ascii="Nikosh" w:eastAsia="Nikosh" w:hAnsi="Nikosh" w:cs="Nikosh"/>
-                <w:sz w:val="28"/>
-              </w:rPr>
-              <w:t>০৫</w:t>
-            </w:r>
-            <w:r>
-              <w:rPr>
-                <w:rFonts w:ascii="Nikosh" w:eastAsia="Nikosh" w:hAnsi="Nikosh" w:cs="Nikosh"/>
-                <w:sz w:val="28"/>
-              </w:rPr>
-              <w:t>/</w:t>
-            </w:r>
-            <w:r>
-              <w:rPr>
-                <w:rFonts w:ascii="Nikosh" w:eastAsia="Nikosh" w:hAnsi="Nikosh" w:cs="Nikosh"/>
-                <w:sz w:val="28"/>
-              </w:rPr>
-              <w:t>২০২৬</w:t>
+                <w:rFonts w:ascii="Nikosh" w:hAnsi="Nikosh" w:eastAsia="Nikosh" w:cs="Nikosh"/>
+                <w:sz w:val="28"/>
+              </w:rPr>
+              <w:t>০৬/০৫/২০২৬</w:t>
             </w:r>
           </w:p>
         </w:tc>
@@ -1411,38 +1327,10 @@
             </w:pPr>
             <w:r>
               <w:rPr>
-                <w:rFonts w:ascii="Nikosh" w:eastAsia="Nikosh" w:hAnsi="Nikosh" w:cs="Nikosh"/>
-                <w:sz w:val="28"/>
-              </w:rPr>
-              <w:t>০৩</w:t>
-            </w:r>
-            <w:r>
-              <w:rPr>
-                <w:rFonts w:ascii="Nikosh" w:eastAsia="Nikosh" w:hAnsi="Nikosh" w:cs="Nikosh"/>
-                <w:sz w:val="28"/>
-              </w:rPr>
-              <w:t>/</w:t>
-            </w:r>
-            <w:r>
-              <w:rPr>
-                <w:rFonts w:ascii="Nikosh" w:eastAsia="Nikosh" w:hAnsi="Nikosh" w:cs="Nikosh"/>
-                <w:sz w:val="28"/>
-              </w:rPr>
-              <w:t>০৩</w:t>
-            </w:r>
-            <w:r>
-              <w:rPr>
-                <w:rFonts w:ascii="Nikosh" w:eastAsia="Nikosh" w:hAnsi="Nikosh" w:cs="Nikosh"/>
-                <w:sz w:val="28"/>
-              </w:rPr>
-              <w:t>/</w:t>
-            </w:r>
-            <w:r>
-              <w:rPr>
-                <w:rFonts w:ascii="Nikosh" w:eastAsia="Nikosh" w:hAnsi="Nikosh" w:cs="Nikosh"/>
-                <w:sz w:val="28"/>
-              </w:rPr>
-              <w:t>২০২৬</w:t>
+                <w:rFonts w:ascii="Nikosh" w:hAnsi="Nikosh" w:eastAsia="Nikosh" w:cs="Nikosh"/>
+                <w:sz w:val="28"/>
+              </w:rPr>
+              <w:t>০৩/০৩/২০২৬</w:t>
             </w:r>
           </w:p>
         </w:tc>
@@ -1660,38 +1548,10 @@
             </w:pPr>
             <w:r>
               <w:rPr>
-                <w:rFonts w:ascii="Nikosh" w:eastAsia="Nikosh" w:hAnsi="Nikosh" w:cs="Nikosh"/>
-                <w:sz w:val="28"/>
-              </w:rPr>
-              <w:t>১৮</w:t>
-            </w:r>
-            <w:r>
-              <w:rPr>
-                <w:rFonts w:ascii="Nikosh" w:eastAsia="Nikosh" w:hAnsi="Nikosh" w:cs="Nikosh"/>
-                <w:sz w:val="28"/>
-              </w:rPr>
-              <w:t>/</w:t>
-            </w:r>
-            <w:r>
-              <w:rPr>
-                <w:rFonts w:ascii="Nikosh" w:eastAsia="Nikosh" w:hAnsi="Nikosh" w:cs="Nikosh"/>
-                <w:sz w:val="28"/>
-              </w:rPr>
-              <w:t>০২</w:t>
-            </w:r>
-            <w:r>
-              <w:rPr>
-                <w:rFonts w:ascii="Nikosh" w:eastAsia="Nikosh" w:hAnsi="Nikosh" w:cs="Nikosh"/>
-                <w:sz w:val="28"/>
-              </w:rPr>
-              <w:t>/</w:t>
-            </w:r>
-            <w:r>
-              <w:rPr>
-                <w:rFonts w:ascii="Nikosh" w:eastAsia="Nikosh" w:hAnsi="Nikosh" w:cs="Nikosh"/>
-                <w:sz w:val="28"/>
-              </w:rPr>
-              <w:t>২০২৬</w:t>
+                <w:rFonts w:ascii="Nikosh" w:hAnsi="Nikosh" w:eastAsia="Nikosh" w:cs="Nikosh"/>
+                <w:sz w:val="28"/>
+              </w:rPr>
+              <w:t>১৮/০২/২০২৬</w:t>
             </w:r>
           </w:p>
         </w:tc>
@@ -1873,38 +1733,10 @@
             </w:pPr>
             <w:r>
               <w:rPr>
-                <w:rFonts w:ascii="Nikosh" w:eastAsia="Nikosh" w:hAnsi="Nikosh" w:cs="Nikosh"/>
-                <w:sz w:val="28"/>
-              </w:rPr>
-              <w:t>০৫</w:t>
-            </w:r>
-            <w:r>
-              <w:rPr>
-                <w:rFonts w:ascii="Nikosh" w:eastAsia="Nikosh" w:hAnsi="Nikosh" w:cs="Nikosh"/>
-                <w:sz w:val="28"/>
-              </w:rPr>
-              <w:t>/</w:t>
-            </w:r>
-            <w:r>
-              <w:rPr>
-                <w:rFonts w:ascii="Nikosh" w:eastAsia="Nikosh" w:hAnsi="Nikosh" w:cs="Nikosh"/>
-                <w:sz w:val="28"/>
-              </w:rPr>
-              <w:t>০২</w:t>
-            </w:r>
-            <w:r>
-              <w:rPr>
-                <w:rFonts w:ascii="Nikosh" w:eastAsia="Nikosh" w:hAnsi="Nikosh" w:cs="Nikosh"/>
-                <w:sz w:val="28"/>
-              </w:rPr>
-              <w:t>/</w:t>
-            </w:r>
-            <w:r>
-              <w:rPr>
-                <w:rFonts w:ascii="Nikosh" w:eastAsia="Nikosh" w:hAnsi="Nikosh" w:cs="Nikosh"/>
-                <w:sz w:val="28"/>
-              </w:rPr>
-              <w:t>২০২৬</w:t>
+                <w:rFonts w:ascii="Nikosh" w:hAnsi="Nikosh" w:eastAsia="Nikosh" w:cs="Nikosh"/>
+                <w:sz w:val="28"/>
+              </w:rPr>
+              <w:t>০৫/০২/২০২৬</w:t>
             </w:r>
           </w:p>
         </w:tc>
@@ -2050,38 +1882,10 @@
             </w:pPr>
             <w:r>
               <w:rPr>
-                <w:rFonts w:ascii="Nikosh" w:eastAsia="Nikosh" w:hAnsi="Nikosh" w:cs="Nikosh"/>
-                <w:sz w:val="28"/>
-              </w:rPr>
-              <w:t>৩১</w:t>
-            </w:r>
-            <w:r>
-              <w:rPr>
-                <w:rFonts w:ascii="Nikosh" w:eastAsia="Nikosh" w:hAnsi="Nikosh" w:cs="Nikosh"/>
-                <w:sz w:val="28"/>
-              </w:rPr>
-              <w:t>/</w:t>
-            </w:r>
-            <w:r>
-              <w:rPr>
-                <w:rFonts w:ascii="Nikosh" w:eastAsia="Nikosh" w:hAnsi="Nikosh" w:cs="Nikosh"/>
-                <w:sz w:val="28"/>
-              </w:rPr>
-              <w:t>০৮</w:t>
-            </w:r>
-            <w:r>
-              <w:rPr>
-                <w:rFonts w:ascii="Nikosh" w:eastAsia="Nikosh" w:hAnsi="Nikosh" w:cs="Nikosh"/>
-                <w:sz w:val="28"/>
-              </w:rPr>
-              <w:t>/</w:t>
-            </w:r>
-            <w:r>
-              <w:rPr>
-                <w:rFonts w:ascii="Nikosh" w:eastAsia="Nikosh" w:hAnsi="Nikosh" w:cs="Nikosh"/>
-                <w:sz w:val="28"/>
-              </w:rPr>
-              <w:t>২০২৫</w:t>
+                <w:rFonts w:ascii="Nikosh" w:hAnsi="Nikosh" w:eastAsia="Nikosh" w:cs="Nikosh"/>
+                <w:sz w:val="28"/>
+              </w:rPr>
+              <w:t>৩১/০৮/২০২৫</w:t>
             </w:r>
           </w:p>
         </w:tc>
@@ -2263,38 +2067,10 @@
             </w:pPr>
             <w:r>
               <w:rPr>
-                <w:rFonts w:ascii="Nikosh" w:eastAsia="Nikosh" w:hAnsi="Nikosh" w:cs="Nikosh"/>
-                <w:sz w:val="28"/>
-              </w:rPr>
-              <w:t>০১</w:t>
-            </w:r>
-            <w:r>
-              <w:rPr>
-                <w:rFonts w:ascii="Nikosh" w:eastAsia="Nikosh" w:hAnsi="Nikosh" w:cs="Nikosh"/>
-                <w:sz w:val="28"/>
-              </w:rPr>
-              <w:t>/</w:t>
-            </w:r>
-            <w:r>
-              <w:rPr>
-                <w:rFonts w:ascii="Nikosh" w:eastAsia="Nikosh" w:hAnsi="Nikosh" w:cs="Nikosh"/>
-                <w:sz w:val="28"/>
-              </w:rPr>
-              <w:t>০৫</w:t>
-            </w:r>
-            <w:r>
-              <w:rPr>
-                <w:rFonts w:ascii="Nikosh" w:eastAsia="Nikosh" w:hAnsi="Nikosh" w:cs="Nikosh"/>
-                <w:sz w:val="28"/>
-              </w:rPr>
-              <w:t>/</w:t>
-            </w:r>
-            <w:r>
-              <w:rPr>
-                <w:rFonts w:ascii="Nikosh" w:eastAsia="Nikosh" w:hAnsi="Nikosh" w:cs="Nikosh"/>
-                <w:sz w:val="28"/>
-              </w:rPr>
-              <w:t>২০২৫</w:t>
+                <w:rFonts w:ascii="Nikosh" w:hAnsi="Nikosh" w:eastAsia="Nikosh" w:cs="Nikosh"/>
+                <w:sz w:val="28"/>
+              </w:rPr>
+              <w:t>০১/০৫/২০২৫</w:t>
             </w:r>
           </w:p>
         </w:tc>
@@ -2438,6 +2214,12 @@
             <w:pPr>
               <w:jc w:val="center"/>
             </w:pPr>
+            <w:r>
+              <w:rPr>
+                <w:rFonts w:ascii="Nikosh" w:hAnsi="Nikosh" w:eastAsia="Nikosh" w:cs="Nikosh"/>
+                <w:sz w:val="28"/>
+              </w:rPr>
+            </w:r>
           </w:p>
         </w:tc>
         <w:tc>
@@ -2582,38 +2364,10 @@
             </w:pPr>
             <w:r>
               <w:rPr>
-                <w:rFonts w:ascii="Nikosh" w:eastAsia="Nikosh" w:hAnsi="Nikosh" w:cs="Nikosh"/>
-                <w:sz w:val="28"/>
-              </w:rPr>
-              <w:t>২৮</w:t>
-            </w:r>
-            <w:r>
-              <w:rPr>
-                <w:rFonts w:ascii="Nikosh" w:eastAsia="Nikosh" w:hAnsi="Nikosh" w:cs="Nikosh"/>
-                <w:sz w:val="28"/>
-              </w:rPr>
-              <w:t>/</w:t>
-            </w:r>
-            <w:r>
-              <w:rPr>
-                <w:rFonts w:ascii="Nikosh" w:eastAsia="Nikosh" w:hAnsi="Nikosh" w:cs="Nikosh"/>
-                <w:sz w:val="28"/>
-              </w:rPr>
-              <w:t>০৩</w:t>
-            </w:r>
-            <w:r>
-              <w:rPr>
-                <w:rFonts w:ascii="Nikosh" w:eastAsia="Nikosh" w:hAnsi="Nikosh" w:cs="Nikosh"/>
-                <w:sz w:val="28"/>
-              </w:rPr>
-              <w:t>/</w:t>
-            </w:r>
-            <w:r>
-              <w:rPr>
-                <w:rFonts w:ascii="Nikosh" w:eastAsia="Nikosh" w:hAnsi="Nikosh" w:cs="Nikosh"/>
-                <w:sz w:val="28"/>
-              </w:rPr>
-              <w:t>২০২১</w:t>
+                <w:rFonts w:ascii="Nikosh" w:hAnsi="Nikosh" w:eastAsia="Nikosh" w:cs="Nikosh"/>
+                <w:sz w:val="28"/>
+              </w:rPr>
+              <w:t>২৮/০৩/২০২১</w:t>
             </w:r>
           </w:p>
         </w:tc>
@@ -2793,6 +2547,12 @@
             <w:pPr>
               <w:jc w:val="center"/>
             </w:pPr>
+            <w:r>
+              <w:rPr>
+                <w:rFonts w:ascii="Nikosh" w:hAnsi="Nikosh" w:eastAsia="Nikosh" w:cs="Nikosh"/>
+                <w:sz w:val="28"/>
+              </w:rPr>
+            </w:r>
           </w:p>
         </w:tc>
         <w:tc>
@@ -2973,38 +2733,10 @@
             </w:pPr>
             <w:r>
               <w:rPr>
-                <w:rFonts w:ascii="Nikosh" w:eastAsia="Nikosh" w:hAnsi="Nikosh" w:cs="Nikosh"/>
-                <w:sz w:val="28"/>
-              </w:rPr>
-              <w:t>২৬</w:t>
-            </w:r>
-            <w:r>
-              <w:rPr>
-                <w:rFonts w:ascii="Nikosh" w:eastAsia="Nikosh" w:hAnsi="Nikosh" w:cs="Nikosh"/>
-                <w:sz w:val="28"/>
-              </w:rPr>
-              <w:t>/</w:t>
-            </w:r>
-            <w:r>
-              <w:rPr>
-                <w:rFonts w:ascii="Nikosh" w:eastAsia="Nikosh" w:hAnsi="Nikosh" w:cs="Nikosh"/>
-                <w:sz w:val="28"/>
-              </w:rPr>
-              <w:t>০৭</w:t>
-            </w:r>
-            <w:r>
-              <w:rPr>
-                <w:rFonts w:ascii="Nikosh" w:eastAsia="Nikosh" w:hAnsi="Nikosh" w:cs="Nikosh"/>
-                <w:sz w:val="28"/>
-              </w:rPr>
-              <w:t>/</w:t>
-            </w:r>
-            <w:r>
-              <w:rPr>
-                <w:rFonts w:ascii="Nikosh" w:eastAsia="Nikosh" w:hAnsi="Nikosh" w:cs="Nikosh"/>
-                <w:sz w:val="28"/>
-              </w:rPr>
-              <w:t>২০২৬</w:t>
+                <w:rFonts w:ascii="Nikosh" w:hAnsi="Nikosh" w:eastAsia="Nikosh" w:cs="Nikosh"/>
+                <w:sz w:val="28"/>
+              </w:rPr>
+              <w:t>২৬/০৭/২০২৬</w:t>
             </w:r>
           </w:p>
         </w:tc>
@@ -3184,38 +2916,10 @@
             </w:pPr>
             <w:r>
               <w:rPr>
-                <w:rFonts w:ascii="Nikosh" w:eastAsia="Nikosh" w:hAnsi="Nikosh" w:cs="Nikosh"/>
-                <w:sz w:val="28"/>
-              </w:rPr>
-              <w:t>২৬</w:t>
-            </w:r>
-            <w:r>
-              <w:rPr>
-                <w:rFonts w:ascii="Nikosh" w:eastAsia="Nikosh" w:hAnsi="Nikosh" w:cs="Nikosh"/>
-                <w:sz w:val="28"/>
-              </w:rPr>
-              <w:t>/</w:t>
-            </w:r>
-            <w:r>
-              <w:rPr>
-                <w:rFonts w:ascii="Nikosh" w:eastAsia="Nikosh" w:hAnsi="Nikosh" w:cs="Nikosh"/>
-                <w:sz w:val="28"/>
-              </w:rPr>
-              <w:t>০৭</w:t>
-            </w:r>
-            <w:r>
-              <w:rPr>
-                <w:rFonts w:ascii="Nikosh" w:eastAsia="Nikosh" w:hAnsi="Nikosh" w:cs="Nikosh"/>
-                <w:sz w:val="28"/>
-              </w:rPr>
-              <w:t>/</w:t>
-            </w:r>
-            <w:r>
-              <w:rPr>
-                <w:rFonts w:ascii="Nikosh" w:eastAsia="Nikosh" w:hAnsi="Nikosh" w:cs="Nikosh"/>
-                <w:sz w:val="28"/>
-              </w:rPr>
-              <w:t>২০২৬</w:t>
+                <w:rFonts w:ascii="Nikosh" w:hAnsi="Nikosh" w:eastAsia="Nikosh" w:cs="Nikosh"/>
+                <w:sz w:val="28"/>
+              </w:rPr>
+              <w:t>২৬/০৭/২০২৬</w:t>
             </w:r>
           </w:p>
         </w:tc>
@@ -3397,24 +3101,10 @@
             </w:pPr>
             <w:r>
               <w:rPr>
-                <w:rFonts w:ascii="Nikosh" w:eastAsia="Nikosh" w:hAnsi="Nikosh" w:cs="Nikosh"/>
-                <w:sz w:val="28"/>
-              </w:rPr>
-              <w:t>২</w:t>
-            </w:r>
-            <w:r>
-              <w:rPr>
-                <w:rFonts w:ascii="Nikosh" w:eastAsia="Nikosh" w:hAnsi="Nikosh" w:cs="Nikosh"/>
-                <w:sz w:val="28"/>
-              </w:rPr>
-              <w:t>৮</w:t>
-            </w:r>
-            <w:r>
-              <w:rPr>
-                <w:rFonts w:ascii="Nikosh" w:eastAsia="Nikosh" w:hAnsi="Nikosh" w:cs="Nikosh"/>
-                <w:sz w:val="28"/>
-              </w:rPr>
-              <w:t>/০৭/২০২৬</w:t>
+                <w:rFonts w:ascii="Nikosh" w:hAnsi="Nikosh" w:eastAsia="Nikosh" w:cs="Nikosh"/>
+                <w:sz w:val="28"/>
+              </w:rPr>
+              <w:t>২৮/০৭/২০২৬</w:t>
             </w:r>
           </w:p>
         </w:tc>
@@ -3594,6 +3284,12 @@
             <w:pPr>
               <w:jc w:val="center"/>
             </w:pPr>
+            <w:r>
+              <w:rPr>
+                <w:rFonts w:ascii="Nikosh" w:hAnsi="Nikosh" w:eastAsia="Nikosh" w:cs="Nikosh"/>
+                <w:sz w:val="28"/>
+              </w:rPr>
+            </w:r>
           </w:p>
         </w:tc>
         <w:tc>
@@ -3783,6 +3479,12 @@
             <w:pPr>
               <w:jc w:val="center"/>
             </w:pPr>
+            <w:r>
+              <w:rPr>
+                <w:rFonts w:ascii="Nikosh" w:hAnsi="Nikosh" w:eastAsia="Nikosh" w:cs="Nikosh"/>
+                <w:sz w:val="28"/>
+              </w:rPr>
+            </w:r>
           </w:p>
         </w:tc>
         <w:tc>
@@ -3943,6 +3645,12 @@
             <w:pPr>
               <w:jc w:val="center"/>
             </w:pPr>
+            <w:r>
+              <w:rPr>
+                <w:rFonts w:ascii="Nikosh" w:hAnsi="Nikosh" w:eastAsia="Nikosh" w:cs="Nikosh"/>
+                <w:sz w:val="28"/>
+              </w:rPr>
+            </w:r>
           </w:p>
         </w:tc>
         <w:tc>
@@ -4103,6 +3811,12 @@
             <w:pPr>
               <w:jc w:val="center"/>
             </w:pPr>
+            <w:r>
+              <w:rPr>
+                <w:rFonts w:ascii="Nikosh" w:hAnsi="Nikosh" w:eastAsia="Nikosh" w:cs="Nikosh"/>
+                <w:sz w:val="28"/>
+              </w:rPr>
+            </w:r>
           </w:p>
         </w:tc>
         <w:tc>
@@ -4281,38 +3995,10 @@
             </w:pPr>
             <w:r>
               <w:rPr>
-                <w:rFonts w:ascii="Nikosh" w:eastAsia="Nikosh" w:hAnsi="Nikosh" w:cs="Nikosh"/>
-                <w:sz w:val="28"/>
-              </w:rPr>
-              <w:t>২৫</w:t>
-            </w:r>
-            <w:r>
-              <w:rPr>
-                <w:rFonts w:ascii="Nikosh" w:eastAsia="Nikosh" w:hAnsi="Nikosh" w:cs="Nikosh"/>
-                <w:sz w:val="28"/>
-              </w:rPr>
-              <w:t>/</w:t>
-            </w:r>
-            <w:r>
-              <w:rPr>
-                <w:rFonts w:ascii="Nikosh" w:eastAsia="Nikosh" w:hAnsi="Nikosh" w:cs="Nikosh"/>
-                <w:sz w:val="28"/>
-              </w:rPr>
-              <w:t>০৮</w:t>
-            </w:r>
-            <w:r>
-              <w:rPr>
-                <w:rFonts w:ascii="Nikosh" w:eastAsia="Nikosh" w:hAnsi="Nikosh" w:cs="Nikosh"/>
-                <w:sz w:val="28"/>
-              </w:rPr>
-              <w:t>/</w:t>
-            </w:r>
-            <w:r>
-              <w:rPr>
-                <w:rFonts w:ascii="Nikosh" w:eastAsia="Nikosh" w:hAnsi="Nikosh" w:cs="Nikosh"/>
-                <w:sz w:val="28"/>
-              </w:rPr>
-              <w:t>২০২৬</w:t>
+                <w:rFonts w:ascii="Nikosh" w:hAnsi="Nikosh" w:eastAsia="Nikosh" w:cs="Nikosh"/>
+                <w:sz w:val="28"/>
+              </w:rPr>
+              <w:t>২৫/০৮/২০২৬</w:t>
             </w:r>
           </w:p>
         </w:tc>
@@ -4500,45 +4186,9 @@
             </w:pPr>
             <w:r>
               <w:rPr>
-                <w:rFonts w:ascii="Nikosh" w:eastAsia="Nikosh" w:hAnsi="Nikosh" w:cs="Nikosh"/>
-                <w:sz w:val="28"/>
-              </w:rPr>
-              <w:t>২</w:t>
-            </w:r>
-            <w:r>
-              <w:rPr>
-                <w:rFonts w:ascii="Nikosh" w:eastAsia="Nikosh" w:hAnsi="Nikosh" w:cs="Nikosh"/>
-                <w:sz w:val="28"/>
-              </w:rPr>
-              <w:t>৮</w:t>
-            </w:r>
-            <w:r>
-              <w:rPr>
-                <w:rFonts w:ascii="Nikosh" w:eastAsia="Nikosh" w:hAnsi="Nikosh" w:cs="Nikosh"/>
-                <w:sz w:val="28"/>
-              </w:rPr>
-              <w:t>/০</w:t>
-            </w:r>
-            <w:r>
-              <w:rPr>
-                <w:rFonts w:ascii="Nikosh" w:eastAsia="Nikosh" w:hAnsi="Nikosh" w:cs="Nikosh"/>
-                <w:sz w:val="28"/>
-              </w:rPr>
-              <w:t>১</w:t>
-            </w:r>
-            <w:r>
-              <w:rPr>
-                <w:rFonts w:ascii="Nikosh" w:eastAsia="Nikosh" w:hAnsi="Nikosh" w:cs="Nikosh"/>
-                <w:sz w:val="28"/>
-              </w:rPr>
-              <w:t>/২০২</w:t>
-            </w:r>
-            <w:r>
-              <w:rPr>
-                <w:rFonts w:ascii="Nikosh" w:eastAsia="Nikosh" w:hAnsi="Nikosh" w:cs="Nikosh"/>
-                <w:sz w:val="28"/>
-              </w:rPr>
-              <w:t>৫</w:t>
+                <w:rFonts w:ascii="Nikosh" w:hAnsi="Nikosh" w:eastAsia="Nikosh" w:cs="Nikosh"/>
+                <w:sz w:val="28"/>
+              </w:rPr>
             </w:r>
           </w:p>
         </w:tc>
@@ -4753,38 +4403,10 @@
             </w:pPr>
             <w:r>
               <w:rPr>
-                <w:rFonts w:ascii="Nikosh" w:eastAsia="Nikosh" w:hAnsi="Nikosh" w:cs="Nikosh"/>
-                <w:sz w:val="28"/>
-              </w:rPr>
-              <w:t>১০</w:t>
-            </w:r>
-            <w:r>
-              <w:rPr>
-                <w:rFonts w:ascii="Nikosh" w:eastAsia="Nikosh" w:hAnsi="Nikosh" w:cs="Nikosh"/>
-                <w:sz w:val="28"/>
-              </w:rPr>
-              <w:t>/</w:t>
-            </w:r>
-            <w:r>
-              <w:rPr>
-                <w:rFonts w:ascii="Nikosh" w:eastAsia="Nikosh" w:hAnsi="Nikosh" w:cs="Nikosh"/>
-                <w:sz w:val="28"/>
-              </w:rPr>
-              <w:t>১০</w:t>
-            </w:r>
-            <w:r>
-              <w:rPr>
-                <w:rFonts w:ascii="Nikosh" w:eastAsia="Nikosh" w:hAnsi="Nikosh" w:cs="Nikosh"/>
-                <w:sz w:val="28"/>
-              </w:rPr>
-              <w:t>/২০২</w:t>
-            </w:r>
-            <w:r>
-              <w:rPr>
-                <w:rFonts w:ascii="Nikosh" w:eastAsia="Nikosh" w:hAnsi="Nikosh" w:cs="Nikosh"/>
-                <w:sz w:val="28"/>
-              </w:rPr>
-              <w:t>৬</w:t>
+                <w:rFonts w:ascii="Nikosh" w:hAnsi="Nikosh" w:eastAsia="Nikosh" w:cs="Nikosh"/>
+                <w:sz w:val="28"/>
+              </w:rPr>
+              <w:t>১০/১০/২০২৬</w:t>
             </w:r>
           </w:p>
         </w:tc>
@@ -5021,6 +4643,12 @@
             <w:pPr>
               <w:jc w:val="center"/>
             </w:pPr>
+            <w:r>
+              <w:rPr>
+                <w:rFonts w:ascii="Nikosh" w:hAnsi="Nikosh" w:eastAsia="Nikosh" w:cs="Nikosh"/>
+                <w:sz w:val="28"/>
+              </w:rPr>
+            </w:r>
           </w:p>
         </w:tc>
         <w:tc>
@@ -5199,6 +4827,12 @@
             <w:pPr>
               <w:jc w:val="center"/>
             </w:pPr>
+            <w:r>
+              <w:rPr>
+                <w:rFonts w:ascii="Nikosh" w:hAnsi="Nikosh" w:eastAsia="Nikosh" w:cs="Nikosh"/>
+                <w:sz w:val="28"/>
+              </w:rPr>
+            </w:r>
           </w:p>
         </w:tc>
         <w:tc>
@@ -5377,6 +5011,12 @@
             <w:pPr>
               <w:jc w:val="center"/>
             </w:pPr>
+            <w:r>
+              <w:rPr>
+                <w:rFonts w:ascii="Nikosh" w:hAnsi="Nikosh" w:eastAsia="Nikosh" w:cs="Nikosh"/>
+                <w:sz w:val="28"/>
+              </w:rPr>
+            </w:r>
           </w:p>
         </w:tc>
         <w:tc>
@@ -5599,6 +5239,12 @@
             <w:pPr>
               <w:jc w:val="center"/>
             </w:pPr>
+            <w:r>
+              <w:rPr>
+                <w:rFonts w:ascii="Nikosh" w:hAnsi="Nikosh" w:eastAsia="Nikosh" w:cs="Nikosh"/>
+                <w:sz w:val="28"/>
+              </w:rPr>
+            </w:r>
           </w:p>
         </w:tc>
         <w:tc>
@@ -5795,6 +5441,12 @@
             <w:pPr>
               <w:jc w:val="center"/>
             </w:pPr>
+            <w:r>
+              <w:rPr>
+                <w:rFonts w:ascii="Nikosh" w:hAnsi="Nikosh" w:eastAsia="Nikosh" w:cs="Nikosh"/>
+                <w:sz w:val="28"/>
+              </w:rPr>
+            </w:r>
           </w:p>
         </w:tc>
         <w:tc>
@@ -5991,6 +5643,12 @@
             <w:pPr>
               <w:jc w:val="center"/>
             </w:pPr>
+            <w:r>
+              <w:rPr>
+                <w:rFonts w:ascii="Nikosh" w:hAnsi="Nikosh" w:eastAsia="Nikosh" w:cs="Nikosh"/>
+                <w:sz w:val="28"/>
+              </w:rPr>
+            </w:r>
           </w:p>
         </w:tc>
         <w:tc>
@@ -6254,6 +5912,12 @@
             <w:pPr>
               <w:jc w:val="center"/>
             </w:pPr>
+            <w:r>
+              <w:rPr>
+                <w:rFonts w:ascii="Nikosh" w:hAnsi="Nikosh" w:eastAsia="Nikosh" w:cs="Nikosh"/>
+                <w:sz w:val="28"/>
+              </w:rPr>
+            </w:r>
           </w:p>
         </w:tc>
         <w:tc>
@@ -6423,31 +6087,13 @@
             <w:pPr>
               <w:jc w:val="center"/>
             </w:pPr>
-            <w:proofErr w:type="spellStart"/>
-            <w:r>
-              <w:rPr>
-                <w:rFonts w:ascii="Nikosh" w:eastAsia="Nikosh" w:hAnsi="Nikosh" w:cs="Nikosh"/>
-                <w:sz w:val="28"/>
-              </w:rPr>
-              <w:t>চলমান</w:t>
-            </w:r>
-            <w:proofErr w:type="spellEnd"/>
-            <w:r>
-              <w:rPr>
-                <w:rFonts w:ascii="Nikosh" w:eastAsia="Nikosh" w:hAnsi="Nikosh" w:cs="Nikosh"/>
-                <w:sz w:val="28"/>
-              </w:rPr>
-              <w:t xml:space="preserve"> </w:t>
-            </w:r>
-            <w:proofErr w:type="spellStart"/>
-            <w:r>
-              <w:rPr>
-                <w:rFonts w:ascii="Nikosh" w:eastAsia="Nikosh" w:hAnsi="Nikosh" w:cs="Nikosh"/>
-                <w:sz w:val="28"/>
-              </w:rPr>
-              <w:t>প্রকল্পসমূহ</w:t>
-            </w:r>
-            <w:proofErr w:type="spellEnd"/>
+            <w:r>
+              <w:rPr>
+                <w:rFonts w:ascii="Nikosh" w:hAnsi="Nikosh" w:eastAsia="Nikosh" w:cs="Nikosh"/>
+                <w:sz w:val="28"/>
+              </w:rPr>
+              <w:t>চলমান প্রকল্পসমূহ</w:t>
+            </w:r>
           </w:p>
         </w:tc>
       </w:tr>
@@ -6620,6 +6266,12 @@
             <w:pPr>
               <w:jc w:val="center"/>
             </w:pPr>
+            <w:r>
+              <w:rPr>
+                <w:rFonts w:ascii="Nikosh" w:hAnsi="Nikosh" w:eastAsia="Nikosh" w:cs="Nikosh"/>
+                <w:sz w:val="28"/>
+              </w:rPr>
+            </w:r>
           </w:p>
         </w:tc>
         <w:tc>
@@ -6853,38 +6505,10 @@
             </w:pPr>
             <w:r>
               <w:rPr>
-                <w:rFonts w:ascii="Nikosh" w:eastAsia="Nikosh" w:hAnsi="Nikosh" w:cs="Nikosh"/>
-                <w:sz w:val="28"/>
-              </w:rPr>
-              <w:t>০১</w:t>
-            </w:r>
-            <w:r>
-              <w:rPr>
-                <w:rFonts w:ascii="Nikosh" w:eastAsia="Nikosh" w:hAnsi="Nikosh" w:cs="Nikosh"/>
-                <w:sz w:val="28"/>
-              </w:rPr>
-              <w:t>/</w:t>
-            </w:r>
-            <w:r>
-              <w:rPr>
-                <w:rFonts w:ascii="Nikosh" w:eastAsia="Nikosh" w:hAnsi="Nikosh" w:cs="Nikosh"/>
-                <w:sz w:val="28"/>
-              </w:rPr>
-              <w:t>১০</w:t>
-            </w:r>
-            <w:r>
-              <w:rPr>
-                <w:rFonts w:ascii="Nikosh" w:eastAsia="Nikosh" w:hAnsi="Nikosh" w:cs="Nikosh"/>
-                <w:sz w:val="28"/>
-              </w:rPr>
-              <w:t>/</w:t>
-            </w:r>
-            <w:r>
-              <w:rPr>
-                <w:rFonts w:ascii="Nikosh" w:eastAsia="Nikosh" w:hAnsi="Nikosh" w:cs="Nikosh"/>
-                <w:sz w:val="28"/>
-              </w:rPr>
-              <w:t>২০২৫</w:t>
+                <w:rFonts w:ascii="Nikosh" w:hAnsi="Nikosh" w:eastAsia="Nikosh" w:cs="Nikosh"/>
+                <w:sz w:val="28"/>
+              </w:rPr>
+              <w:t>০১/১০/২০২৫</w:t>
             </w:r>
           </w:p>
         </w:tc>
@@ -7094,38 +6718,10 @@
             </w:pPr>
             <w:r>
               <w:rPr>
-                <w:rFonts w:ascii="Nikosh" w:eastAsia="Nikosh" w:hAnsi="Nikosh" w:cs="Nikosh"/>
-                <w:sz w:val="28"/>
-              </w:rPr>
-              <w:t>৩০</w:t>
-            </w:r>
-            <w:r>
-              <w:rPr>
-                <w:rFonts w:ascii="Nikosh" w:eastAsia="Nikosh" w:hAnsi="Nikosh" w:cs="Nikosh"/>
-                <w:sz w:val="28"/>
-              </w:rPr>
-              <w:t>/</w:t>
-            </w:r>
-            <w:r>
-              <w:rPr>
-                <w:rFonts w:ascii="Nikosh" w:eastAsia="Nikosh" w:hAnsi="Nikosh" w:cs="Nikosh"/>
-                <w:sz w:val="28"/>
-              </w:rPr>
-              <w:t>০১</w:t>
-            </w:r>
-            <w:r>
-              <w:rPr>
-                <w:rFonts w:ascii="Nikosh" w:eastAsia="Nikosh" w:hAnsi="Nikosh" w:cs="Nikosh"/>
-                <w:sz w:val="28"/>
-              </w:rPr>
-              <w:t>/</w:t>
-            </w:r>
-            <w:r>
-              <w:rPr>
-                <w:rFonts w:ascii="Nikosh" w:eastAsia="Nikosh" w:hAnsi="Nikosh" w:cs="Nikosh"/>
-                <w:sz w:val="28"/>
-              </w:rPr>
-              <w:t>২০২৬</w:t>
+                <w:rFonts w:ascii="Nikosh" w:hAnsi="Nikosh" w:eastAsia="Nikosh" w:cs="Nikosh"/>
+                <w:sz w:val="28"/>
+              </w:rPr>
+              <w:t>৩০/০১/২০২৬</w:t>
             </w:r>
           </w:p>
         </w:tc>
@@ -7317,38 +6913,10 @@
             </w:pPr>
             <w:r>
               <w:rPr>
-                <w:rFonts w:ascii="Nikosh" w:eastAsia="Nikosh" w:hAnsi="Nikosh" w:cs="Nikosh"/>
-                <w:sz w:val="28"/>
-              </w:rPr>
-              <w:t>২২</w:t>
-            </w:r>
-            <w:r>
-              <w:rPr>
-                <w:rFonts w:ascii="Nikosh" w:eastAsia="Nikosh" w:hAnsi="Nikosh" w:cs="Nikosh"/>
-                <w:sz w:val="28"/>
-              </w:rPr>
-              <w:t>/</w:t>
-            </w:r>
-            <w:r>
-              <w:rPr>
-                <w:rFonts w:ascii="Nikosh" w:eastAsia="Nikosh" w:hAnsi="Nikosh" w:cs="Nikosh"/>
-                <w:sz w:val="28"/>
-              </w:rPr>
-              <w:t>০৪</w:t>
-            </w:r>
-            <w:r>
-              <w:rPr>
-                <w:rFonts w:ascii="Nikosh" w:eastAsia="Nikosh" w:hAnsi="Nikosh" w:cs="Nikosh"/>
-                <w:sz w:val="28"/>
-              </w:rPr>
-              <w:t>/</w:t>
-            </w:r>
-            <w:r>
-              <w:rPr>
-                <w:rFonts w:ascii="Nikosh" w:eastAsia="Nikosh" w:hAnsi="Nikosh" w:cs="Nikosh"/>
-                <w:sz w:val="28"/>
-              </w:rPr>
-              <w:t>২০২৬</w:t>
+                <w:rFonts w:ascii="Nikosh" w:hAnsi="Nikosh" w:eastAsia="Nikosh" w:cs="Nikosh"/>
+                <w:sz w:val="28"/>
+              </w:rPr>
+              <w:t>২২/০৪/২০২৬</w:t>
             </w:r>
           </w:p>
         </w:tc>
@@ -7433,31 +7001,13 @@
             <w:pPr>
               <w:jc w:val="center"/>
             </w:pPr>
-            <w:proofErr w:type="spellStart"/>
-            <w:r>
-              <w:rPr>
-                <w:rFonts w:ascii="Nikosh" w:eastAsia="Nikosh" w:hAnsi="Nikosh" w:cs="Nikosh"/>
-                <w:sz w:val="28"/>
-              </w:rPr>
-              <w:t>সমাপ্ত</w:t>
-            </w:r>
-            <w:proofErr w:type="spellEnd"/>
-            <w:r>
-              <w:rPr>
-                <w:rFonts w:ascii="Nikosh" w:eastAsia="Nikosh" w:hAnsi="Nikosh" w:cs="Nikosh"/>
-                <w:sz w:val="28"/>
-              </w:rPr>
-              <w:t xml:space="preserve"> </w:t>
-            </w:r>
-            <w:proofErr w:type="spellStart"/>
-            <w:r>
-              <w:rPr>
-                <w:rFonts w:ascii="Nikosh" w:eastAsia="Nikosh" w:hAnsi="Nikosh" w:cs="Nikosh"/>
-                <w:sz w:val="28"/>
-              </w:rPr>
-              <w:t>প্রকল্পসমূহ</w:t>
-            </w:r>
-            <w:proofErr w:type="spellEnd"/>
+            <w:r>
+              <w:rPr>
+                <w:rFonts w:ascii="Nikosh" w:hAnsi="Nikosh" w:eastAsia="Nikosh" w:cs="Nikosh"/>
+                <w:sz w:val="28"/>
+              </w:rPr>
+              <w:t>সমাপ্ত প্রকল্পসমূহ</w:t>
+            </w:r>
           </w:p>
         </w:tc>
       </w:tr>
@@ -7648,6 +7198,12 @@
             <w:pPr>
               <w:jc w:val="center"/>
             </w:pPr>
+            <w:r>
+              <w:rPr>
+                <w:rFonts w:ascii="Nikosh" w:hAnsi="Nikosh" w:eastAsia="Nikosh" w:cs="Nikosh"/>
+                <w:sz w:val="28"/>
+              </w:rPr>
+            </w:r>
           </w:p>
         </w:tc>
         <w:tc>
@@ -7856,38 +7412,10 @@
             </w:pPr>
             <w:r>
               <w:rPr>
-                <w:rFonts w:ascii="Nikosh" w:eastAsia="Nikosh" w:hAnsi="Nikosh" w:cs="Nikosh"/>
-                <w:sz w:val="28"/>
-              </w:rPr>
-              <w:t>০২</w:t>
-            </w:r>
-            <w:r>
-              <w:rPr>
-                <w:rFonts w:ascii="Nikosh" w:eastAsia="Nikosh" w:hAnsi="Nikosh" w:cs="Nikosh"/>
-                <w:sz w:val="28"/>
-              </w:rPr>
-              <w:t>/</w:t>
-            </w:r>
-            <w:r>
-              <w:rPr>
-                <w:rFonts w:ascii="Nikosh" w:eastAsia="Nikosh" w:hAnsi="Nikosh" w:cs="Nikosh"/>
-                <w:sz w:val="28"/>
-              </w:rPr>
-              <w:t>০৭</w:t>
-            </w:r>
-            <w:r>
-              <w:rPr>
-                <w:rFonts w:ascii="Nikosh" w:eastAsia="Nikosh" w:hAnsi="Nikosh" w:cs="Nikosh"/>
-                <w:sz w:val="28"/>
-              </w:rPr>
-              <w:t>/</w:t>
-            </w:r>
-            <w:r>
-              <w:rPr>
-                <w:rFonts w:ascii="Nikosh" w:eastAsia="Nikosh" w:hAnsi="Nikosh" w:cs="Nikosh"/>
-                <w:sz w:val="28"/>
-              </w:rPr>
-              <w:t>২০২৫</w:t>
+                <w:rFonts w:ascii="Nikosh" w:hAnsi="Nikosh" w:eastAsia="Nikosh" w:cs="Nikosh"/>
+                <w:sz w:val="28"/>
+              </w:rPr>
+              <w:t>০২/০৭/২০২৫</w:t>
             </w:r>
           </w:p>
         </w:tc>
@@ -8080,38 +7608,10 @@
             </w:pPr>
             <w:r>
               <w:rPr>
-                <w:rFonts w:ascii="Nikosh" w:eastAsia="Nikosh" w:hAnsi="Nikosh" w:cs="Nikosh"/>
-                <w:sz w:val="28"/>
-              </w:rPr>
-              <w:t>২৬</w:t>
-            </w:r>
-            <w:r>
-              <w:rPr>
-                <w:rFonts w:ascii="Nikosh" w:eastAsia="Nikosh" w:hAnsi="Nikosh" w:cs="Nikosh"/>
-                <w:sz w:val="28"/>
-              </w:rPr>
-              <w:t>/</w:t>
-            </w:r>
-            <w:r>
-              <w:rPr>
-                <w:rFonts w:ascii="Nikosh" w:eastAsia="Nikosh" w:hAnsi="Nikosh" w:cs="Nikosh"/>
-                <w:sz w:val="28"/>
-              </w:rPr>
-              <w:t>০৭</w:t>
-            </w:r>
-            <w:r>
-              <w:rPr>
-                <w:rFonts w:ascii="Nikosh" w:eastAsia="Nikosh" w:hAnsi="Nikosh" w:cs="Nikosh"/>
-                <w:sz w:val="28"/>
-              </w:rPr>
-              <w:t>/</w:t>
-            </w:r>
-            <w:r>
-              <w:rPr>
-                <w:rFonts w:ascii="Nikosh" w:eastAsia="Nikosh" w:hAnsi="Nikosh" w:cs="Nikosh"/>
-                <w:sz w:val="28"/>
-              </w:rPr>
-              <w:t>২০২৬</w:t>
+                <w:rFonts w:ascii="Nikosh" w:hAnsi="Nikosh" w:eastAsia="Nikosh" w:cs="Nikosh"/>
+                <w:sz w:val="28"/>
+              </w:rPr>
+              <w:t>২৬/০৭/২০২৬</w:t>
             </w:r>
           </w:p>
         </w:tc>
@@ -8309,6 +7809,12 @@
             <w:pPr>
               <w:jc w:val="center"/>
             </w:pPr>
+            <w:r>
+              <w:rPr>
+                <w:rFonts w:ascii="Nikosh" w:hAnsi="Nikosh" w:eastAsia="Nikosh" w:cs="Nikosh"/>
+                <w:sz w:val="28"/>
+              </w:rPr>
+            </w:r>
           </w:p>
         </w:tc>
         <w:tc>
@@ -8489,38 +7995,10 @@
             </w:pPr>
             <w:r>
               <w:rPr>
-                <w:rFonts w:ascii="Nikosh" w:eastAsia="Nikosh" w:hAnsi="Nikosh" w:cs="Nikosh"/>
-                <w:sz w:val="28"/>
-              </w:rPr>
-              <w:t>২৬</w:t>
-            </w:r>
-            <w:r>
-              <w:rPr>
-                <w:rFonts w:ascii="Nikosh" w:eastAsia="Nikosh" w:hAnsi="Nikosh" w:cs="Nikosh"/>
-                <w:sz w:val="28"/>
-              </w:rPr>
-              <w:t>/</w:t>
-            </w:r>
-            <w:r>
-              <w:rPr>
-                <w:rFonts w:ascii="Nikosh" w:eastAsia="Nikosh" w:hAnsi="Nikosh" w:cs="Nikosh"/>
-                <w:sz w:val="28"/>
-              </w:rPr>
-              <w:t>০৭</w:t>
-            </w:r>
-            <w:r>
-              <w:rPr>
-                <w:rFonts w:ascii="Nikosh" w:eastAsia="Nikosh" w:hAnsi="Nikosh" w:cs="Nikosh"/>
-                <w:sz w:val="28"/>
-              </w:rPr>
-              <w:t>/</w:t>
-            </w:r>
-            <w:r>
-              <w:rPr>
-                <w:rFonts w:ascii="Nikosh" w:eastAsia="Nikosh" w:hAnsi="Nikosh" w:cs="Nikosh"/>
-                <w:sz w:val="28"/>
-              </w:rPr>
-              <w:t>২০২৬</w:t>
+                <w:rFonts w:ascii="Nikosh" w:hAnsi="Nikosh" w:eastAsia="Nikosh" w:cs="Nikosh"/>
+                <w:sz w:val="28"/>
+              </w:rPr>
+              <w:t>২৬/০৭/২০২৬</w:t>
             </w:r>
           </w:p>
         </w:tc>
@@ -8700,6 +8178,12 @@
             <w:pPr>
               <w:jc w:val="center"/>
             </w:pPr>
+            <w:r>
+              <w:rPr>
+                <w:rFonts w:ascii="Nikosh" w:hAnsi="Nikosh" w:eastAsia="Nikosh" w:cs="Nikosh"/>
+                <w:sz w:val="28"/>
+              </w:rPr>
+            </w:r>
           </w:p>
         </w:tc>
         <w:tc>
@@ -8912,38 +8396,10 @@
             </w:pPr>
             <w:r>
               <w:rPr>
-                <w:rFonts w:ascii="Nikosh" w:eastAsia="Nikosh" w:hAnsi="Nikosh" w:cs="Nikosh"/>
-                <w:sz w:val="28"/>
-              </w:rPr>
-              <w:t>২৫</w:t>
-            </w:r>
-            <w:r>
-              <w:rPr>
-                <w:rFonts w:ascii="Nikosh" w:eastAsia="Nikosh" w:hAnsi="Nikosh" w:cs="Nikosh"/>
-                <w:sz w:val="28"/>
-              </w:rPr>
-              <w:t>/</w:t>
-            </w:r>
-            <w:r>
-              <w:rPr>
-                <w:rFonts w:ascii="Nikosh" w:eastAsia="Nikosh" w:hAnsi="Nikosh" w:cs="Nikosh"/>
-                <w:sz w:val="28"/>
-              </w:rPr>
-              <w:t>১১</w:t>
-            </w:r>
-            <w:r>
-              <w:rPr>
-                <w:rFonts w:ascii="Nikosh" w:eastAsia="Nikosh" w:hAnsi="Nikosh" w:cs="Nikosh"/>
-                <w:sz w:val="28"/>
-              </w:rPr>
-              <w:t>/</w:t>
-            </w:r>
-            <w:r>
-              <w:rPr>
-                <w:rFonts w:ascii="Nikosh" w:eastAsia="Nikosh" w:hAnsi="Nikosh" w:cs="Nikosh"/>
-                <w:sz w:val="28"/>
-              </w:rPr>
-              <w:t>২০২৫</w:t>
+                <w:rFonts w:ascii="Nikosh" w:hAnsi="Nikosh" w:eastAsia="Nikosh" w:cs="Nikosh"/>
+                <w:sz w:val="28"/>
+              </w:rPr>
+              <w:t>২৫/১১/২০২৫</w:t>
             </w:r>
           </w:p>
         </w:tc>
@@ -9123,38 +8579,10 @@
             </w:pPr>
             <w:r>
               <w:rPr>
-                <w:rFonts w:ascii="Nikosh" w:eastAsia="Nikosh" w:hAnsi="Nikosh" w:cs="Nikosh"/>
-                <w:sz w:val="28"/>
-              </w:rPr>
-              <w:t>০১</w:t>
-            </w:r>
-            <w:r>
-              <w:rPr>
-                <w:rFonts w:ascii="Nikosh" w:eastAsia="Nikosh" w:hAnsi="Nikosh" w:cs="Nikosh"/>
-                <w:sz w:val="28"/>
-              </w:rPr>
-              <w:t>/</w:t>
-            </w:r>
-            <w:r>
-              <w:rPr>
-                <w:rFonts w:ascii="Nikosh" w:eastAsia="Nikosh" w:hAnsi="Nikosh" w:cs="Nikosh"/>
-                <w:sz w:val="28"/>
-              </w:rPr>
-              <w:t>০৫</w:t>
-            </w:r>
-            <w:r>
-              <w:rPr>
-                <w:rFonts w:ascii="Nikosh" w:eastAsia="Nikosh" w:hAnsi="Nikosh" w:cs="Nikosh"/>
-                <w:sz w:val="28"/>
-              </w:rPr>
-              <w:t>/</w:t>
-            </w:r>
-            <w:r>
-              <w:rPr>
-                <w:rFonts w:ascii="Nikosh" w:eastAsia="Nikosh" w:hAnsi="Nikosh" w:cs="Nikosh"/>
-                <w:sz w:val="28"/>
-              </w:rPr>
-              <w:t>২০২৫</w:t>
+                <w:rFonts w:ascii="Nikosh" w:hAnsi="Nikosh" w:eastAsia="Nikosh" w:cs="Nikosh"/>
+                <w:sz w:val="28"/>
+              </w:rPr>
+              <w:t>০১/০৫/২০২৫</w:t>
             </w:r>
           </w:p>
         </w:tc>
@@ -9334,38 +8762,10 @@
             </w:pPr>
             <w:r>
               <w:rPr>
-                <w:rFonts w:ascii="Nikosh" w:eastAsia="Nikosh" w:hAnsi="Nikosh" w:cs="Nikosh"/>
-                <w:sz w:val="28"/>
-              </w:rPr>
-              <w:t>০১</w:t>
-            </w:r>
-            <w:r>
-              <w:rPr>
-                <w:rFonts w:ascii="Nikosh" w:eastAsia="Nikosh" w:hAnsi="Nikosh" w:cs="Nikosh"/>
-                <w:sz w:val="28"/>
-              </w:rPr>
-              <w:t>/</w:t>
-            </w:r>
-            <w:r>
-              <w:rPr>
-                <w:rFonts w:ascii="Nikosh" w:eastAsia="Nikosh" w:hAnsi="Nikosh" w:cs="Nikosh"/>
-                <w:sz w:val="28"/>
-              </w:rPr>
-              <w:t>০৫</w:t>
-            </w:r>
-            <w:r>
-              <w:rPr>
-                <w:rFonts w:ascii="Nikosh" w:eastAsia="Nikosh" w:hAnsi="Nikosh" w:cs="Nikosh"/>
-                <w:sz w:val="28"/>
-              </w:rPr>
-              <w:t>/</w:t>
-            </w:r>
-            <w:r>
-              <w:rPr>
-                <w:rFonts w:ascii="Nikosh" w:eastAsia="Nikosh" w:hAnsi="Nikosh" w:cs="Nikosh"/>
-                <w:sz w:val="28"/>
-              </w:rPr>
-              <w:t>২০২৫</w:t>
+                <w:rFonts w:ascii="Nikosh" w:hAnsi="Nikosh" w:eastAsia="Nikosh" w:cs="Nikosh"/>
+                <w:sz w:val="28"/>
+              </w:rPr>
+              <w:t>০১/০৫/২০২৫</w:t>
             </w:r>
           </w:p>
         </w:tc>
@@ -9563,38 +8963,10 @@
             </w:pPr>
             <w:r>
               <w:rPr>
-                <w:rFonts w:ascii="Nikosh" w:eastAsia="Nikosh" w:hAnsi="Nikosh" w:cs="Nikosh"/>
-                <w:sz w:val="28"/>
-              </w:rPr>
-              <w:t>০৬</w:t>
-            </w:r>
-            <w:r>
-              <w:rPr>
-                <w:rFonts w:ascii="Nikosh" w:eastAsia="Nikosh" w:hAnsi="Nikosh" w:cs="Nikosh"/>
-                <w:sz w:val="28"/>
-              </w:rPr>
-              <w:t>/</w:t>
-            </w:r>
-            <w:r>
-              <w:rPr>
-                <w:rFonts w:ascii="Nikosh" w:eastAsia="Nikosh" w:hAnsi="Nikosh" w:cs="Nikosh"/>
-                <w:sz w:val="28"/>
-              </w:rPr>
-              <w:t>১০</w:t>
-            </w:r>
-            <w:r>
-              <w:rPr>
-                <w:rFonts w:ascii="Nikosh" w:eastAsia="Nikosh" w:hAnsi="Nikosh" w:cs="Nikosh"/>
-                <w:sz w:val="28"/>
-              </w:rPr>
-              <w:t>/</w:t>
-            </w:r>
-            <w:r>
-              <w:rPr>
-                <w:rFonts w:ascii="Nikosh" w:eastAsia="Nikosh" w:hAnsi="Nikosh" w:cs="Nikosh"/>
-                <w:sz w:val="28"/>
-              </w:rPr>
-              <w:t>২০২৫</w:t>
+                <w:rFonts w:ascii="Nikosh" w:hAnsi="Nikosh" w:eastAsia="Nikosh" w:cs="Nikosh"/>
+                <w:sz w:val="28"/>
+              </w:rPr>
+              <w:t>০৬/১০/২০২৫</w:t>
             </w:r>
           </w:p>
         </w:tc>
@@ -9764,6 +9136,12 @@
             <w:pPr>
               <w:jc w:val="center"/>
             </w:pPr>
+            <w:r>
+              <w:rPr>
+                <w:rFonts w:ascii="Nikosh" w:hAnsi="Nikosh" w:eastAsia="Nikosh" w:cs="Nikosh"/>
+                <w:sz w:val="28"/>
+              </w:rPr>
+            </w:r>
           </w:p>
         </w:tc>
         <w:tc>
@@ -9972,6 +9350,12 @@
             <w:pPr>
               <w:jc w:val="center"/>
             </w:pPr>
+            <w:r>
+              <w:rPr>
+                <w:rFonts w:ascii="Nikosh" w:hAnsi="Nikosh" w:eastAsia="Nikosh" w:cs="Nikosh"/>
+                <w:sz w:val="28"/>
+              </w:rPr>
+            </w:r>
           </w:p>
         </w:tc>
         <w:tc>
@@ -10155,6 +9539,12 @@
             <w:pPr>
               <w:jc w:val="center"/>
             </w:pPr>
+            <w:r>
+              <w:rPr>
+                <w:rFonts w:ascii="Nikosh" w:hAnsi="Nikosh" w:eastAsia="Nikosh" w:cs="Nikosh"/>
+                <w:sz w:val="28"/>
+              </w:rPr>
+            </w:r>
           </w:p>
         </w:tc>
         <w:tc>
@@ -10448,6 +9838,12 @@
             <w:pPr>
               <w:jc w:val="center"/>
             </w:pPr>
+            <w:r>
+              <w:rPr>
+                <w:rFonts w:ascii="Nikosh" w:hAnsi="Nikosh" w:eastAsia="Nikosh" w:cs="Nikosh"/>
+                <w:sz w:val="28"/>
+              </w:rPr>
+            </w:r>
           </w:p>
         </w:tc>
         <w:tc>
@@ -10619,6 +10015,12 @@
             <w:pPr>
               <w:jc w:val="center"/>
             </w:pPr>
+            <w:r>
+              <w:rPr>
+                <w:rFonts w:ascii="Nikosh" w:hAnsi="Nikosh" w:eastAsia="Nikosh" w:cs="Nikosh"/>
+                <w:sz w:val="28"/>
+              </w:rPr>
+            </w:r>
           </w:p>
         </w:tc>
         <w:tc>
@@ -10779,6 +10181,12 @@
             <w:pPr>
               <w:jc w:val="center"/>
             </w:pPr>
+            <w:r>
+              <w:rPr>
+                <w:rFonts w:ascii="Nikosh" w:hAnsi="Nikosh" w:eastAsia="Nikosh" w:cs="Nikosh"/>
+                <w:sz w:val="28"/>
+              </w:rPr>
+            </w:r>
           </w:p>
         </w:tc>
         <w:tc>
@@ -11004,6 +10412,12 @@
             <w:pPr>
               <w:jc w:val="center"/>
             </w:pPr>
+            <w:r>
+              <w:rPr>
+                <w:rFonts w:ascii="Nikosh" w:hAnsi="Nikosh" w:eastAsia="Nikosh" w:cs="Nikosh"/>
+                <w:sz w:val="28"/>
+              </w:rPr>
+            </w:r>
           </w:p>
         </w:tc>
         <w:tc>
@@ -11265,38 +10679,10 @@
             </w:pPr>
             <w:r>
               <w:rPr>
-                <w:rFonts w:ascii="Nikosh" w:eastAsia="Nikosh" w:hAnsi="Nikosh" w:cs="Nikosh"/>
-                <w:sz w:val="28"/>
-              </w:rPr>
-              <w:t>০১</w:t>
-            </w:r>
-            <w:r>
-              <w:rPr>
-                <w:rFonts w:ascii="Nikosh" w:eastAsia="Nikosh" w:hAnsi="Nikosh" w:cs="Nikosh"/>
-                <w:sz w:val="28"/>
-              </w:rPr>
-              <w:t>/</w:t>
-            </w:r>
-            <w:r>
-              <w:rPr>
-                <w:rFonts w:ascii="Nikosh" w:eastAsia="Nikosh" w:hAnsi="Nikosh" w:cs="Nikosh"/>
-                <w:sz w:val="28"/>
-              </w:rPr>
-              <w:t>০৫</w:t>
-            </w:r>
-            <w:r>
-              <w:rPr>
-                <w:rFonts w:ascii="Nikosh" w:eastAsia="Nikosh" w:hAnsi="Nikosh" w:cs="Nikosh"/>
-                <w:sz w:val="28"/>
-              </w:rPr>
-              <w:t>/</w:t>
-            </w:r>
-            <w:r>
-              <w:rPr>
-                <w:rFonts w:ascii="Nikosh" w:eastAsia="Nikosh" w:hAnsi="Nikosh" w:cs="Nikosh"/>
-                <w:sz w:val="28"/>
-              </w:rPr>
-              <w:t>২০২৫</w:t>
+                <w:rFonts w:ascii="Nikosh" w:hAnsi="Nikosh" w:eastAsia="Nikosh" w:cs="Nikosh"/>
+                <w:sz w:val="28"/>
+              </w:rPr>
+              <w:t>০১/০৫/২০২৫</w:t>
             </w:r>
           </w:p>
         </w:tc>
@@ -11474,6 +10860,12 @@
             <w:pPr>
               <w:jc w:val="center"/>
             </w:pPr>
+            <w:r>
+              <w:rPr>
+                <w:rFonts w:ascii="Nikosh" w:hAnsi="Nikosh" w:eastAsia="Nikosh" w:cs="Nikosh"/>
+                <w:sz w:val="28"/>
+              </w:rPr>
+            </w:r>
           </w:p>
         </w:tc>
         <w:tc>
@@ -11632,6 +11024,12 @@
             <w:pPr>
               <w:jc w:val="center"/>
             </w:pPr>
+            <w:r>
+              <w:rPr>
+                <w:rFonts w:ascii="Nikosh" w:hAnsi="Nikosh" w:eastAsia="Nikosh" w:cs="Nikosh"/>
+                <w:sz w:val="28"/>
+              </w:rPr>
+            </w:r>
           </w:p>
         </w:tc>
         <w:tc>
@@ -11792,38 +11190,10 @@
             </w:pPr>
             <w:r>
               <w:rPr>
-                <w:rFonts w:ascii="Nikosh" w:eastAsia="Nikosh" w:hAnsi="Nikosh" w:cs="Nikosh"/>
-                <w:sz w:val="28"/>
-              </w:rPr>
-              <w:t>২৮</w:t>
-            </w:r>
-            <w:r>
-              <w:rPr>
-                <w:rFonts w:ascii="Nikosh" w:eastAsia="Nikosh" w:hAnsi="Nikosh" w:cs="Nikosh"/>
-                <w:sz w:val="28"/>
-              </w:rPr>
-              <w:t>/</w:t>
-            </w:r>
-            <w:r>
-              <w:rPr>
-                <w:rFonts w:ascii="Nikosh" w:eastAsia="Nikosh" w:hAnsi="Nikosh" w:cs="Nikosh"/>
-                <w:sz w:val="28"/>
-              </w:rPr>
-              <w:t>০৩</w:t>
-            </w:r>
-            <w:r>
-              <w:rPr>
-                <w:rFonts w:ascii="Nikosh" w:eastAsia="Nikosh" w:hAnsi="Nikosh" w:cs="Nikosh"/>
-                <w:sz w:val="28"/>
-              </w:rPr>
-              <w:t>/</w:t>
-            </w:r>
-            <w:r>
-              <w:rPr>
-                <w:rFonts w:ascii="Nikosh" w:eastAsia="Nikosh" w:hAnsi="Nikosh" w:cs="Nikosh"/>
-                <w:sz w:val="28"/>
-              </w:rPr>
-              <w:t>২০২১</w:t>
+                <w:rFonts w:ascii="Nikosh" w:hAnsi="Nikosh" w:eastAsia="Nikosh" w:cs="Nikosh"/>
+                <w:sz w:val="28"/>
+              </w:rPr>
+              <w:t>২৮/০৩/২০২১</w:t>
             </w:r>
           </w:p>
         </w:tc>
@@ -12050,6 +11420,12 @@
             <w:pPr>
               <w:jc w:val="center"/>
             </w:pPr>
+            <w:r>
+              <w:rPr>
+                <w:rFonts w:ascii="Nikosh" w:hAnsi="Nikosh" w:eastAsia="Nikosh" w:cs="Nikosh"/>
+                <w:sz w:val="28"/>
+              </w:rPr>
+            </w:r>
           </w:p>
         </w:tc>
         <w:tc>
@@ -12236,6 +11612,12 @@
             <w:pPr>
               <w:jc w:val="center"/>
             </w:pPr>
+            <w:r>
+              <w:rPr>
+                <w:rFonts w:ascii="Nikosh" w:hAnsi="Nikosh" w:eastAsia="Nikosh" w:cs="Nikosh"/>
+                <w:sz w:val="28"/>
+              </w:rPr>
+            </w:r>
           </w:p>
         </w:tc>
         <w:tc>
@@ -12422,6 +11804,12 @@
             <w:pPr>
               <w:jc w:val="center"/>
             </w:pPr>
+            <w:r>
+              <w:rPr>
+                <w:rFonts w:ascii="Nikosh" w:hAnsi="Nikosh" w:eastAsia="Nikosh" w:cs="Nikosh"/>
+                <w:sz w:val="28"/>
+              </w:rPr>
+            </w:r>
           </w:p>
         </w:tc>
         <w:tc>
@@ -12626,6 +12014,12 @@
             <w:pPr>
               <w:jc w:val="center"/>
             </w:pPr>
+            <w:r>
+              <w:rPr>
+                <w:rFonts w:ascii="Nikosh" w:hAnsi="Nikosh" w:eastAsia="Nikosh" w:cs="Nikosh"/>
+                <w:sz w:val="28"/>
+              </w:rPr>
+            </w:r>
           </w:p>
         </w:tc>
         <w:tc>
@@ -12815,6 +12209,12 @@
             <w:pPr>
               <w:jc w:val="center"/>
             </w:pPr>
+            <w:r>
+              <w:rPr>
+                <w:rFonts w:ascii="Nikosh" w:hAnsi="Nikosh" w:eastAsia="Nikosh" w:cs="Nikosh"/>
+                <w:sz w:val="28"/>
+              </w:rPr>
+            </w:r>
           </w:p>
         </w:tc>
         <w:tc>
@@ -12965,6 +12365,12 @@
             <w:pPr>
               <w:jc w:val="center"/>
             </w:pPr>
+            <w:r>
+              <w:rPr>
+                <w:rFonts w:ascii="Nikosh" w:hAnsi="Nikosh" w:eastAsia="Nikosh" w:cs="Nikosh"/>
+                <w:sz w:val="28"/>
+              </w:rPr>
+            </w:r>
           </w:p>
         </w:tc>
         <w:tc>
@@ -13115,6 +12521,12 @@
             <w:pPr>
               <w:jc w:val="center"/>
             </w:pPr>
+            <w:r>
+              <w:rPr>
+                <w:rFonts w:ascii="Nikosh" w:hAnsi="Nikosh" w:eastAsia="Nikosh" w:cs="Nikosh"/>
+                <w:sz w:val="28"/>
+              </w:rPr>
+            </w:r>
           </w:p>
         </w:tc>
         <w:tc>
@@ -13267,38 +12679,10 @@
             </w:pPr>
             <w:r>
               <w:rPr>
-                <w:rFonts w:ascii="Nikosh" w:eastAsia="Nikosh" w:hAnsi="Nikosh" w:cs="Nikosh"/>
-                <w:sz w:val="28"/>
-              </w:rPr>
-              <w:t>১৬</w:t>
-            </w:r>
-            <w:r>
-              <w:rPr>
-                <w:rFonts w:ascii="Nikosh" w:eastAsia="Nikosh" w:hAnsi="Nikosh" w:cs="Nikosh"/>
-                <w:sz w:val="28"/>
-              </w:rPr>
-              <w:t>/</w:t>
-            </w:r>
-            <w:r>
-              <w:rPr>
-                <w:rFonts w:ascii="Nikosh" w:eastAsia="Nikosh" w:hAnsi="Nikosh" w:cs="Nikosh"/>
-                <w:sz w:val="28"/>
-              </w:rPr>
-              <w:t>০৯</w:t>
-            </w:r>
-            <w:r>
-              <w:rPr>
-                <w:rFonts w:ascii="Nikosh" w:eastAsia="Nikosh" w:hAnsi="Nikosh" w:cs="Nikosh"/>
-                <w:sz w:val="28"/>
-              </w:rPr>
-              <w:t>/</w:t>
-            </w:r>
-            <w:r>
-              <w:rPr>
-                <w:rFonts w:ascii="Nikosh" w:eastAsia="Nikosh" w:hAnsi="Nikosh" w:cs="Nikosh"/>
-                <w:sz w:val="28"/>
-              </w:rPr>
-              <w:t>২০২৫</w:t>
+                <w:rFonts w:ascii="Nikosh" w:hAnsi="Nikosh" w:eastAsia="Nikosh" w:cs="Nikosh"/>
+                <w:sz w:val="28"/>
+              </w:rPr>
+              <w:t>১৬/০৯/২০২৫</w:t>
             </w:r>
           </w:p>
         </w:tc>
@@ -13525,6 +12909,12 @@
             <w:pPr>
               <w:jc w:val="center"/>
             </w:pPr>
+            <w:r>
+              <w:rPr>
+                <w:rFonts w:ascii="Nikosh" w:hAnsi="Nikosh" w:eastAsia="Nikosh" w:cs="Nikosh"/>
+                <w:sz w:val="28"/>
+              </w:rPr>
+            </w:r>
           </w:p>
         </w:tc>
         <w:tc>
@@ -13711,6 +13101,12 @@
             <w:pPr>
               <w:jc w:val="center"/>
             </w:pPr>
+            <w:r>
+              <w:rPr>
+                <w:rFonts w:ascii="Nikosh" w:hAnsi="Nikosh" w:eastAsia="Nikosh" w:cs="Nikosh"/>
+                <w:sz w:val="28"/>
+              </w:rPr>
+            </w:r>
           </w:p>
         </w:tc>
         <w:tc>
@@ -13881,38 +13277,10 @@
             </w:pPr>
             <w:r>
               <w:rPr>
-                <w:rFonts w:ascii="Nikosh" w:eastAsia="Nikosh" w:hAnsi="Nikosh" w:cs="Nikosh"/>
-                <w:sz w:val="28"/>
-              </w:rPr>
-              <w:t>০৬</w:t>
-            </w:r>
-            <w:r>
-              <w:rPr>
-                <w:rFonts w:ascii="Nikosh" w:eastAsia="Nikosh" w:hAnsi="Nikosh" w:cs="Nikosh"/>
-                <w:sz w:val="28"/>
-              </w:rPr>
-              <w:t>/</w:t>
-            </w:r>
-            <w:r>
-              <w:rPr>
-                <w:rFonts w:ascii="Nikosh" w:eastAsia="Nikosh" w:hAnsi="Nikosh" w:cs="Nikosh"/>
-                <w:sz w:val="28"/>
-              </w:rPr>
-              <w:t>১০</w:t>
-            </w:r>
-            <w:r>
-              <w:rPr>
-                <w:rFonts w:ascii="Nikosh" w:eastAsia="Nikosh" w:hAnsi="Nikosh" w:cs="Nikosh"/>
-                <w:sz w:val="28"/>
-              </w:rPr>
-              <w:t>/</w:t>
-            </w:r>
-            <w:r>
-              <w:rPr>
-                <w:rFonts w:ascii="Nikosh" w:eastAsia="Nikosh" w:hAnsi="Nikosh" w:cs="Nikosh"/>
-                <w:sz w:val="28"/>
-              </w:rPr>
-              <w:t>২০২৫</w:t>
+                <w:rFonts w:ascii="Nikosh" w:hAnsi="Nikosh" w:eastAsia="Nikosh" w:cs="Nikosh"/>
+                <w:sz w:val="28"/>
+              </w:rPr>
+              <w:t>০৬/১০/২০২৫</w:t>
             </w:r>
           </w:p>
         </w:tc>
@@ -14072,6 +13440,12 @@
             <w:pPr>
               <w:jc w:val="center"/>
             </w:pPr>
+            <w:r>
+              <w:rPr>
+                <w:rFonts w:ascii="Nikosh" w:hAnsi="Nikosh" w:eastAsia="Nikosh" w:cs="Nikosh"/>
+                <w:sz w:val="28"/>
+              </w:rPr>
+            </w:r>
           </w:p>
         </w:tc>
         <w:tc>
@@ -14343,38 +13717,10 @@
             </w:pPr>
             <w:r>
               <w:rPr>
-                <w:rFonts w:ascii="Nikosh" w:eastAsia="Nikosh" w:hAnsi="Nikosh" w:cs="Nikosh"/>
-                <w:sz w:val="28"/>
-              </w:rPr>
-              <w:t>২৫</w:t>
-            </w:r>
-            <w:r>
-              <w:rPr>
-                <w:rFonts w:ascii="Nikosh" w:eastAsia="Nikosh" w:hAnsi="Nikosh" w:cs="Nikosh"/>
-                <w:sz w:val="28"/>
-              </w:rPr>
-              <w:t>/</w:t>
-            </w:r>
-            <w:r>
-              <w:rPr>
-                <w:rFonts w:ascii="Nikosh" w:eastAsia="Nikosh" w:hAnsi="Nikosh" w:cs="Nikosh"/>
-                <w:sz w:val="28"/>
-              </w:rPr>
-              <w:t>০৮</w:t>
-            </w:r>
-            <w:r>
-              <w:rPr>
-                <w:rFonts w:ascii="Nikosh" w:eastAsia="Nikosh" w:hAnsi="Nikosh" w:cs="Nikosh"/>
-                <w:sz w:val="28"/>
-              </w:rPr>
-              <w:t>/</w:t>
-            </w:r>
-            <w:r>
-              <w:rPr>
-                <w:rFonts w:ascii="Nikosh" w:eastAsia="Nikosh" w:hAnsi="Nikosh" w:cs="Nikosh"/>
-                <w:sz w:val="28"/>
-              </w:rPr>
-              <w:t>২০২৬</w:t>
+                <w:rFonts w:ascii="Nikosh" w:hAnsi="Nikosh" w:eastAsia="Nikosh" w:cs="Nikosh"/>
+                <w:sz w:val="28"/>
+              </w:rPr>
+              <w:t>২৫/০৮/২০২৬</w:t>
             </w:r>
           </w:p>
         </w:tc>
@@ -14634,6 +13980,12 @@
             <w:pPr>
               <w:jc w:val="center"/>
             </w:pPr>
+            <w:r>
+              <w:rPr>
+                <w:rFonts w:ascii="Nikosh" w:hAnsi="Nikosh" w:eastAsia="Nikosh" w:cs="Nikosh"/>
+                <w:sz w:val="28"/>
+              </w:rPr>
+            </w:r>
           </w:p>
         </w:tc>
         <w:tc>
@@ -14856,6 +14208,12 @@
             <w:pPr>
               <w:jc w:val="center"/>
             </w:pPr>
+            <w:r>
+              <w:rPr>
+                <w:rFonts w:ascii="Nikosh" w:hAnsi="Nikosh" w:eastAsia="Nikosh" w:cs="Nikosh"/>
+                <w:sz w:val="28"/>
+              </w:rPr>
+            </w:r>
           </w:p>
         </w:tc>
         <w:tc>
@@ -15078,6 +14436,12 @@
             <w:pPr>
               <w:jc w:val="center"/>
             </w:pPr>
+            <w:r>
+              <w:rPr>
+                <w:rFonts w:ascii="Nikosh" w:hAnsi="Nikosh" w:eastAsia="Nikosh" w:cs="Nikosh"/>
+                <w:sz w:val="28"/>
+              </w:rPr>
+            </w:r>
           </w:p>
         </w:tc>
         <w:tc>
@@ -15439,38 +14803,10 @@
             </w:pPr>
             <w:r>
               <w:rPr>
-                <w:rFonts w:ascii="Nikosh" w:eastAsia="Nikosh" w:hAnsi="Nikosh" w:cs="Nikosh"/>
-                <w:sz w:val="28"/>
-              </w:rPr>
-              <w:t>২৫</w:t>
-            </w:r>
-            <w:r>
-              <w:rPr>
-                <w:rFonts w:ascii="Nikosh" w:eastAsia="Nikosh" w:hAnsi="Nikosh" w:cs="Nikosh"/>
-                <w:sz w:val="28"/>
-              </w:rPr>
-              <w:t>/</w:t>
-            </w:r>
-            <w:r>
-              <w:rPr>
-                <w:rFonts w:ascii="Nikosh" w:eastAsia="Nikosh" w:hAnsi="Nikosh" w:cs="Nikosh"/>
-                <w:sz w:val="28"/>
-              </w:rPr>
-              <w:t>১১</w:t>
-            </w:r>
-            <w:r>
-              <w:rPr>
-                <w:rFonts w:ascii="Nikosh" w:eastAsia="Nikosh" w:hAnsi="Nikosh" w:cs="Nikosh"/>
-                <w:sz w:val="28"/>
-              </w:rPr>
-              <w:t>/</w:t>
-            </w:r>
-            <w:r>
-              <w:rPr>
-                <w:rFonts w:ascii="Nikosh" w:eastAsia="Nikosh" w:hAnsi="Nikosh" w:cs="Nikosh"/>
-                <w:sz w:val="28"/>
-              </w:rPr>
-              <w:t>২০২৫</w:t>
+                <w:rFonts w:ascii="Nikosh" w:hAnsi="Nikosh" w:eastAsia="Nikosh" w:cs="Nikosh"/>
+                <w:sz w:val="28"/>
+              </w:rPr>
+              <w:t>২৫/১১/২০২৫</w:t>
             </w:r>
           </w:p>
         </w:tc>
@@ -15706,38 +15042,10 @@
             </w:pPr>
             <w:r>
               <w:rPr>
-                <w:rFonts w:ascii="Nikosh" w:eastAsia="Nikosh" w:hAnsi="Nikosh" w:cs="Nikosh"/>
-                <w:sz w:val="28"/>
-              </w:rPr>
-              <w:t>০৫</w:t>
-            </w:r>
-            <w:r>
-              <w:rPr>
-                <w:rFonts w:ascii="Nikosh" w:eastAsia="Nikosh" w:hAnsi="Nikosh" w:cs="Nikosh"/>
-                <w:sz w:val="28"/>
-              </w:rPr>
-              <w:t>/</w:t>
-            </w:r>
-            <w:r>
-              <w:rPr>
-                <w:rFonts w:ascii="Nikosh" w:eastAsia="Nikosh" w:hAnsi="Nikosh" w:cs="Nikosh"/>
-                <w:sz w:val="28"/>
-              </w:rPr>
-              <w:t>০৭</w:t>
-            </w:r>
-            <w:r>
-              <w:rPr>
-                <w:rFonts w:ascii="Nikosh" w:eastAsia="Nikosh" w:hAnsi="Nikosh" w:cs="Nikosh"/>
-                <w:sz w:val="28"/>
-              </w:rPr>
-              <w:t>/</w:t>
-            </w:r>
-            <w:r>
-              <w:rPr>
-                <w:rFonts w:ascii="Nikosh" w:eastAsia="Nikosh" w:hAnsi="Nikosh" w:cs="Nikosh"/>
-                <w:sz w:val="28"/>
-              </w:rPr>
-              <w:t>২০২৬</w:t>
+                <w:rFonts w:ascii="Nikosh" w:hAnsi="Nikosh" w:eastAsia="Nikosh" w:cs="Nikosh"/>
+                <w:sz w:val="28"/>
+              </w:rPr>
+              <w:t>০৫/০৭/২০২৬</w:t>
             </w:r>
           </w:p>
         </w:tc>
@@ -15937,38 +15245,10 @@
             </w:pPr>
             <w:r>
               <w:rPr>
-                <w:rFonts w:ascii="Nikosh" w:eastAsia="Nikosh" w:hAnsi="Nikosh" w:cs="Nikosh"/>
-                <w:sz w:val="28"/>
-              </w:rPr>
-              <w:t>০১</w:t>
-            </w:r>
-            <w:r>
-              <w:rPr>
-                <w:rFonts w:ascii="Nikosh" w:eastAsia="Nikosh" w:hAnsi="Nikosh" w:cs="Nikosh"/>
-                <w:sz w:val="28"/>
-              </w:rPr>
-              <w:t>/</w:t>
-            </w:r>
-            <w:r>
-              <w:rPr>
-                <w:rFonts w:ascii="Nikosh" w:eastAsia="Nikosh" w:hAnsi="Nikosh" w:cs="Nikosh"/>
-                <w:sz w:val="28"/>
-              </w:rPr>
-              <w:t>০৫</w:t>
-            </w:r>
-            <w:r>
-              <w:rPr>
-                <w:rFonts w:ascii="Nikosh" w:eastAsia="Nikosh" w:hAnsi="Nikosh" w:cs="Nikosh"/>
-                <w:sz w:val="28"/>
-              </w:rPr>
-              <w:t>/</w:t>
-            </w:r>
-            <w:r>
-              <w:rPr>
-                <w:rFonts w:ascii="Nikosh" w:eastAsia="Nikosh" w:hAnsi="Nikosh" w:cs="Nikosh"/>
-                <w:sz w:val="28"/>
-              </w:rPr>
-              <w:t>২০২৫</w:t>
+                <w:rFonts w:ascii="Nikosh" w:hAnsi="Nikosh" w:eastAsia="Nikosh" w:cs="Nikosh"/>
+                <w:sz w:val="28"/>
+              </w:rPr>
+              <w:t>০১/০৫/২০২৫</w:t>
             </w:r>
           </w:p>
         </w:tc>
@@ -16166,6 +15446,12 @@
             <w:pPr>
               <w:jc w:val="center"/>
             </w:pPr>
+            <w:r>
+              <w:rPr>
+                <w:rFonts w:ascii="Nikosh" w:hAnsi="Nikosh" w:eastAsia="Nikosh" w:cs="Nikosh"/>
+                <w:sz w:val="28"/>
+              </w:rPr>
+            </w:r>
           </w:p>
         </w:tc>
         <w:tc>
@@ -16439,6 +15725,12 @@
             <w:pPr>
               <w:jc w:val="center"/>
             </w:pPr>
+            <w:r>
+              <w:rPr>
+                <w:rFonts w:ascii="Nikosh" w:hAnsi="Nikosh" w:eastAsia="Nikosh" w:cs="Nikosh"/>
+                <w:sz w:val="28"/>
+              </w:rPr>
+            </w:r>
           </w:p>
         </w:tc>
         <w:tc>
@@ -16676,38 +15968,10 @@
             </w:pPr>
             <w:r>
               <w:rPr>
-                <w:rFonts w:ascii="Nikosh" w:eastAsia="Nikosh" w:hAnsi="Nikosh" w:cs="Nikosh"/>
-                <w:sz w:val="28"/>
-              </w:rPr>
-              <w:t>০১</w:t>
-            </w:r>
-            <w:r>
-              <w:rPr>
-                <w:rFonts w:ascii="Nikosh" w:eastAsia="Nikosh" w:hAnsi="Nikosh" w:cs="Nikosh"/>
-                <w:sz w:val="28"/>
-              </w:rPr>
-              <w:t>/</w:t>
-            </w:r>
-            <w:r>
-              <w:rPr>
-                <w:rFonts w:ascii="Nikosh" w:eastAsia="Nikosh" w:hAnsi="Nikosh" w:cs="Nikosh"/>
-                <w:sz w:val="28"/>
-              </w:rPr>
-              <w:t>০৫</w:t>
-            </w:r>
-            <w:r>
-              <w:rPr>
-                <w:rFonts w:ascii="Nikosh" w:eastAsia="Nikosh" w:hAnsi="Nikosh" w:cs="Nikosh"/>
-                <w:sz w:val="28"/>
-              </w:rPr>
-              <w:t>/</w:t>
-            </w:r>
-            <w:r>
-              <w:rPr>
-                <w:rFonts w:ascii="Nikosh" w:eastAsia="Nikosh" w:hAnsi="Nikosh" w:cs="Nikosh"/>
-                <w:sz w:val="28"/>
-              </w:rPr>
-              <w:t>২০২৫</w:t>
+                <w:rFonts w:ascii="Nikosh" w:hAnsi="Nikosh" w:eastAsia="Nikosh" w:cs="Nikosh"/>
+                <w:sz w:val="28"/>
+              </w:rPr>
+              <w:t>০১/০৫/২০২৫</w:t>
             </w:r>
           </w:p>
         </w:tc>
@@ -16904,6 +16168,12 @@
             <w:pPr>
               <w:jc w:val="center"/>
             </w:pPr>
+            <w:r>
+              <w:rPr>
+                <w:rFonts w:ascii="Nikosh" w:hAnsi="Nikosh" w:eastAsia="Nikosh" w:cs="Nikosh"/>
+                <w:sz w:val="28"/>
+              </w:rPr>
+            </w:r>
           </w:p>
         </w:tc>
         <w:tc>
@@ -17139,6 +16409,12 @@
             <w:pPr>
               <w:jc w:val="center"/>
             </w:pPr>
+            <w:r>
+              <w:rPr>
+                <w:rFonts w:ascii="Nikosh" w:hAnsi="Nikosh" w:eastAsia="Nikosh" w:cs="Nikosh"/>
+                <w:sz w:val="28"/>
+              </w:rPr>
+            </w:r>
           </w:p>
         </w:tc>
         <w:tc>
@@ -17366,38 +16642,10 @@
             </w:pPr>
             <w:r>
               <w:rPr>
-                <w:rFonts w:ascii="Nikosh" w:eastAsia="Nikosh" w:hAnsi="Nikosh" w:cs="Nikosh"/>
-                <w:sz w:val="28"/>
-              </w:rPr>
-              <w:t>২৬</w:t>
-            </w:r>
-            <w:r>
-              <w:rPr>
-                <w:rFonts w:ascii="Nikosh" w:eastAsia="Nikosh" w:hAnsi="Nikosh" w:cs="Nikosh"/>
-                <w:sz w:val="28"/>
-              </w:rPr>
-              <w:t>/</w:t>
-            </w:r>
-            <w:r>
-              <w:rPr>
-                <w:rFonts w:ascii="Nikosh" w:eastAsia="Nikosh" w:hAnsi="Nikosh" w:cs="Nikosh"/>
-                <w:sz w:val="28"/>
-              </w:rPr>
-              <w:t>০৭</w:t>
-            </w:r>
-            <w:r>
-              <w:rPr>
-                <w:rFonts w:ascii="Nikosh" w:eastAsia="Nikosh" w:hAnsi="Nikosh" w:cs="Nikosh"/>
-                <w:sz w:val="28"/>
-              </w:rPr>
-              <w:t>/</w:t>
-            </w:r>
-            <w:r>
-              <w:rPr>
-                <w:rFonts w:ascii="Nikosh" w:eastAsia="Nikosh" w:hAnsi="Nikosh" w:cs="Nikosh"/>
-                <w:sz w:val="28"/>
-              </w:rPr>
-              <w:t>২০২৬</w:t>
+                <w:rFonts w:ascii="Nikosh" w:hAnsi="Nikosh" w:eastAsia="Nikosh" w:cs="Nikosh"/>
+                <w:sz w:val="28"/>
+              </w:rPr>
+              <w:t>২৬/০৭/২০২৬</w:t>
             </w:r>
           </w:p>
         </w:tc>
@@ -17614,6 +16862,12 @@
             <w:pPr>
               <w:jc w:val="center"/>
             </w:pPr>
+            <w:r>
+              <w:rPr>
+                <w:rFonts w:ascii="Nikosh" w:hAnsi="Nikosh" w:eastAsia="Nikosh" w:cs="Nikosh"/>
+                <w:sz w:val="28"/>
+              </w:rPr>
+            </w:r>
           </w:p>
         </w:tc>
         <w:tc>
@@ -17808,6 +17062,12 @@
             <w:pPr>
               <w:jc w:val="center"/>
             </w:pPr>
+            <w:r>
+              <w:rPr>
+                <w:rFonts w:ascii="Nikosh" w:hAnsi="Nikosh" w:eastAsia="Nikosh" w:cs="Nikosh"/>
+                <w:sz w:val="28"/>
+              </w:rPr>
+            </w:r>
           </w:p>
         </w:tc>
         <w:tc>
@@ -18050,38 +17310,10 @@
             </w:pPr>
             <w:r>
               <w:rPr>
-                <w:rFonts w:ascii="Nikosh" w:eastAsia="Nikosh" w:hAnsi="Nikosh" w:cs="Nikosh"/>
-                <w:sz w:val="28"/>
-              </w:rPr>
-              <w:t>০১</w:t>
-            </w:r>
-            <w:r>
-              <w:rPr>
-                <w:rFonts w:ascii="Nikosh" w:eastAsia="Nikosh" w:hAnsi="Nikosh" w:cs="Nikosh"/>
-                <w:sz w:val="28"/>
-              </w:rPr>
-              <w:t>/</w:t>
-            </w:r>
-            <w:r>
-              <w:rPr>
-                <w:rFonts w:ascii="Nikosh" w:eastAsia="Nikosh" w:hAnsi="Nikosh" w:cs="Nikosh"/>
-                <w:sz w:val="28"/>
-              </w:rPr>
-              <w:t>০৫</w:t>
-            </w:r>
-            <w:r>
-              <w:rPr>
-                <w:rFonts w:ascii="Nikosh" w:eastAsia="Nikosh" w:hAnsi="Nikosh" w:cs="Nikosh"/>
-                <w:sz w:val="28"/>
-              </w:rPr>
-              <w:t>/</w:t>
-            </w:r>
-            <w:r>
-              <w:rPr>
-                <w:rFonts w:ascii="Nikosh" w:eastAsia="Nikosh" w:hAnsi="Nikosh" w:cs="Nikosh"/>
-                <w:sz w:val="28"/>
-              </w:rPr>
-              <w:t>২০২৫</w:t>
+                <w:rFonts w:ascii="Nikosh" w:hAnsi="Nikosh" w:eastAsia="Nikosh" w:cs="Nikosh"/>
+                <w:sz w:val="28"/>
+              </w:rPr>
+              <w:t>০১/০৫/২০২৫</w:t>
             </w:r>
           </w:p>
         </w:tc>
@@ -18318,6 +17550,12 @@
             <w:pPr>
               <w:jc w:val="center"/>
             </w:pPr>
+            <w:r>
+              <w:rPr>
+                <w:rFonts w:ascii="Nikosh" w:hAnsi="Nikosh" w:eastAsia="Nikosh" w:cs="Nikosh"/>
+                <w:sz w:val="28"/>
+              </w:rPr>
+            </w:r>
           </w:p>
         </w:tc>
         <w:tc>
@@ -18541,38 +17779,10 @@
             </w:pPr>
             <w:r>
               <w:rPr>
-                <w:rFonts w:ascii="Nikosh" w:eastAsia="Nikosh" w:hAnsi="Nikosh" w:cs="Nikosh"/>
-                <w:sz w:val="28"/>
-              </w:rPr>
-              <w:t>০১</w:t>
-            </w:r>
-            <w:r>
-              <w:rPr>
-                <w:rFonts w:ascii="Nikosh" w:eastAsia="Nikosh" w:hAnsi="Nikosh" w:cs="Nikosh"/>
-                <w:sz w:val="28"/>
-              </w:rPr>
-              <w:t>/</w:t>
-            </w:r>
-            <w:r>
-              <w:rPr>
-                <w:rFonts w:ascii="Nikosh" w:eastAsia="Nikosh" w:hAnsi="Nikosh" w:cs="Nikosh"/>
-                <w:sz w:val="28"/>
-              </w:rPr>
-              <w:t>০৫</w:t>
-            </w:r>
-            <w:r>
-              <w:rPr>
-                <w:rFonts w:ascii="Nikosh" w:eastAsia="Nikosh" w:hAnsi="Nikosh" w:cs="Nikosh"/>
-                <w:sz w:val="28"/>
-              </w:rPr>
-              <w:t>/</w:t>
-            </w:r>
-            <w:r>
-              <w:rPr>
-                <w:rFonts w:ascii="Nikosh" w:eastAsia="Nikosh" w:hAnsi="Nikosh" w:cs="Nikosh"/>
-                <w:sz w:val="28"/>
-              </w:rPr>
-              <w:t>২০২৫</w:t>
+                <w:rFonts w:ascii="Nikosh" w:hAnsi="Nikosh" w:eastAsia="Nikosh" w:cs="Nikosh"/>
+                <w:sz w:val="28"/>
+              </w:rPr>
+              <w:t>০১/০৫/২০২৫</w:t>
             </w:r>
           </w:p>
         </w:tc>
@@ -18837,38 +18047,10 @@
             </w:pPr>
             <w:r>
               <w:rPr>
-                <w:rFonts w:ascii="Nikosh" w:eastAsia="Nikosh" w:hAnsi="Nikosh" w:cs="Nikosh"/>
-                <w:sz w:val="28"/>
-              </w:rPr>
-              <w:t>০১</w:t>
-            </w:r>
-            <w:r>
-              <w:rPr>
-                <w:rFonts w:ascii="Nikosh" w:eastAsia="Nikosh" w:hAnsi="Nikosh" w:cs="Nikosh"/>
-                <w:sz w:val="28"/>
-              </w:rPr>
-              <w:t>/</w:t>
-            </w:r>
-            <w:r>
-              <w:rPr>
-                <w:rFonts w:ascii="Nikosh" w:eastAsia="Nikosh" w:hAnsi="Nikosh" w:cs="Nikosh"/>
-                <w:sz w:val="28"/>
-              </w:rPr>
-              <w:t>০৫</w:t>
-            </w:r>
-            <w:r>
-              <w:rPr>
-                <w:rFonts w:ascii="Nikosh" w:eastAsia="Nikosh" w:hAnsi="Nikosh" w:cs="Nikosh"/>
-                <w:sz w:val="28"/>
-              </w:rPr>
-              <w:t>/</w:t>
-            </w:r>
-            <w:r>
-              <w:rPr>
-                <w:rFonts w:ascii="Nikosh" w:eastAsia="Nikosh" w:hAnsi="Nikosh" w:cs="Nikosh"/>
-                <w:sz w:val="28"/>
-              </w:rPr>
-              <w:t>২০২৫</w:t>
+                <w:rFonts w:ascii="Nikosh" w:hAnsi="Nikosh" w:eastAsia="Nikosh" w:cs="Nikosh"/>
+                <w:sz w:val="28"/>
+              </w:rPr>
+              <w:t>০১/০৫/২০২৫</w:t>
             </w:r>
           </w:p>
         </w:tc>
@@ -19131,6 +18313,12 @@
             <w:pPr>
               <w:jc w:val="center"/>
             </w:pPr>
+            <w:r>
+              <w:rPr>
+                <w:rFonts w:ascii="Nikosh" w:hAnsi="Nikosh" w:eastAsia="Nikosh" w:cs="Nikosh"/>
+                <w:sz w:val="28"/>
+              </w:rPr>
+            </w:r>
           </w:p>
         </w:tc>
         <w:tc>
@@ -19355,6 +18543,12 @@
             <w:pPr>
               <w:jc w:val="center"/>
             </w:pPr>
+            <w:r>
+              <w:rPr>
+                <w:rFonts w:ascii="Nikosh" w:hAnsi="Nikosh" w:eastAsia="Nikosh" w:cs="Nikosh"/>
+                <w:sz w:val="28"/>
+              </w:rPr>
+            </w:r>
           </w:p>
         </w:tc>
         <w:tc>
@@ -19542,38 +18736,10 @@
             </w:pPr>
             <w:r>
               <w:rPr>
-                <w:rFonts w:ascii="Nikosh" w:eastAsia="Nikosh" w:hAnsi="Nikosh" w:cs="Nikosh"/>
-                <w:sz w:val="28"/>
-              </w:rPr>
-              <w:t>২০</w:t>
-            </w:r>
-            <w:r>
-              <w:rPr>
-                <w:rFonts w:ascii="Nikosh" w:eastAsia="Nikosh" w:hAnsi="Nikosh" w:cs="Nikosh"/>
-                <w:sz w:val="28"/>
-              </w:rPr>
-              <w:t>/</w:t>
-            </w:r>
-            <w:r>
-              <w:rPr>
-                <w:rFonts w:ascii="Nikosh" w:eastAsia="Nikosh" w:hAnsi="Nikosh" w:cs="Nikosh"/>
-                <w:sz w:val="28"/>
-              </w:rPr>
-              <w:t>১১</w:t>
-            </w:r>
-            <w:r>
-              <w:rPr>
-                <w:rFonts w:ascii="Nikosh" w:eastAsia="Nikosh" w:hAnsi="Nikosh" w:cs="Nikosh"/>
-                <w:sz w:val="28"/>
-              </w:rPr>
-              <w:t>/</w:t>
-            </w:r>
-            <w:r>
-              <w:rPr>
-                <w:rFonts w:ascii="Nikosh" w:eastAsia="Nikosh" w:hAnsi="Nikosh" w:cs="Nikosh"/>
-                <w:sz w:val="28"/>
-              </w:rPr>
-              <w:t>২০২৫</w:t>
+                <w:rFonts w:ascii="Nikosh" w:hAnsi="Nikosh" w:eastAsia="Nikosh" w:cs="Nikosh"/>
+                <w:sz w:val="28"/>
+              </w:rPr>
+              <w:t>২০/১১/২০২৫</w:t>
             </w:r>
           </w:p>
         </w:tc>
@@ -19818,38 +18984,10 @@
             </w:pPr>
             <w:r>
               <w:rPr>
-                <w:rFonts w:ascii="Nikosh" w:eastAsia="Nikosh" w:hAnsi="Nikosh" w:cs="Nikosh"/>
-                <w:sz w:val="28"/>
-              </w:rPr>
-              <w:t>০১</w:t>
-            </w:r>
-            <w:r>
-              <w:rPr>
-                <w:rFonts w:ascii="Nikosh" w:eastAsia="Nikosh" w:hAnsi="Nikosh" w:cs="Nikosh"/>
-                <w:sz w:val="28"/>
-              </w:rPr>
-              <w:t>/</w:t>
-            </w:r>
-            <w:r>
-              <w:rPr>
-                <w:rFonts w:ascii="Nikosh" w:eastAsia="Nikosh" w:hAnsi="Nikosh" w:cs="Nikosh"/>
-                <w:sz w:val="28"/>
-              </w:rPr>
-              <w:t>০৫</w:t>
-            </w:r>
-            <w:r>
-              <w:rPr>
-                <w:rFonts w:ascii="Nikosh" w:eastAsia="Nikosh" w:hAnsi="Nikosh" w:cs="Nikosh"/>
-                <w:sz w:val="28"/>
-              </w:rPr>
-              <w:t>/</w:t>
-            </w:r>
-            <w:r>
-              <w:rPr>
-                <w:rFonts w:ascii="Nikosh" w:eastAsia="Nikosh" w:hAnsi="Nikosh" w:cs="Nikosh"/>
-                <w:sz w:val="28"/>
-              </w:rPr>
-              <w:t>২০২৫</w:t>
+                <w:rFonts w:ascii="Nikosh" w:hAnsi="Nikosh" w:eastAsia="Nikosh" w:cs="Nikosh"/>
+                <w:sz w:val="28"/>
+              </w:rPr>
+              <w:t>০১/০৫/২০২৫</w:t>
             </w:r>
           </w:p>
         </w:tc>
@@ -20092,6 +19230,12 @@
             <w:pPr>
               <w:jc w:val="center"/>
             </w:pPr>
+            <w:r>
+              <w:rPr>
+                <w:rFonts w:ascii="Nikosh" w:hAnsi="Nikosh" w:eastAsia="Nikosh" w:cs="Nikosh"/>
+                <w:sz w:val="28"/>
+              </w:rPr>
+            </w:r>
           </w:p>
         </w:tc>
         <w:tc>
@@ -20327,38 +19471,10 @@
             </w:pPr>
             <w:r>
               <w:rPr>
-                <w:rFonts w:ascii="Nikosh" w:eastAsia="Nikosh" w:hAnsi="Nikosh" w:cs="Nikosh"/>
-                <w:sz w:val="28"/>
-              </w:rPr>
-              <w:t>০১</w:t>
-            </w:r>
-            <w:r>
-              <w:rPr>
-                <w:rFonts w:ascii="Nikosh" w:eastAsia="Nikosh" w:hAnsi="Nikosh" w:cs="Nikosh"/>
-                <w:sz w:val="28"/>
-              </w:rPr>
-              <w:t>/</w:t>
-            </w:r>
-            <w:r>
-              <w:rPr>
-                <w:rFonts w:ascii="Nikosh" w:eastAsia="Nikosh" w:hAnsi="Nikosh" w:cs="Nikosh"/>
-                <w:sz w:val="28"/>
-              </w:rPr>
-              <w:t>০৫</w:t>
-            </w:r>
-            <w:r>
-              <w:rPr>
-                <w:rFonts w:ascii="Nikosh" w:eastAsia="Nikosh" w:hAnsi="Nikosh" w:cs="Nikosh"/>
-                <w:sz w:val="28"/>
-              </w:rPr>
-              <w:t>/</w:t>
-            </w:r>
-            <w:r>
-              <w:rPr>
-                <w:rFonts w:ascii="Nikosh" w:eastAsia="Nikosh" w:hAnsi="Nikosh" w:cs="Nikosh"/>
-                <w:sz w:val="28"/>
-              </w:rPr>
-              <w:t>২০২৫</w:t>
+                <w:rFonts w:ascii="Nikosh" w:hAnsi="Nikosh" w:eastAsia="Nikosh" w:cs="Nikosh"/>
+                <w:sz w:val="28"/>
+              </w:rPr>
+              <w:t>০১/০৫/২০২৫</w:t>
             </w:r>
           </w:p>
         </w:tc>
@@ -20626,38 +19742,10 @@
             </w:pPr>
             <w:r>
               <w:rPr>
-                <w:rFonts w:ascii="Nikosh" w:eastAsia="Nikosh" w:hAnsi="Nikosh" w:cs="Nikosh"/>
-                <w:sz w:val="28"/>
-              </w:rPr>
-              <w:t>০১</w:t>
-            </w:r>
-            <w:r>
-              <w:rPr>
-                <w:rFonts w:ascii="Nikosh" w:eastAsia="Nikosh" w:hAnsi="Nikosh" w:cs="Nikosh"/>
-                <w:sz w:val="28"/>
-              </w:rPr>
-              <w:t>/</w:t>
-            </w:r>
-            <w:r>
-              <w:rPr>
-                <w:rFonts w:ascii="Nikosh" w:eastAsia="Nikosh" w:hAnsi="Nikosh" w:cs="Nikosh"/>
-                <w:sz w:val="28"/>
-              </w:rPr>
-              <w:t>০৫</w:t>
-            </w:r>
-            <w:r>
-              <w:rPr>
-                <w:rFonts w:ascii="Nikosh" w:eastAsia="Nikosh" w:hAnsi="Nikosh" w:cs="Nikosh"/>
-                <w:sz w:val="28"/>
-              </w:rPr>
-              <w:t>/</w:t>
-            </w:r>
-            <w:r>
-              <w:rPr>
-                <w:rFonts w:ascii="Nikosh" w:eastAsia="Nikosh" w:hAnsi="Nikosh" w:cs="Nikosh"/>
-                <w:sz w:val="28"/>
-              </w:rPr>
-              <w:t>২০২৫</w:t>
+                <w:rFonts w:ascii="Nikosh" w:hAnsi="Nikosh" w:eastAsia="Nikosh" w:cs="Nikosh"/>
+                <w:sz w:val="28"/>
+              </w:rPr>
+              <w:t>০১/০৫/২০২৫</w:t>
             </w:r>
           </w:p>
         </w:tc>
@@ -20845,6 +19933,12 @@
             <w:pPr>
               <w:jc w:val="center"/>
             </w:pPr>
+            <w:r>
+              <w:rPr>
+                <w:rFonts w:ascii="Nikosh" w:hAnsi="Nikosh" w:eastAsia="Nikosh" w:cs="Nikosh"/>
+                <w:sz w:val="28"/>
+              </w:rPr>
+            </w:r>
           </w:p>
         </w:tc>
         <w:tc>
@@ -21106,38 +20200,10 @@
             </w:pPr>
             <w:r>
               <w:rPr>
-                <w:rFonts w:ascii="Nikosh" w:eastAsia="Nikosh" w:hAnsi="Nikosh" w:cs="Nikosh"/>
-                <w:sz w:val="28"/>
-              </w:rPr>
-              <w:t>০১</w:t>
-            </w:r>
-            <w:r>
-              <w:rPr>
-                <w:rFonts w:ascii="Nikosh" w:eastAsia="Nikosh" w:hAnsi="Nikosh" w:cs="Nikosh"/>
-                <w:sz w:val="28"/>
-              </w:rPr>
-              <w:t>/</w:t>
-            </w:r>
-            <w:r>
-              <w:rPr>
-                <w:rFonts w:ascii="Nikosh" w:eastAsia="Nikosh" w:hAnsi="Nikosh" w:cs="Nikosh"/>
-                <w:sz w:val="28"/>
-              </w:rPr>
-              <w:t>০৫</w:t>
-            </w:r>
-            <w:r>
-              <w:rPr>
-                <w:rFonts w:ascii="Nikosh" w:eastAsia="Nikosh" w:hAnsi="Nikosh" w:cs="Nikosh"/>
-                <w:sz w:val="28"/>
-              </w:rPr>
-              <w:t>/</w:t>
-            </w:r>
-            <w:r>
-              <w:rPr>
-                <w:rFonts w:ascii="Nikosh" w:eastAsia="Nikosh" w:hAnsi="Nikosh" w:cs="Nikosh"/>
-                <w:sz w:val="28"/>
-              </w:rPr>
-              <w:t>২০২৫</w:t>
+                <w:rFonts w:ascii="Nikosh" w:hAnsi="Nikosh" w:eastAsia="Nikosh" w:cs="Nikosh"/>
+                <w:sz w:val="28"/>
+              </w:rPr>
+              <w:t>০১/০৫/২০২৫</w:t>
             </w:r>
           </w:p>
         </w:tc>
@@ -21346,6 +20412,12 @@
             <w:pPr>
               <w:jc w:val="center"/>
             </w:pPr>
+            <w:r>
+              <w:rPr>
+                <w:rFonts w:ascii="Nikosh" w:hAnsi="Nikosh" w:eastAsia="Nikosh" w:cs="Nikosh"/>
+                <w:sz w:val="28"/>
+              </w:rPr>
+            </w:r>
           </w:p>
         </w:tc>
         <w:tc>
@@ -21558,6 +20630,12 @@
             <w:pPr>
               <w:jc w:val="center"/>
             </w:pPr>
+            <w:r>
+              <w:rPr>
+                <w:rFonts w:ascii="Nikosh" w:hAnsi="Nikosh" w:eastAsia="Nikosh" w:cs="Nikosh"/>
+                <w:sz w:val="28"/>
+              </w:rPr>
+            </w:r>
           </w:p>
         </w:tc>
         <w:tc>
@@ -21763,6 +20841,12 @@
             <w:pPr>
               <w:jc w:val="center"/>
             </w:pPr>
+            <w:r>
+              <w:rPr>
+                <w:rFonts w:ascii="Nikosh" w:hAnsi="Nikosh" w:eastAsia="Nikosh" w:cs="Nikosh"/>
+                <w:sz w:val="28"/>
+              </w:rPr>
+            </w:r>
           </w:p>
         </w:tc>
         <w:tc>
@@ -21975,6 +21059,12 @@
             <w:pPr>
               <w:jc w:val="center"/>
             </w:pPr>
+            <w:r>
+              <w:rPr>
+                <w:rFonts w:ascii="Nikosh" w:hAnsi="Nikosh" w:eastAsia="Nikosh" w:cs="Nikosh"/>
+                <w:sz w:val="28"/>
+              </w:rPr>
+            </w:r>
           </w:p>
         </w:tc>
         <w:tc>
@@ -22273,38 +21363,10 @@
             </w:pPr>
             <w:r>
               <w:rPr>
-                <w:rFonts w:ascii="Nikosh" w:eastAsia="Nikosh" w:hAnsi="Nikosh" w:cs="Nikosh"/>
-                <w:sz w:val="28"/>
-              </w:rPr>
-              <w:t>৩১</w:t>
-            </w:r>
-            <w:r>
-              <w:rPr>
-                <w:rFonts w:ascii="Nikosh" w:eastAsia="Nikosh" w:hAnsi="Nikosh" w:cs="Nikosh"/>
-                <w:sz w:val="28"/>
-              </w:rPr>
-              <w:t>/</w:t>
-            </w:r>
-            <w:r>
-              <w:rPr>
-                <w:rFonts w:ascii="Nikosh" w:eastAsia="Nikosh" w:hAnsi="Nikosh" w:cs="Nikosh"/>
-                <w:sz w:val="28"/>
-              </w:rPr>
-              <w:t>০৭</w:t>
-            </w:r>
-            <w:r>
-              <w:rPr>
-                <w:rFonts w:ascii="Nikosh" w:eastAsia="Nikosh" w:hAnsi="Nikosh" w:cs="Nikosh"/>
-                <w:sz w:val="28"/>
-              </w:rPr>
-              <w:t>/</w:t>
-            </w:r>
-            <w:r>
-              <w:rPr>
-                <w:rFonts w:ascii="Nikosh" w:eastAsia="Nikosh" w:hAnsi="Nikosh" w:cs="Nikosh"/>
-                <w:sz w:val="28"/>
-              </w:rPr>
-              <w:t>২০২৪</w:t>
+                <w:rFonts w:ascii="Nikosh" w:hAnsi="Nikosh" w:eastAsia="Nikosh" w:cs="Nikosh"/>
+                <w:sz w:val="28"/>
+              </w:rPr>
+              <w:t>৩১/০৭/২০২৪</w:t>
             </w:r>
           </w:p>
         </w:tc>
@@ -22559,38 +21621,10 @@
             </w:pPr>
             <w:r>
               <w:rPr>
-                <w:rFonts w:ascii="Nikosh" w:eastAsia="Nikosh" w:hAnsi="Nikosh" w:cs="Nikosh"/>
-                <w:sz w:val="28"/>
-              </w:rPr>
-              <w:t>৩০</w:t>
-            </w:r>
-            <w:r>
-              <w:rPr>
-                <w:rFonts w:ascii="Nikosh" w:eastAsia="Nikosh" w:hAnsi="Nikosh" w:cs="Nikosh"/>
-                <w:sz w:val="28"/>
-              </w:rPr>
-              <w:t>/</w:t>
-            </w:r>
-            <w:r>
-              <w:rPr>
-                <w:rFonts w:ascii="Nikosh" w:eastAsia="Nikosh" w:hAnsi="Nikosh" w:cs="Nikosh"/>
-                <w:sz w:val="28"/>
-              </w:rPr>
-              <w:t>০৭</w:t>
-            </w:r>
-            <w:r>
-              <w:rPr>
-                <w:rFonts w:ascii="Nikosh" w:eastAsia="Nikosh" w:hAnsi="Nikosh" w:cs="Nikosh"/>
-                <w:sz w:val="28"/>
-              </w:rPr>
-              <w:t>/</w:t>
-            </w:r>
-            <w:r>
-              <w:rPr>
-                <w:rFonts w:ascii="Nikosh" w:eastAsia="Nikosh" w:hAnsi="Nikosh" w:cs="Nikosh"/>
-                <w:sz w:val="28"/>
-              </w:rPr>
-              <w:t>২০২৪</w:t>
+                <w:rFonts w:ascii="Nikosh" w:hAnsi="Nikosh" w:eastAsia="Nikosh" w:cs="Nikosh"/>
+                <w:sz w:val="28"/>
+              </w:rPr>
+              <w:t>৩০/০৭/২০২৪</w:t>
             </w:r>
           </w:p>
         </w:tc>
@@ -22792,6 +21826,12 @@
             <w:pPr>
               <w:jc w:val="center"/>
             </w:pPr>
+            <w:r>
+              <w:rPr>
+                <w:rFonts w:ascii="Nikosh" w:hAnsi="Nikosh" w:eastAsia="Nikosh" w:cs="Nikosh"/>
+                <w:sz w:val="28"/>
+              </w:rPr>
+            </w:r>
           </w:p>
         </w:tc>
         <w:tc>
@@ -23005,38 +22045,10 @@
             </w:pPr>
             <w:r>
               <w:rPr>
-                <w:rFonts w:ascii="Nikosh" w:eastAsia="Nikosh" w:hAnsi="Nikosh" w:cs="Nikosh"/>
-                <w:sz w:val="28"/>
-              </w:rPr>
-              <w:t>৩০</w:t>
-            </w:r>
-            <w:r>
-              <w:rPr>
-                <w:rFonts w:ascii="Nikosh" w:eastAsia="Nikosh" w:hAnsi="Nikosh" w:cs="Nikosh"/>
-                <w:sz w:val="28"/>
-              </w:rPr>
-              <w:t>/</w:t>
-            </w:r>
-            <w:r>
-              <w:rPr>
-                <w:rFonts w:ascii="Nikosh" w:eastAsia="Nikosh" w:hAnsi="Nikosh" w:cs="Nikosh"/>
-                <w:sz w:val="28"/>
-              </w:rPr>
-              <w:t>০৭</w:t>
-            </w:r>
-            <w:r>
-              <w:rPr>
-                <w:rFonts w:ascii="Nikosh" w:eastAsia="Nikosh" w:hAnsi="Nikosh" w:cs="Nikosh"/>
-                <w:sz w:val="28"/>
-              </w:rPr>
-              <w:t>/</w:t>
-            </w:r>
-            <w:r>
-              <w:rPr>
-                <w:rFonts w:ascii="Nikosh" w:eastAsia="Nikosh" w:hAnsi="Nikosh" w:cs="Nikosh"/>
-                <w:sz w:val="28"/>
-              </w:rPr>
-              <w:t>২০২৪</w:t>
+                <w:rFonts w:ascii="Nikosh" w:hAnsi="Nikosh" w:eastAsia="Nikosh" w:cs="Nikosh"/>
+                <w:sz w:val="28"/>
+              </w:rPr>
+              <w:t>৩০/০৭/২০২৪</w:t>
             </w:r>
           </w:p>
         </w:tc>
@@ -23227,6 +22239,12 @@
             <w:pPr>
               <w:jc w:val="center"/>
             </w:pPr>
+            <w:r>
+              <w:rPr>
+                <w:rFonts w:ascii="Nikosh" w:hAnsi="Nikosh" w:eastAsia="Nikosh" w:cs="Nikosh"/>
+                <w:sz w:val="28"/>
+              </w:rPr>
+            </w:r>
           </w:p>
         </w:tc>
         <w:tc>
@@ -23413,6 +22431,12 @@
             <w:pPr>
               <w:jc w:val="center"/>
             </w:pPr>
+            <w:r>
+              <w:rPr>
+                <w:rFonts w:ascii="Nikosh" w:hAnsi="Nikosh" w:eastAsia="Nikosh" w:cs="Nikosh"/>
+                <w:sz w:val="28"/>
+              </w:rPr>
+            </w:r>
           </w:p>
         </w:tc>
         <w:tc>
@@ -23748,6 +22772,12 @@
             <w:pPr>
               <w:jc w:val="center"/>
             </w:pPr>
+            <w:r>
+              <w:rPr>
+                <w:rFonts w:ascii="Nikosh" w:hAnsi="Nikosh" w:eastAsia="Nikosh" w:cs="Nikosh"/>
+                <w:sz w:val="28"/>
+              </w:rPr>
+            </w:r>
           </w:p>
         </w:tc>
         <w:tc>
@@ -23918,38 +22948,10 @@
             </w:pPr>
             <w:r>
               <w:rPr>
-                <w:rFonts w:ascii="Nikosh" w:eastAsia="Nikosh" w:hAnsi="Nikosh" w:cs="Nikosh"/>
-                <w:sz w:val="28"/>
-              </w:rPr>
-              <w:t>০১</w:t>
-            </w:r>
-            <w:r>
-              <w:rPr>
-                <w:rFonts w:ascii="Nikosh" w:eastAsia="Nikosh" w:hAnsi="Nikosh" w:cs="Nikosh"/>
-                <w:sz w:val="28"/>
-              </w:rPr>
-              <w:t>/</w:t>
-            </w:r>
-            <w:r>
-              <w:rPr>
-                <w:rFonts w:ascii="Nikosh" w:eastAsia="Nikosh" w:hAnsi="Nikosh" w:cs="Nikosh"/>
-                <w:sz w:val="28"/>
-              </w:rPr>
-              <w:t>০৫</w:t>
-            </w:r>
-            <w:r>
-              <w:rPr>
-                <w:rFonts w:ascii="Nikosh" w:eastAsia="Nikosh" w:hAnsi="Nikosh" w:cs="Nikosh"/>
-                <w:sz w:val="28"/>
-              </w:rPr>
-              <w:t>/</w:t>
-            </w:r>
-            <w:r>
-              <w:rPr>
-                <w:rFonts w:ascii="Nikosh" w:eastAsia="Nikosh" w:hAnsi="Nikosh" w:cs="Nikosh"/>
-                <w:sz w:val="28"/>
-              </w:rPr>
-              <w:t>২০২৫</w:t>
+                <w:rFonts w:ascii="Nikosh" w:hAnsi="Nikosh" w:eastAsia="Nikosh" w:cs="Nikosh"/>
+                <w:sz w:val="28"/>
+              </w:rPr>
+              <w:t>০১/০৫/২০২৫</w:t>
             </w:r>
           </w:p>
         </w:tc>
@@ -24195,6 +23197,12 @@
             <w:pPr>
               <w:jc w:val="center"/>
             </w:pPr>
+            <w:r>
+              <w:rPr>
+                <w:rFonts w:ascii="Nikosh" w:hAnsi="Nikosh" w:eastAsia="Nikosh" w:cs="Nikosh"/>
+                <w:sz w:val="28"/>
+              </w:rPr>
+            </w:r>
           </w:p>
         </w:tc>
         <w:tc>
@@ -24362,6 +23370,12 @@
             <w:pPr>
               <w:jc w:val="center"/>
             </w:pPr>
+            <w:r>
+              <w:rPr>
+                <w:rFonts w:ascii="Nikosh" w:hAnsi="Nikosh" w:eastAsia="Nikosh" w:cs="Nikosh"/>
+                <w:sz w:val="28"/>
+              </w:rPr>
+            </w:r>
           </w:p>
         </w:tc>
         <w:tc>
@@ -24530,6 +23544,12 @@
             <w:pPr>
               <w:jc w:val="center"/>
             </w:pPr>
+            <w:r>
+              <w:rPr>
+                <w:rFonts w:ascii="Nikosh" w:hAnsi="Nikosh" w:eastAsia="Nikosh" w:cs="Nikosh"/>
+                <w:sz w:val="28"/>
+              </w:rPr>
+            </w:r>
           </w:p>
         </w:tc>
         <w:tc>
@@ -24700,38 +23720,10 @@
             </w:pPr>
             <w:r>
               <w:rPr>
-                <w:rFonts w:ascii="Nikosh" w:eastAsia="Nikosh" w:hAnsi="Nikosh" w:cs="Nikosh"/>
-                <w:sz w:val="28"/>
-              </w:rPr>
-              <w:t>১৭</w:t>
-            </w:r>
-            <w:r>
-              <w:rPr>
-                <w:rFonts w:ascii="Nikosh" w:eastAsia="Nikosh" w:hAnsi="Nikosh" w:cs="Nikosh"/>
-                <w:sz w:val="28"/>
-              </w:rPr>
-              <w:t>/</w:t>
-            </w:r>
-            <w:r>
-              <w:rPr>
-                <w:rFonts w:ascii="Nikosh" w:eastAsia="Nikosh" w:hAnsi="Nikosh" w:cs="Nikosh"/>
-                <w:sz w:val="28"/>
-              </w:rPr>
-              <w:t>০৫</w:t>
-            </w:r>
-            <w:r>
-              <w:rPr>
-                <w:rFonts w:ascii="Nikosh" w:eastAsia="Nikosh" w:hAnsi="Nikosh" w:cs="Nikosh"/>
-                <w:sz w:val="28"/>
-              </w:rPr>
-              <w:t>/</w:t>
-            </w:r>
-            <w:r>
-              <w:rPr>
-                <w:rFonts w:ascii="Nikosh" w:eastAsia="Nikosh" w:hAnsi="Nikosh" w:cs="Nikosh"/>
-                <w:sz w:val="28"/>
-              </w:rPr>
-              <w:t>২০২৬</w:t>
+                <w:rFonts w:ascii="Nikosh" w:hAnsi="Nikosh" w:eastAsia="Nikosh" w:cs="Nikosh"/>
+                <w:sz w:val="28"/>
+              </w:rPr>
+              <w:t>১৭/০৫/২০২৬</w:t>
             </w:r>
           </w:p>
         </w:tc>
@@ -25059,38 +24051,10 @@
             </w:pPr>
             <w:r>
               <w:rPr>
-                <w:rFonts w:ascii="Nikosh" w:eastAsia="Nikosh" w:hAnsi="Nikosh" w:cs="Nikosh"/>
-                <w:sz w:val="28"/>
-              </w:rPr>
-              <w:t>১৯</w:t>
-            </w:r>
-            <w:r>
-              <w:rPr>
-                <w:rFonts w:ascii="Nikosh" w:eastAsia="Nikosh" w:hAnsi="Nikosh" w:cs="Nikosh"/>
-                <w:sz w:val="28"/>
-              </w:rPr>
-              <w:t>/</w:t>
-            </w:r>
-            <w:r>
-              <w:rPr>
-                <w:rFonts w:ascii="Nikosh" w:eastAsia="Nikosh" w:hAnsi="Nikosh" w:cs="Nikosh"/>
-                <w:sz w:val="28"/>
-              </w:rPr>
-              <w:t>০৯</w:t>
-            </w:r>
-            <w:r>
-              <w:rPr>
-                <w:rFonts w:ascii="Nikosh" w:eastAsia="Nikosh" w:hAnsi="Nikosh" w:cs="Nikosh"/>
-                <w:sz w:val="28"/>
-              </w:rPr>
-              <w:t>/</w:t>
-            </w:r>
-            <w:r>
-              <w:rPr>
-                <w:rFonts w:ascii="Nikosh" w:eastAsia="Nikosh" w:hAnsi="Nikosh" w:cs="Nikosh"/>
-                <w:sz w:val="28"/>
-              </w:rPr>
-              <w:t>২০২১</w:t>
+                <w:rFonts w:ascii="Nikosh" w:hAnsi="Nikosh" w:eastAsia="Nikosh" w:cs="Nikosh"/>
+                <w:sz w:val="28"/>
+              </w:rPr>
+              <w:t>১৯/০৯/২০২১</w:t>
             </w:r>
           </w:p>
         </w:tc>
@@ -25286,38 +24250,10 @@
             </w:pPr>
             <w:r>
               <w:rPr>
-                <w:rFonts w:ascii="Nikosh" w:eastAsia="Nikosh" w:hAnsi="Nikosh" w:cs="Nikosh"/>
-                <w:sz w:val="28"/>
-              </w:rPr>
-              <w:t>২৫</w:t>
-            </w:r>
-            <w:r>
-              <w:rPr>
-                <w:rFonts w:ascii="Nikosh" w:eastAsia="Nikosh" w:hAnsi="Nikosh" w:cs="Nikosh"/>
-                <w:sz w:val="28"/>
-              </w:rPr>
-              <w:t>/</w:t>
-            </w:r>
-            <w:r>
-              <w:rPr>
-                <w:rFonts w:ascii="Nikosh" w:eastAsia="Nikosh" w:hAnsi="Nikosh" w:cs="Nikosh"/>
-                <w:sz w:val="28"/>
-              </w:rPr>
-              <w:t>০৬</w:t>
-            </w:r>
-            <w:r>
-              <w:rPr>
-                <w:rFonts w:ascii="Nikosh" w:eastAsia="Nikosh" w:hAnsi="Nikosh" w:cs="Nikosh"/>
-                <w:sz w:val="28"/>
-              </w:rPr>
-              <w:t>/</w:t>
-            </w:r>
-            <w:r>
-              <w:rPr>
-                <w:rFonts w:ascii="Nikosh" w:eastAsia="Nikosh" w:hAnsi="Nikosh" w:cs="Nikosh"/>
-                <w:sz w:val="28"/>
-              </w:rPr>
-              <w:t>২০২২</w:t>
+                <w:rFonts w:ascii="Nikosh" w:hAnsi="Nikosh" w:eastAsia="Nikosh" w:cs="Nikosh"/>
+                <w:sz w:val="28"/>
+              </w:rPr>
+              <w:t>২৫/০৬/২০২২</w:t>
             </w:r>
           </w:p>
         </w:tc>
@@ -25513,38 +24449,10 @@
             </w:pPr>
             <w:r>
               <w:rPr>
-                <w:rFonts w:ascii="Nikosh" w:eastAsia="Nikosh" w:hAnsi="Nikosh" w:cs="Nikosh"/>
-                <w:sz w:val="28"/>
-              </w:rPr>
-              <w:t>০১</w:t>
-            </w:r>
-            <w:r>
-              <w:rPr>
-                <w:rFonts w:ascii="Nikosh" w:eastAsia="Nikosh" w:hAnsi="Nikosh" w:cs="Nikosh"/>
-                <w:sz w:val="28"/>
-              </w:rPr>
-              <w:t>/</w:t>
-            </w:r>
-            <w:r>
-              <w:rPr>
-                <w:rFonts w:ascii="Nikosh" w:eastAsia="Nikosh" w:hAnsi="Nikosh" w:cs="Nikosh"/>
-                <w:sz w:val="28"/>
-              </w:rPr>
-              <w:t>০৫</w:t>
-            </w:r>
-            <w:r>
-              <w:rPr>
-                <w:rFonts w:ascii="Nikosh" w:eastAsia="Nikosh" w:hAnsi="Nikosh" w:cs="Nikosh"/>
-                <w:sz w:val="28"/>
-              </w:rPr>
-              <w:t>/</w:t>
-            </w:r>
-            <w:r>
-              <w:rPr>
-                <w:rFonts w:ascii="Nikosh" w:eastAsia="Nikosh" w:hAnsi="Nikosh" w:cs="Nikosh"/>
-                <w:sz w:val="28"/>
-              </w:rPr>
-              <w:t>২০২৫</w:t>
+                <w:rFonts w:ascii="Nikosh" w:hAnsi="Nikosh" w:eastAsia="Nikosh" w:cs="Nikosh"/>
+                <w:sz w:val="28"/>
+              </w:rPr>
+              <w:t>০১/০৫/২০২৫</w:t>
             </w:r>
           </w:p>
         </w:tc>
@@ -25746,6 +24654,12 @@
             <w:pPr>
               <w:jc w:val="center"/>
             </w:pPr>
+            <w:r>
+              <w:rPr>
+                <w:rFonts w:ascii="Nikosh" w:hAnsi="Nikosh" w:eastAsia="Nikosh" w:cs="Nikosh"/>
+                <w:sz w:val="28"/>
+              </w:rPr>
+            </w:r>
           </w:p>
         </w:tc>
         <w:tc>
@@ -25987,6 +24901,12 @@
             <w:pPr>
               <w:jc w:val="center"/>
             </w:pPr>
+            <w:r>
+              <w:rPr>
+                <w:rFonts w:ascii="Nikosh" w:hAnsi="Nikosh" w:eastAsia="Nikosh" w:cs="Nikosh"/>
+                <w:sz w:val="28"/>
+              </w:rPr>
+            </w:r>
           </w:p>
         </w:tc>
         <w:tc>
@@ -26210,38 +25130,10 @@
             </w:pPr>
             <w:r>
               <w:rPr>
-                <w:rFonts w:ascii="Nikosh" w:eastAsia="Nikosh" w:hAnsi="Nikosh" w:cs="Nikosh"/>
-                <w:sz w:val="28"/>
-              </w:rPr>
-              <w:t>০১</w:t>
-            </w:r>
-            <w:r>
-              <w:rPr>
-                <w:rFonts w:ascii="Nikosh" w:eastAsia="Nikosh" w:hAnsi="Nikosh" w:cs="Nikosh"/>
-                <w:sz w:val="28"/>
-              </w:rPr>
-              <w:t>/</w:t>
-            </w:r>
-            <w:r>
-              <w:rPr>
-                <w:rFonts w:ascii="Nikosh" w:eastAsia="Nikosh" w:hAnsi="Nikosh" w:cs="Nikosh"/>
-                <w:sz w:val="28"/>
-              </w:rPr>
-              <w:t>০৫</w:t>
-            </w:r>
-            <w:r>
-              <w:rPr>
-                <w:rFonts w:ascii="Nikosh" w:eastAsia="Nikosh" w:hAnsi="Nikosh" w:cs="Nikosh"/>
-                <w:sz w:val="28"/>
-              </w:rPr>
-              <w:t>/</w:t>
-            </w:r>
-            <w:r>
-              <w:rPr>
-                <w:rFonts w:ascii="Nikosh" w:eastAsia="Nikosh" w:hAnsi="Nikosh" w:cs="Nikosh"/>
-                <w:sz w:val="28"/>
-              </w:rPr>
-              <w:t>২০২৫</w:t>
+                <w:rFonts w:ascii="Nikosh" w:hAnsi="Nikosh" w:eastAsia="Nikosh" w:cs="Nikosh"/>
+                <w:sz w:val="28"/>
+              </w:rPr>
+              <w:t>০১/০৫/২০২৫</w:t>
             </w:r>
           </w:p>
         </w:tc>
@@ -26484,6 +25376,12 @@
             <w:pPr>
               <w:jc w:val="center"/>
             </w:pPr>
+            <w:r>
+              <w:rPr>
+                <w:rFonts w:ascii="Nikosh" w:hAnsi="Nikosh" w:eastAsia="Nikosh" w:cs="Nikosh"/>
+                <w:sz w:val="28"/>
+              </w:rPr>
+            </w:r>
           </w:p>
         </w:tc>
         <w:tc>
@@ -26724,6 +25622,12 @@
             <w:pPr>
               <w:jc w:val="center"/>
             </w:pPr>
+            <w:r>
+              <w:rPr>
+                <w:rFonts w:ascii="Nikosh" w:hAnsi="Nikosh" w:eastAsia="Nikosh" w:cs="Nikosh"/>
+                <w:sz w:val="28"/>
+              </w:rPr>
+            </w:r>
           </w:p>
         </w:tc>
         <w:tc>
@@ -26903,38 +25807,10 @@
             </w:pPr>
             <w:r>
               <w:rPr>
-                <w:rFonts w:ascii="Nikosh" w:eastAsia="Nikosh" w:hAnsi="Nikosh" w:cs="Nikosh"/>
-                <w:sz w:val="28"/>
-              </w:rPr>
-              <w:t>১৫</w:t>
-            </w:r>
-            <w:r>
-              <w:rPr>
-                <w:rFonts w:ascii="Nikosh" w:eastAsia="Nikosh" w:hAnsi="Nikosh" w:cs="Nikosh"/>
-                <w:sz w:val="28"/>
-              </w:rPr>
-              <w:t>/</w:t>
-            </w:r>
-            <w:r>
-              <w:rPr>
-                <w:rFonts w:ascii="Nikosh" w:eastAsia="Nikosh" w:hAnsi="Nikosh" w:cs="Nikosh"/>
-                <w:sz w:val="28"/>
-              </w:rPr>
-              <w:t>০৪</w:t>
-            </w:r>
-            <w:r>
-              <w:rPr>
-                <w:rFonts w:ascii="Nikosh" w:eastAsia="Nikosh" w:hAnsi="Nikosh" w:cs="Nikosh"/>
-                <w:sz w:val="28"/>
-              </w:rPr>
-              <w:t>/</w:t>
-            </w:r>
-            <w:r>
-              <w:rPr>
-                <w:rFonts w:ascii="Nikosh" w:eastAsia="Nikosh" w:hAnsi="Nikosh" w:cs="Nikosh"/>
-                <w:sz w:val="28"/>
-              </w:rPr>
-              <w:t>২০২৫</w:t>
+                <w:rFonts w:ascii="Nikosh" w:hAnsi="Nikosh" w:eastAsia="Nikosh" w:cs="Nikosh"/>
+                <w:sz w:val="28"/>
+              </w:rPr>
+              <w:t>১৫/০৪/২০২৫</w:t>
             </w:r>
           </w:p>
         </w:tc>
@@ -27116,6 +25992,12 @@
             <w:pPr>
               <w:jc w:val="center"/>
             </w:pPr>
+            <w:r>
+              <w:rPr>
+                <w:rFonts w:ascii="Nikosh" w:hAnsi="Nikosh" w:eastAsia="Nikosh" w:cs="Nikosh"/>
+                <w:sz w:val="28"/>
+              </w:rPr>
+            </w:r>
           </w:p>
         </w:tc>
         <w:tc>
@@ -27279,6 +26161,12 @@
             <w:pPr>
               <w:jc w:val="center"/>
             </w:pPr>
+            <w:r>
+              <w:rPr>
+                <w:rFonts w:ascii="Nikosh" w:hAnsi="Nikosh" w:eastAsia="Nikosh" w:cs="Nikosh"/>
+                <w:sz w:val="28"/>
+              </w:rPr>
+            </w:r>
           </w:p>
         </w:tc>
         <w:tc>
@@ -27423,6 +26311,12 @@
             <w:pPr>
               <w:jc w:val="center"/>
             </w:pPr>
+            <w:r>
+              <w:rPr>
+                <w:rFonts w:ascii="Nikosh" w:hAnsi="Nikosh" w:eastAsia="Nikosh" w:cs="Nikosh"/>
+                <w:sz w:val="28"/>
+              </w:rPr>
+            </w:r>
           </w:p>
         </w:tc>
         <w:tc>
@@ -27829,38 +26723,10 @@
             </w:pPr>
             <w:r>
               <w:rPr>
-                <w:rFonts w:ascii="Nikosh" w:eastAsia="Nikosh" w:hAnsi="Nikosh" w:cs="Nikosh"/>
-                <w:sz w:val="28"/>
-              </w:rPr>
-              <w:t>১৬</w:t>
-            </w:r>
-            <w:r>
-              <w:rPr>
-                <w:rFonts w:ascii="Nikosh" w:eastAsia="Nikosh" w:hAnsi="Nikosh" w:cs="Nikosh"/>
-                <w:sz w:val="28"/>
-              </w:rPr>
-              <w:t>/</w:t>
-            </w:r>
-            <w:r>
-              <w:rPr>
-                <w:rFonts w:ascii="Nikosh" w:eastAsia="Nikosh" w:hAnsi="Nikosh" w:cs="Nikosh"/>
-                <w:sz w:val="28"/>
-              </w:rPr>
-              <w:t>০৭</w:t>
-            </w:r>
-            <w:r>
-              <w:rPr>
-                <w:rFonts w:ascii="Nikosh" w:eastAsia="Nikosh" w:hAnsi="Nikosh" w:cs="Nikosh"/>
-                <w:sz w:val="28"/>
-              </w:rPr>
-              <w:t>/</w:t>
-            </w:r>
-            <w:r>
-              <w:rPr>
-                <w:rFonts w:ascii="Nikosh" w:eastAsia="Nikosh" w:hAnsi="Nikosh" w:cs="Nikosh"/>
-                <w:sz w:val="28"/>
-              </w:rPr>
-              <w:t>২০২৫</w:t>
+                <w:rFonts w:ascii="Nikosh" w:hAnsi="Nikosh" w:eastAsia="Nikosh" w:cs="Nikosh"/>
+                <w:sz w:val="28"/>
+              </w:rPr>
+              <w:t>১৬/০৭/২০২৫</w:t>
             </w:r>
           </w:p>
         </w:tc>
@@ -28056,38 +26922,10 @@
             </w:pPr>
             <w:r>
               <w:rPr>
-                <w:rFonts w:ascii="Nikosh" w:eastAsia="Nikosh" w:hAnsi="Nikosh" w:cs="Nikosh"/>
-                <w:sz w:val="28"/>
-              </w:rPr>
-              <w:t>১৬</w:t>
-            </w:r>
-            <w:r>
-              <w:rPr>
-                <w:rFonts w:ascii="Nikosh" w:eastAsia="Nikosh" w:hAnsi="Nikosh" w:cs="Nikosh"/>
-                <w:sz w:val="28"/>
-              </w:rPr>
-              <w:t>/</w:t>
-            </w:r>
-            <w:r>
-              <w:rPr>
-                <w:rFonts w:ascii="Nikosh" w:eastAsia="Nikosh" w:hAnsi="Nikosh" w:cs="Nikosh"/>
-                <w:sz w:val="28"/>
-              </w:rPr>
-              <w:t>০৭</w:t>
-            </w:r>
-            <w:r>
-              <w:rPr>
-                <w:rFonts w:ascii="Nikosh" w:eastAsia="Nikosh" w:hAnsi="Nikosh" w:cs="Nikosh"/>
-                <w:sz w:val="28"/>
-              </w:rPr>
-              <w:t>/</w:t>
-            </w:r>
-            <w:r>
-              <w:rPr>
-                <w:rFonts w:ascii="Nikosh" w:eastAsia="Nikosh" w:hAnsi="Nikosh" w:cs="Nikosh"/>
-                <w:sz w:val="28"/>
-              </w:rPr>
-              <w:t>২০২৫</w:t>
+                <w:rFonts w:ascii="Nikosh" w:hAnsi="Nikosh" w:eastAsia="Nikosh" w:cs="Nikosh"/>
+                <w:sz w:val="28"/>
+              </w:rPr>
+              <w:t>১৬/০৭/২০২৫</w:t>
             </w:r>
           </w:p>
         </w:tc>
@@ -28245,6 +27083,12 @@
             <w:pPr>
               <w:jc w:val="center"/>
             </w:pPr>
+            <w:r>
+              <w:rPr>
+                <w:rFonts w:ascii="Nikosh" w:hAnsi="Nikosh" w:eastAsia="Nikosh" w:cs="Nikosh"/>
+                <w:sz w:val="28"/>
+              </w:rPr>
+            </w:r>
           </w:p>
         </w:tc>
         <w:tc>
@@ -28439,6 +27283,12 @@
             <w:pPr>
               <w:jc w:val="center"/>
             </w:pPr>
+            <w:r>
+              <w:rPr>
+                <w:rFonts w:ascii="Nikosh" w:hAnsi="Nikosh" w:eastAsia="Nikosh" w:cs="Nikosh"/>
+                <w:sz w:val="28"/>
+              </w:rPr>
+            </w:r>
           </w:p>
         </w:tc>
         <w:tc>
@@ -28722,6 +27572,12 @@
             <w:pPr>
               <w:jc w:val="center"/>
             </w:pPr>
+            <w:r>
+              <w:rPr>
+                <w:rFonts w:ascii="Nikosh" w:hAnsi="Nikosh" w:eastAsia="Nikosh" w:cs="Nikosh"/>
+                <w:sz w:val="28"/>
+              </w:rPr>
+            </w:r>
           </w:p>
         </w:tc>
         <w:tc>
@@ -28914,6 +27770,12 @@
             <w:pPr>
               <w:jc w:val="center"/>
             </w:pPr>
+            <w:r>
+              <w:rPr>
+                <w:rFonts w:ascii="Nikosh" w:hAnsi="Nikosh" w:eastAsia="Nikosh" w:cs="Nikosh"/>
+                <w:sz w:val="28"/>
+              </w:rPr>
+            </w:r>
           </w:p>
         </w:tc>
         <w:tc>
@@ -29090,38 +27952,10 @@
             </w:pPr>
             <w:r>
               <w:rPr>
-                <w:rFonts w:ascii="Nikosh" w:eastAsia="Nikosh" w:hAnsi="Nikosh" w:cs="Nikosh"/>
-                <w:sz w:val="28"/>
-              </w:rPr>
-              <w:t>০৬</w:t>
-            </w:r>
-            <w:r>
-              <w:rPr>
-                <w:rFonts w:ascii="Nikosh" w:eastAsia="Nikosh" w:hAnsi="Nikosh" w:cs="Nikosh"/>
-                <w:sz w:val="28"/>
-              </w:rPr>
-              <w:t>/</w:t>
-            </w:r>
-            <w:r>
-              <w:rPr>
-                <w:rFonts w:ascii="Nikosh" w:eastAsia="Nikosh" w:hAnsi="Nikosh" w:cs="Nikosh"/>
-                <w:sz w:val="28"/>
-              </w:rPr>
-              <w:t>১০</w:t>
-            </w:r>
-            <w:r>
-              <w:rPr>
-                <w:rFonts w:ascii="Nikosh" w:eastAsia="Nikosh" w:hAnsi="Nikosh" w:cs="Nikosh"/>
-                <w:sz w:val="28"/>
-              </w:rPr>
-              <w:t>/</w:t>
-            </w:r>
-            <w:r>
-              <w:rPr>
-                <w:rFonts w:ascii="Nikosh" w:eastAsia="Nikosh" w:hAnsi="Nikosh" w:cs="Nikosh"/>
-                <w:sz w:val="28"/>
-              </w:rPr>
-              <w:t>২০২৫</w:t>
+                <w:rFonts w:ascii="Nikosh" w:hAnsi="Nikosh" w:eastAsia="Nikosh" w:cs="Nikosh"/>
+                <w:sz w:val="28"/>
+              </w:rPr>
+              <w:t>০৬/১০/২০২৫</w:t>
             </w:r>
           </w:p>
         </w:tc>
@@ -29281,6 +28115,12 @@
             <w:pPr>
               <w:jc w:val="center"/>
             </w:pPr>
+            <w:r>
+              <w:rPr>
+                <w:rFonts w:ascii="Nikosh" w:hAnsi="Nikosh" w:eastAsia="Nikosh" w:cs="Nikosh"/>
+                <w:sz w:val="28"/>
+              </w:rPr>
+            </w:r>
           </w:p>
         </w:tc>
         <w:tc>

--- a/ওয়েবসাইট_হালনাগাদ_তথ্য_আপডেটেড.docx
+++ b/ওয়েবসাইট_হালনাগাদ_তথ্য_আপডেটেড.docx
@@ -815,7 +815,7 @@
             </w:pPr>
             <w:r>
               <w:rPr>
-                <w:rFonts w:ascii="Nikosh" w:hAnsi="Nikosh" w:eastAsia="Nikosh" w:cs="Nikosh"/>
+                <w:rFonts w:ascii="Nikosh" w:eastAsia="Nikosh" w:hAnsi="Nikosh" w:cs="Nikosh"/>
                 <w:sz w:val="28"/>
               </w:rPr>
               <w:t>০৩/০৩/২০২৬</w:t>
@@ -982,7 +982,7 @@
             </w:pPr>
             <w:r>
               <w:rPr>
-                <w:rFonts w:ascii="Nikosh" w:hAnsi="Nikosh" w:eastAsia="Nikosh" w:cs="Nikosh"/>
+                <w:rFonts w:ascii="Nikosh" w:eastAsia="Nikosh" w:hAnsi="Nikosh" w:cs="Nikosh"/>
                 <w:sz w:val="28"/>
               </w:rPr>
               <w:t>০১/০৫/২০২৫</w:t>
@@ -1149,7 +1149,7 @@
             </w:pPr>
             <w:r>
               <w:rPr>
-                <w:rFonts w:ascii="Nikosh" w:hAnsi="Nikosh" w:eastAsia="Nikosh" w:cs="Nikosh"/>
+                <w:rFonts w:ascii="Nikosh" w:eastAsia="Nikosh" w:hAnsi="Nikosh" w:cs="Nikosh"/>
                 <w:sz w:val="28"/>
               </w:rPr>
               <w:t>০৬/০৫/২০২৬</w:t>
@@ -1327,7 +1327,7 @@
             </w:pPr>
             <w:r>
               <w:rPr>
-                <w:rFonts w:ascii="Nikosh" w:hAnsi="Nikosh" w:eastAsia="Nikosh" w:cs="Nikosh"/>
+                <w:rFonts w:ascii="Nikosh" w:eastAsia="Nikosh" w:hAnsi="Nikosh" w:cs="Nikosh"/>
                 <w:sz w:val="28"/>
               </w:rPr>
               <w:t>০৩/০৩/২০২৬</w:t>
@@ -1548,7 +1548,7 @@
             </w:pPr>
             <w:r>
               <w:rPr>
-                <w:rFonts w:ascii="Nikosh" w:hAnsi="Nikosh" w:eastAsia="Nikosh" w:cs="Nikosh"/>
+                <w:rFonts w:ascii="Nikosh" w:eastAsia="Nikosh" w:hAnsi="Nikosh" w:cs="Nikosh"/>
                 <w:sz w:val="28"/>
               </w:rPr>
               <w:t>১৮/০২/২০২৬</w:t>
@@ -1733,7 +1733,7 @@
             </w:pPr>
             <w:r>
               <w:rPr>
-                <w:rFonts w:ascii="Nikosh" w:hAnsi="Nikosh" w:eastAsia="Nikosh" w:cs="Nikosh"/>
+                <w:rFonts w:ascii="Nikosh" w:eastAsia="Nikosh" w:hAnsi="Nikosh" w:cs="Nikosh"/>
                 <w:sz w:val="28"/>
               </w:rPr>
               <w:t>০৫/০২/২০২৬</w:t>
@@ -1882,7 +1882,7 @@
             </w:pPr>
             <w:r>
               <w:rPr>
-                <w:rFonts w:ascii="Nikosh" w:hAnsi="Nikosh" w:eastAsia="Nikosh" w:cs="Nikosh"/>
+                <w:rFonts w:ascii="Nikosh" w:eastAsia="Nikosh" w:hAnsi="Nikosh" w:cs="Nikosh"/>
                 <w:sz w:val="28"/>
               </w:rPr>
               <w:t>৩১/০৮/২০২৫</w:t>
@@ -2067,7 +2067,7 @@
             </w:pPr>
             <w:r>
               <w:rPr>
-                <w:rFonts w:ascii="Nikosh" w:hAnsi="Nikosh" w:eastAsia="Nikosh" w:cs="Nikosh"/>
+                <w:rFonts w:ascii="Nikosh" w:eastAsia="Nikosh" w:hAnsi="Nikosh" w:cs="Nikosh"/>
                 <w:sz w:val="28"/>
               </w:rPr>
               <w:t>০১/০৫/২০২৫</w:t>
@@ -2214,12 +2214,6 @@
             <w:pPr>
               <w:jc w:val="center"/>
             </w:pPr>
-            <w:r>
-              <w:rPr>
-                <w:rFonts w:ascii="Nikosh" w:hAnsi="Nikosh" w:eastAsia="Nikosh" w:cs="Nikosh"/>
-                <w:sz w:val="28"/>
-              </w:rPr>
-            </w:r>
           </w:p>
         </w:tc>
         <w:tc>
@@ -2364,7 +2358,7 @@
             </w:pPr>
             <w:r>
               <w:rPr>
-                <w:rFonts w:ascii="Nikosh" w:hAnsi="Nikosh" w:eastAsia="Nikosh" w:cs="Nikosh"/>
+                <w:rFonts w:ascii="Nikosh" w:eastAsia="Nikosh" w:hAnsi="Nikosh" w:cs="Nikosh"/>
                 <w:sz w:val="28"/>
               </w:rPr>
               <w:t>২৮/০৩/২০২১</w:t>
@@ -2547,12 +2541,6 @@
             <w:pPr>
               <w:jc w:val="center"/>
             </w:pPr>
-            <w:r>
-              <w:rPr>
-                <w:rFonts w:ascii="Nikosh" w:hAnsi="Nikosh" w:eastAsia="Nikosh" w:cs="Nikosh"/>
-                <w:sz w:val="28"/>
-              </w:rPr>
-            </w:r>
           </w:p>
         </w:tc>
         <w:tc>
@@ -2733,7 +2721,7 @@
             </w:pPr>
             <w:r>
               <w:rPr>
-                <w:rFonts w:ascii="Nikosh" w:hAnsi="Nikosh" w:eastAsia="Nikosh" w:cs="Nikosh"/>
+                <w:rFonts w:ascii="Nikosh" w:eastAsia="Nikosh" w:hAnsi="Nikosh" w:cs="Nikosh"/>
                 <w:sz w:val="28"/>
               </w:rPr>
               <w:t>২৬/০৭/২০২৬</w:t>
@@ -2916,7 +2904,7 @@
             </w:pPr>
             <w:r>
               <w:rPr>
-                <w:rFonts w:ascii="Nikosh" w:hAnsi="Nikosh" w:eastAsia="Nikosh" w:cs="Nikosh"/>
+                <w:rFonts w:ascii="Nikosh" w:eastAsia="Nikosh" w:hAnsi="Nikosh" w:cs="Nikosh"/>
                 <w:sz w:val="28"/>
               </w:rPr>
               <w:t>২৬/০৭/২০২৬</w:t>
@@ -3101,7 +3089,7 @@
             </w:pPr>
             <w:r>
               <w:rPr>
-                <w:rFonts w:ascii="Nikosh" w:hAnsi="Nikosh" w:eastAsia="Nikosh" w:cs="Nikosh"/>
+                <w:rFonts w:ascii="Nikosh" w:eastAsia="Nikosh" w:hAnsi="Nikosh" w:cs="Nikosh"/>
                 <w:sz w:val="28"/>
               </w:rPr>
               <w:t>২৮/০৭/২০২৬</w:t>
@@ -3284,12 +3272,6 @@
             <w:pPr>
               <w:jc w:val="center"/>
             </w:pPr>
-            <w:r>
-              <w:rPr>
-                <w:rFonts w:ascii="Nikosh" w:hAnsi="Nikosh" w:eastAsia="Nikosh" w:cs="Nikosh"/>
-                <w:sz w:val="28"/>
-              </w:rPr>
-            </w:r>
           </w:p>
         </w:tc>
         <w:tc>
@@ -3479,12 +3461,6 @@
             <w:pPr>
               <w:jc w:val="center"/>
             </w:pPr>
-            <w:r>
-              <w:rPr>
-                <w:rFonts w:ascii="Nikosh" w:hAnsi="Nikosh" w:eastAsia="Nikosh" w:cs="Nikosh"/>
-                <w:sz w:val="28"/>
-              </w:rPr>
-            </w:r>
           </w:p>
         </w:tc>
         <w:tc>
@@ -3645,12 +3621,6 @@
             <w:pPr>
               <w:jc w:val="center"/>
             </w:pPr>
-            <w:r>
-              <w:rPr>
-                <w:rFonts w:ascii="Nikosh" w:hAnsi="Nikosh" w:eastAsia="Nikosh" w:cs="Nikosh"/>
-                <w:sz w:val="28"/>
-              </w:rPr>
-            </w:r>
           </w:p>
         </w:tc>
         <w:tc>
@@ -3811,12 +3781,6 @@
             <w:pPr>
               <w:jc w:val="center"/>
             </w:pPr>
-            <w:r>
-              <w:rPr>
-                <w:rFonts w:ascii="Nikosh" w:hAnsi="Nikosh" w:eastAsia="Nikosh" w:cs="Nikosh"/>
-                <w:sz w:val="28"/>
-              </w:rPr>
-            </w:r>
           </w:p>
         </w:tc>
         <w:tc>
@@ -3995,7 +3959,7 @@
             </w:pPr>
             <w:r>
               <w:rPr>
-                <w:rFonts w:ascii="Nikosh" w:hAnsi="Nikosh" w:eastAsia="Nikosh" w:cs="Nikosh"/>
+                <w:rFonts w:ascii="Nikosh" w:eastAsia="Nikosh" w:hAnsi="Nikosh" w:cs="Nikosh"/>
                 <w:sz w:val="28"/>
               </w:rPr>
               <w:t>২৫/০৮/২০২৬</w:t>
@@ -4186,9 +4150,10 @@
             </w:pPr>
             <w:r>
               <w:rPr>
-                <w:rFonts w:ascii="Nikosh" w:hAnsi="Nikosh" w:eastAsia="Nikosh" w:cs="Nikosh"/>
-                <w:sz w:val="28"/>
-              </w:rPr>
+                <w:rFonts w:ascii="Nikosh" w:eastAsia="Nikosh" w:hAnsi="Nikosh" w:cs="Nikosh"/>
+                <w:sz w:val="28"/>
+              </w:rPr>
+              <w:t>২৮/০১/২০২৫</w:t>
             </w:r>
           </w:p>
         </w:tc>
@@ -4403,7 +4368,7 @@
             </w:pPr>
             <w:r>
               <w:rPr>
-                <w:rFonts w:ascii="Nikosh" w:hAnsi="Nikosh" w:eastAsia="Nikosh" w:cs="Nikosh"/>
+                <w:rFonts w:ascii="Nikosh" w:eastAsia="Nikosh" w:hAnsi="Nikosh" w:cs="Nikosh"/>
                 <w:sz w:val="28"/>
               </w:rPr>
               <w:t>১০/১০/২০২৬</w:t>
@@ -4643,12 +4608,6 @@
             <w:pPr>
               <w:jc w:val="center"/>
             </w:pPr>
-            <w:r>
-              <w:rPr>
-                <w:rFonts w:ascii="Nikosh" w:hAnsi="Nikosh" w:eastAsia="Nikosh" w:cs="Nikosh"/>
-                <w:sz w:val="28"/>
-              </w:rPr>
-            </w:r>
           </w:p>
         </w:tc>
         <w:tc>
@@ -4827,12 +4786,6 @@
             <w:pPr>
               <w:jc w:val="center"/>
             </w:pPr>
-            <w:r>
-              <w:rPr>
-                <w:rFonts w:ascii="Nikosh" w:hAnsi="Nikosh" w:eastAsia="Nikosh" w:cs="Nikosh"/>
-                <w:sz w:val="28"/>
-              </w:rPr>
-            </w:r>
           </w:p>
         </w:tc>
         <w:tc>
@@ -5011,12 +4964,6 @@
             <w:pPr>
               <w:jc w:val="center"/>
             </w:pPr>
-            <w:r>
-              <w:rPr>
-                <w:rFonts w:ascii="Nikosh" w:hAnsi="Nikosh" w:eastAsia="Nikosh" w:cs="Nikosh"/>
-                <w:sz w:val="28"/>
-              </w:rPr>
-            </w:r>
           </w:p>
         </w:tc>
         <w:tc>
@@ -5239,12 +5186,6 @@
             <w:pPr>
               <w:jc w:val="center"/>
             </w:pPr>
-            <w:r>
-              <w:rPr>
-                <w:rFonts w:ascii="Nikosh" w:hAnsi="Nikosh" w:eastAsia="Nikosh" w:cs="Nikosh"/>
-                <w:sz w:val="28"/>
-              </w:rPr>
-            </w:r>
           </w:p>
         </w:tc>
         <w:tc>
@@ -5441,12 +5382,6 @@
             <w:pPr>
               <w:jc w:val="center"/>
             </w:pPr>
-            <w:r>
-              <w:rPr>
-                <w:rFonts w:ascii="Nikosh" w:hAnsi="Nikosh" w:eastAsia="Nikosh" w:cs="Nikosh"/>
-                <w:sz w:val="28"/>
-              </w:rPr>
-            </w:r>
           </w:p>
         </w:tc>
         <w:tc>
@@ -5643,12 +5578,6 @@
             <w:pPr>
               <w:jc w:val="center"/>
             </w:pPr>
-            <w:r>
-              <w:rPr>
-                <w:rFonts w:ascii="Nikosh" w:hAnsi="Nikosh" w:eastAsia="Nikosh" w:cs="Nikosh"/>
-                <w:sz w:val="28"/>
-              </w:rPr>
-            </w:r>
           </w:p>
         </w:tc>
         <w:tc>
@@ -5912,12 +5841,6 @@
             <w:pPr>
               <w:jc w:val="center"/>
             </w:pPr>
-            <w:r>
-              <w:rPr>
-                <w:rFonts w:ascii="Nikosh" w:hAnsi="Nikosh" w:eastAsia="Nikosh" w:cs="Nikosh"/>
-                <w:sz w:val="28"/>
-              </w:rPr>
-            </w:r>
           </w:p>
         </w:tc>
         <w:tc>
@@ -6089,7 +6012,7 @@
             </w:pPr>
             <w:r>
               <w:rPr>
-                <w:rFonts w:ascii="Nikosh" w:hAnsi="Nikosh" w:eastAsia="Nikosh" w:cs="Nikosh"/>
+                <w:rFonts w:ascii="Nikosh" w:eastAsia="Nikosh" w:hAnsi="Nikosh" w:cs="Nikosh"/>
                 <w:sz w:val="28"/>
               </w:rPr>
               <w:t>চলমান প্রকল্পসমূহ</w:t>
@@ -6266,12 +6189,6 @@
             <w:pPr>
               <w:jc w:val="center"/>
             </w:pPr>
-            <w:r>
-              <w:rPr>
-                <w:rFonts w:ascii="Nikosh" w:hAnsi="Nikosh" w:eastAsia="Nikosh" w:cs="Nikosh"/>
-                <w:sz w:val="28"/>
-              </w:rPr>
-            </w:r>
           </w:p>
         </w:tc>
         <w:tc>
@@ -6505,7 +6422,7 @@
             </w:pPr>
             <w:r>
               <w:rPr>
-                <w:rFonts w:ascii="Nikosh" w:hAnsi="Nikosh" w:eastAsia="Nikosh" w:cs="Nikosh"/>
+                <w:rFonts w:ascii="Nikosh" w:eastAsia="Nikosh" w:hAnsi="Nikosh" w:cs="Nikosh"/>
                 <w:sz w:val="28"/>
               </w:rPr>
               <w:t>০১/১০/২০২৫</w:t>
@@ -6718,7 +6635,7 @@
             </w:pPr>
             <w:r>
               <w:rPr>
-                <w:rFonts w:ascii="Nikosh" w:hAnsi="Nikosh" w:eastAsia="Nikosh" w:cs="Nikosh"/>
+                <w:rFonts w:ascii="Nikosh" w:eastAsia="Nikosh" w:hAnsi="Nikosh" w:cs="Nikosh"/>
                 <w:sz w:val="28"/>
               </w:rPr>
               <w:t>৩০/০১/২০২৬</w:t>
@@ -6913,10 +6830,38 @@
             </w:pPr>
             <w:r>
               <w:rPr>
-                <w:rFonts w:ascii="Nikosh" w:hAnsi="Nikosh" w:eastAsia="Nikosh" w:cs="Nikosh"/>
-                <w:sz w:val="28"/>
-              </w:rPr>
-              <w:t>২২/০৪/২০২৬</w:t>
+                <w:rFonts w:ascii="Nikosh" w:eastAsia="Nikosh" w:hAnsi="Nikosh" w:cs="Nikosh"/>
+                <w:sz w:val="28"/>
+              </w:rPr>
+              <w:t>২</w:t>
+            </w:r>
+            <w:r>
+              <w:rPr>
+                <w:rFonts w:ascii="Nikosh" w:eastAsia="Nikosh" w:hAnsi="Nikosh" w:cs="Nikosh"/>
+                <w:sz w:val="28"/>
+              </w:rPr>
+              <w:t>৮</w:t>
+            </w:r>
+            <w:r>
+              <w:rPr>
+                <w:rFonts w:ascii="Nikosh" w:eastAsia="Nikosh" w:hAnsi="Nikosh" w:cs="Nikosh"/>
+                <w:sz w:val="28"/>
+              </w:rPr>
+              <w:t>/০</w:t>
+            </w:r>
+            <w:r>
+              <w:rPr>
+                <w:rFonts w:ascii="Nikosh" w:eastAsia="Nikosh" w:hAnsi="Nikosh" w:cs="Nikosh"/>
+                <w:sz w:val="28"/>
+              </w:rPr>
+              <w:t>৬</w:t>
+            </w:r>
+            <w:r>
+              <w:rPr>
+                <w:rFonts w:ascii="Nikosh" w:eastAsia="Nikosh" w:hAnsi="Nikosh" w:cs="Nikosh"/>
+                <w:sz w:val="28"/>
+              </w:rPr>
+              <w:t>/২০২৬</w:t>
             </w:r>
           </w:p>
         </w:tc>
@@ -7003,7 +6948,7 @@
             </w:pPr>
             <w:r>
               <w:rPr>
-                <w:rFonts w:ascii="Nikosh" w:hAnsi="Nikosh" w:eastAsia="Nikosh" w:cs="Nikosh"/>
+                <w:rFonts w:ascii="Nikosh" w:eastAsia="Nikosh" w:hAnsi="Nikosh" w:cs="Nikosh"/>
                 <w:sz w:val="28"/>
               </w:rPr>
               <w:t>সমাপ্ত প্রকল্পসমূহ</w:t>
@@ -7198,12 +7143,6 @@
             <w:pPr>
               <w:jc w:val="center"/>
             </w:pPr>
-            <w:r>
-              <w:rPr>
-                <w:rFonts w:ascii="Nikosh" w:hAnsi="Nikosh" w:eastAsia="Nikosh" w:cs="Nikosh"/>
-                <w:sz w:val="28"/>
-              </w:rPr>
-            </w:r>
           </w:p>
         </w:tc>
         <w:tc>
@@ -7412,7 +7351,7 @@
             </w:pPr>
             <w:r>
               <w:rPr>
-                <w:rFonts w:ascii="Nikosh" w:hAnsi="Nikosh" w:eastAsia="Nikosh" w:cs="Nikosh"/>
+                <w:rFonts w:ascii="Nikosh" w:eastAsia="Nikosh" w:hAnsi="Nikosh" w:cs="Nikosh"/>
                 <w:sz w:val="28"/>
               </w:rPr>
               <w:t>০২/০৭/২০২৫</w:t>
@@ -7608,7 +7547,7 @@
             </w:pPr>
             <w:r>
               <w:rPr>
-                <w:rFonts w:ascii="Nikosh" w:hAnsi="Nikosh" w:eastAsia="Nikosh" w:cs="Nikosh"/>
+                <w:rFonts w:ascii="Nikosh" w:eastAsia="Nikosh" w:hAnsi="Nikosh" w:cs="Nikosh"/>
                 <w:sz w:val="28"/>
               </w:rPr>
               <w:t>২৬/০৭/২০২৬</w:t>
@@ -7754,24 +7693,6 @@
               <w:t>পয়েন্ট</w:t>
             </w:r>
             <w:proofErr w:type="spellEnd"/>
-            <w:r>
-              <w:rPr>
-                <w:rFonts w:ascii="Nikosh" w:eastAsia="Nikosh" w:hAnsi="Nikosh" w:cs="Nikosh"/>
-                <w:sz w:val="28"/>
-                <w:szCs w:val="28"/>
-              </w:rPr>
-              <w:t xml:space="preserve"> </w:t>
-            </w:r>
-            <w:proofErr w:type="spellStart"/>
-            <w:r>
-              <w:rPr>
-                <w:rFonts w:ascii="Nikosh" w:eastAsia="Nikosh" w:hAnsi="Nikosh" w:cs="Nikosh"/>
-                <w:sz w:val="28"/>
-                <w:szCs w:val="28"/>
-              </w:rPr>
-              <w:t>কর্মকর্তা</w:t>
-            </w:r>
-            <w:proofErr w:type="spellEnd"/>
           </w:p>
         </w:tc>
         <w:tc>
@@ -7809,12 +7730,6 @@
             <w:pPr>
               <w:jc w:val="center"/>
             </w:pPr>
-            <w:r>
-              <w:rPr>
-                <w:rFonts w:ascii="Nikosh" w:hAnsi="Nikosh" w:eastAsia="Nikosh" w:cs="Nikosh"/>
-                <w:sz w:val="28"/>
-              </w:rPr>
-            </w:r>
           </w:p>
         </w:tc>
         <w:tc>
@@ -7995,7 +7910,7 @@
             </w:pPr>
             <w:r>
               <w:rPr>
-                <w:rFonts w:ascii="Nikosh" w:hAnsi="Nikosh" w:eastAsia="Nikosh" w:cs="Nikosh"/>
+                <w:rFonts w:ascii="Nikosh" w:eastAsia="Nikosh" w:hAnsi="Nikosh" w:cs="Nikosh"/>
                 <w:sz w:val="28"/>
               </w:rPr>
               <w:t>২৬/০৭/২০২৬</w:t>
@@ -8178,12 +8093,6 @@
             <w:pPr>
               <w:jc w:val="center"/>
             </w:pPr>
-            <w:r>
-              <w:rPr>
-                <w:rFonts w:ascii="Nikosh" w:hAnsi="Nikosh" w:eastAsia="Nikosh" w:cs="Nikosh"/>
-                <w:sz w:val="28"/>
-              </w:rPr>
-            </w:r>
           </w:p>
         </w:tc>
         <w:tc>
@@ -8282,77 +8191,63 @@
             <w:proofErr w:type="spellStart"/>
             <w:r>
               <w:rPr>
-                <w:rFonts w:ascii="Nirmala UI" w:hAnsi="Nirmala UI" w:cs="Nirmala UI"/>
-                <w:color w:val="1F1F1F"/>
-                <w:sz w:val="18"/>
-                <w:szCs w:val="18"/>
-                <w:shd w:val="clear" w:color="auto" w:fill="FFFFFF"/>
+                <w:rFonts w:ascii="Nikosh" w:eastAsia="Nikosh" w:hAnsi="Nikosh" w:cs="Nikosh"/>
+                <w:sz w:val="28"/>
+                <w:szCs w:val="28"/>
               </w:rPr>
               <w:t>জিপিএমএস</w:t>
             </w:r>
             <w:proofErr w:type="spellEnd"/>
             <w:r>
               <w:rPr>
-                <w:rFonts w:ascii="Courier New" w:hAnsi="Courier New" w:cs="Courier New"/>
-                <w:color w:val="1F1F1F"/>
-                <w:sz w:val="18"/>
-                <w:szCs w:val="18"/>
-                <w:shd w:val="clear" w:color="auto" w:fill="FFFFFF"/>
+                <w:rFonts w:ascii="Nikosh" w:eastAsia="Nikosh" w:hAnsi="Nikosh" w:cs="Nikosh"/>
+                <w:sz w:val="28"/>
+                <w:szCs w:val="28"/>
               </w:rPr>
               <w:t xml:space="preserve"> </w:t>
             </w:r>
             <w:proofErr w:type="spellStart"/>
             <w:r>
               <w:rPr>
-                <w:rFonts w:ascii="Nirmala UI" w:hAnsi="Nirmala UI" w:cs="Nirmala UI"/>
-                <w:color w:val="1F1F1F"/>
-                <w:sz w:val="18"/>
-                <w:szCs w:val="18"/>
-                <w:shd w:val="clear" w:color="auto" w:fill="FFFFFF"/>
+                <w:rFonts w:ascii="Nikosh" w:eastAsia="Nikosh" w:hAnsi="Nikosh" w:cs="Nikosh"/>
+                <w:sz w:val="28"/>
+                <w:szCs w:val="28"/>
               </w:rPr>
               <w:t>এর</w:t>
             </w:r>
             <w:proofErr w:type="spellEnd"/>
             <w:r>
               <w:rPr>
-                <w:rFonts w:ascii="Courier New" w:hAnsi="Courier New" w:cs="Courier New"/>
-                <w:color w:val="1F1F1F"/>
-                <w:sz w:val="18"/>
-                <w:szCs w:val="18"/>
-                <w:shd w:val="clear" w:color="auto" w:fill="FFFFFF"/>
+                <w:rFonts w:ascii="Nikosh" w:eastAsia="Nikosh" w:hAnsi="Nikosh" w:cs="Nikosh"/>
+                <w:sz w:val="28"/>
+                <w:szCs w:val="28"/>
               </w:rPr>
               <w:t xml:space="preserve"> </w:t>
             </w:r>
             <w:proofErr w:type="spellStart"/>
             <w:r>
               <w:rPr>
-                <w:rFonts w:ascii="Nirmala UI" w:hAnsi="Nirmala UI" w:cs="Nirmala UI"/>
-                <w:color w:val="1F1F1F"/>
-                <w:sz w:val="18"/>
-                <w:szCs w:val="18"/>
-                <w:shd w:val="clear" w:color="auto" w:fill="FFFFFF"/>
+                <w:rFonts w:ascii="Nikosh" w:eastAsia="Nikosh" w:hAnsi="Nikosh" w:cs="Nikosh"/>
+                <w:sz w:val="28"/>
+                <w:szCs w:val="28"/>
               </w:rPr>
               <w:t>ফোকাল</w:t>
             </w:r>
             <w:proofErr w:type="spellEnd"/>
             <w:r>
               <w:rPr>
-                <w:rFonts w:ascii="Courier New" w:hAnsi="Courier New" w:cs="Courier New"/>
-                <w:color w:val="1F1F1F"/>
-                <w:sz w:val="18"/>
-                <w:szCs w:val="18"/>
-                <w:shd w:val="clear" w:color="auto" w:fill="FFFFFF"/>
+                <w:rFonts w:ascii="Nikosh" w:eastAsia="Nikosh" w:hAnsi="Nikosh" w:cs="Nikosh"/>
+                <w:sz w:val="28"/>
+                <w:szCs w:val="28"/>
               </w:rPr>
               <w:t xml:space="preserve"> </w:t>
             </w:r>
             <w:proofErr w:type="spellStart"/>
             <w:r>
               <w:rPr>
-                <w:rFonts w:ascii="Nirmala UI" w:hAnsi="Nirmala UI" w:cs="Nirmala UI"/>
-                <w:color w:val="1F1F1F"/>
-                <w:sz w:val="18"/>
-                <w:szCs w:val="18"/>
-                <w:shd w:val="clear" w:color="auto" w:fill="FFFFFF"/>
+                <w:rFonts w:ascii="Nikosh" w:eastAsia="Nikosh" w:hAnsi="Nikosh" w:cs="Nikosh"/>
+                <w:sz w:val="28"/>
+                <w:szCs w:val="28"/>
               </w:rPr>
               <w:t>পয়েন্ট</w:t>
             </w:r>
@@ -8396,7 +8291,7 @@
             </w:pPr>
             <w:r>
               <w:rPr>
-                <w:rFonts w:ascii="Nikosh" w:hAnsi="Nikosh" w:eastAsia="Nikosh" w:cs="Nikosh"/>
+                <w:rFonts w:ascii="Nikosh" w:eastAsia="Nikosh" w:hAnsi="Nikosh" w:cs="Nikosh"/>
                 <w:sz w:val="28"/>
               </w:rPr>
               <w:t>২৫/১১/২০২৫</w:t>
@@ -8579,7 +8474,7 @@
             </w:pPr>
             <w:r>
               <w:rPr>
-                <w:rFonts w:ascii="Nikosh" w:hAnsi="Nikosh" w:eastAsia="Nikosh" w:cs="Nikosh"/>
+                <w:rFonts w:ascii="Nikosh" w:eastAsia="Nikosh" w:hAnsi="Nikosh" w:cs="Nikosh"/>
                 <w:sz w:val="28"/>
               </w:rPr>
               <w:t>০১/০৫/২০২৫</w:t>
@@ -8762,7 +8657,7 @@
             </w:pPr>
             <w:r>
               <w:rPr>
-                <w:rFonts w:ascii="Nikosh" w:hAnsi="Nikosh" w:eastAsia="Nikosh" w:cs="Nikosh"/>
+                <w:rFonts w:ascii="Nikosh" w:eastAsia="Nikosh" w:hAnsi="Nikosh" w:cs="Nikosh"/>
                 <w:sz w:val="28"/>
               </w:rPr>
               <w:t>০১/০৫/২০২৫</w:t>
@@ -8963,7 +8858,7 @@
             </w:pPr>
             <w:r>
               <w:rPr>
-                <w:rFonts w:ascii="Nikosh" w:hAnsi="Nikosh" w:eastAsia="Nikosh" w:cs="Nikosh"/>
+                <w:rFonts w:ascii="Nikosh" w:eastAsia="Nikosh" w:hAnsi="Nikosh" w:cs="Nikosh"/>
                 <w:sz w:val="28"/>
               </w:rPr>
               <w:t>০৬/১০/২০২৫</w:t>
@@ -9136,12 +9031,6 @@
             <w:pPr>
               <w:jc w:val="center"/>
             </w:pPr>
-            <w:r>
-              <w:rPr>
-                <w:rFonts w:ascii="Nikosh" w:hAnsi="Nikosh" w:eastAsia="Nikosh" w:cs="Nikosh"/>
-                <w:sz w:val="28"/>
-              </w:rPr>
-            </w:r>
           </w:p>
         </w:tc>
         <w:tc>
@@ -9350,12 +9239,6 @@
             <w:pPr>
               <w:jc w:val="center"/>
             </w:pPr>
-            <w:r>
-              <w:rPr>
-                <w:rFonts w:ascii="Nikosh" w:hAnsi="Nikosh" w:eastAsia="Nikosh" w:cs="Nikosh"/>
-                <w:sz w:val="28"/>
-              </w:rPr>
-            </w:r>
           </w:p>
         </w:tc>
         <w:tc>
@@ -9539,12 +9422,6 @@
             <w:pPr>
               <w:jc w:val="center"/>
             </w:pPr>
-            <w:r>
-              <w:rPr>
-                <w:rFonts w:ascii="Nikosh" w:hAnsi="Nikosh" w:eastAsia="Nikosh" w:cs="Nikosh"/>
-                <w:sz w:val="28"/>
-              </w:rPr>
-            </w:r>
           </w:p>
         </w:tc>
         <w:tc>
@@ -9838,12 +9715,6 @@
             <w:pPr>
               <w:jc w:val="center"/>
             </w:pPr>
-            <w:r>
-              <w:rPr>
-                <w:rFonts w:ascii="Nikosh" w:hAnsi="Nikosh" w:eastAsia="Nikosh" w:cs="Nikosh"/>
-                <w:sz w:val="28"/>
-              </w:rPr>
-            </w:r>
           </w:p>
         </w:tc>
         <w:tc>
@@ -10015,12 +9886,6 @@
             <w:pPr>
               <w:jc w:val="center"/>
             </w:pPr>
-            <w:r>
-              <w:rPr>
-                <w:rFonts w:ascii="Nikosh" w:hAnsi="Nikosh" w:eastAsia="Nikosh" w:cs="Nikosh"/>
-                <w:sz w:val="28"/>
-              </w:rPr>
-            </w:r>
           </w:p>
         </w:tc>
         <w:tc>
@@ -10181,12 +10046,6 @@
             <w:pPr>
               <w:jc w:val="center"/>
             </w:pPr>
-            <w:r>
-              <w:rPr>
-                <w:rFonts w:ascii="Nikosh" w:hAnsi="Nikosh" w:eastAsia="Nikosh" w:cs="Nikosh"/>
-                <w:sz w:val="28"/>
-              </w:rPr>
-            </w:r>
           </w:p>
         </w:tc>
         <w:tc>
@@ -10412,12 +10271,6 @@
             <w:pPr>
               <w:jc w:val="center"/>
             </w:pPr>
-            <w:r>
-              <w:rPr>
-                <w:rFonts w:ascii="Nikosh" w:hAnsi="Nikosh" w:eastAsia="Nikosh" w:cs="Nikosh"/>
-                <w:sz w:val="28"/>
-              </w:rPr>
-            </w:r>
           </w:p>
         </w:tc>
         <w:tc>
@@ -10679,7 +10532,7 @@
             </w:pPr>
             <w:r>
               <w:rPr>
-                <w:rFonts w:ascii="Nikosh" w:hAnsi="Nikosh" w:eastAsia="Nikosh" w:cs="Nikosh"/>
+                <w:rFonts w:ascii="Nikosh" w:eastAsia="Nikosh" w:hAnsi="Nikosh" w:cs="Nikosh"/>
                 <w:sz w:val="28"/>
               </w:rPr>
               <w:t>০১/০৫/২০২৫</w:t>
@@ -10860,12 +10713,6 @@
             <w:pPr>
               <w:jc w:val="center"/>
             </w:pPr>
-            <w:r>
-              <w:rPr>
-                <w:rFonts w:ascii="Nikosh" w:hAnsi="Nikosh" w:eastAsia="Nikosh" w:cs="Nikosh"/>
-                <w:sz w:val="28"/>
-              </w:rPr>
-            </w:r>
           </w:p>
         </w:tc>
         <w:tc>
@@ -11024,12 +10871,6 @@
             <w:pPr>
               <w:jc w:val="center"/>
             </w:pPr>
-            <w:r>
-              <w:rPr>
-                <w:rFonts w:ascii="Nikosh" w:hAnsi="Nikosh" w:eastAsia="Nikosh" w:cs="Nikosh"/>
-                <w:sz w:val="28"/>
-              </w:rPr>
-            </w:r>
           </w:p>
         </w:tc>
         <w:tc>
@@ -11190,7 +11031,7 @@
             </w:pPr>
             <w:r>
               <w:rPr>
-                <w:rFonts w:ascii="Nikosh" w:hAnsi="Nikosh" w:eastAsia="Nikosh" w:cs="Nikosh"/>
+                <w:rFonts w:ascii="Nikosh" w:eastAsia="Nikosh" w:hAnsi="Nikosh" w:cs="Nikosh"/>
                 <w:sz w:val="28"/>
               </w:rPr>
               <w:t>২৮/০৩/২০২১</w:t>
@@ -11420,12 +11261,6 @@
             <w:pPr>
               <w:jc w:val="center"/>
             </w:pPr>
-            <w:r>
-              <w:rPr>
-                <w:rFonts w:ascii="Nikosh" w:hAnsi="Nikosh" w:eastAsia="Nikosh" w:cs="Nikosh"/>
-                <w:sz w:val="28"/>
-              </w:rPr>
-            </w:r>
           </w:p>
         </w:tc>
         <w:tc>
@@ -11612,12 +11447,6 @@
             <w:pPr>
               <w:jc w:val="center"/>
             </w:pPr>
-            <w:r>
-              <w:rPr>
-                <w:rFonts w:ascii="Nikosh" w:hAnsi="Nikosh" w:eastAsia="Nikosh" w:cs="Nikosh"/>
-                <w:sz w:val="28"/>
-              </w:rPr>
-            </w:r>
           </w:p>
         </w:tc>
         <w:tc>
@@ -11804,12 +11633,6 @@
             <w:pPr>
               <w:jc w:val="center"/>
             </w:pPr>
-            <w:r>
-              <w:rPr>
-                <w:rFonts w:ascii="Nikosh" w:hAnsi="Nikosh" w:eastAsia="Nikosh" w:cs="Nikosh"/>
-                <w:sz w:val="28"/>
-              </w:rPr>
-            </w:r>
           </w:p>
         </w:tc>
         <w:tc>
@@ -12014,12 +11837,6 @@
             <w:pPr>
               <w:jc w:val="center"/>
             </w:pPr>
-            <w:r>
-              <w:rPr>
-                <w:rFonts w:ascii="Nikosh" w:hAnsi="Nikosh" w:eastAsia="Nikosh" w:cs="Nikosh"/>
-                <w:sz w:val="28"/>
-              </w:rPr>
-            </w:r>
           </w:p>
         </w:tc>
         <w:tc>
@@ -12209,12 +12026,6 @@
             <w:pPr>
               <w:jc w:val="center"/>
             </w:pPr>
-            <w:r>
-              <w:rPr>
-                <w:rFonts w:ascii="Nikosh" w:hAnsi="Nikosh" w:eastAsia="Nikosh" w:cs="Nikosh"/>
-                <w:sz w:val="28"/>
-              </w:rPr>
-            </w:r>
           </w:p>
         </w:tc>
         <w:tc>
@@ -12365,12 +12176,6 @@
             <w:pPr>
               <w:jc w:val="center"/>
             </w:pPr>
-            <w:r>
-              <w:rPr>
-                <w:rFonts w:ascii="Nikosh" w:hAnsi="Nikosh" w:eastAsia="Nikosh" w:cs="Nikosh"/>
-                <w:sz w:val="28"/>
-              </w:rPr>
-            </w:r>
           </w:p>
         </w:tc>
         <w:tc>
@@ -12521,12 +12326,6 @@
             <w:pPr>
               <w:jc w:val="center"/>
             </w:pPr>
-            <w:r>
-              <w:rPr>
-                <w:rFonts w:ascii="Nikosh" w:hAnsi="Nikosh" w:eastAsia="Nikosh" w:cs="Nikosh"/>
-                <w:sz w:val="28"/>
-              </w:rPr>
-            </w:r>
           </w:p>
         </w:tc>
         <w:tc>
@@ -12679,7 +12478,7 @@
             </w:pPr>
             <w:r>
               <w:rPr>
-                <w:rFonts w:ascii="Nikosh" w:hAnsi="Nikosh" w:eastAsia="Nikosh" w:cs="Nikosh"/>
+                <w:rFonts w:ascii="Nikosh" w:eastAsia="Nikosh" w:hAnsi="Nikosh" w:cs="Nikosh"/>
                 <w:sz w:val="28"/>
               </w:rPr>
               <w:t>১৬/০৯/২০২৫</w:t>
@@ -12909,12 +12708,6 @@
             <w:pPr>
               <w:jc w:val="center"/>
             </w:pPr>
-            <w:r>
-              <w:rPr>
-                <w:rFonts w:ascii="Nikosh" w:hAnsi="Nikosh" w:eastAsia="Nikosh" w:cs="Nikosh"/>
-                <w:sz w:val="28"/>
-              </w:rPr>
-            </w:r>
           </w:p>
         </w:tc>
         <w:tc>
@@ -13101,12 +12894,6 @@
             <w:pPr>
               <w:jc w:val="center"/>
             </w:pPr>
-            <w:r>
-              <w:rPr>
-                <w:rFonts w:ascii="Nikosh" w:hAnsi="Nikosh" w:eastAsia="Nikosh" w:cs="Nikosh"/>
-                <w:sz w:val="28"/>
-              </w:rPr>
-            </w:r>
           </w:p>
         </w:tc>
         <w:tc>
@@ -13277,7 +13064,7 @@
             </w:pPr>
             <w:r>
               <w:rPr>
-                <w:rFonts w:ascii="Nikosh" w:hAnsi="Nikosh" w:eastAsia="Nikosh" w:cs="Nikosh"/>
+                <w:rFonts w:ascii="Nikosh" w:eastAsia="Nikosh" w:hAnsi="Nikosh" w:cs="Nikosh"/>
                 <w:sz w:val="28"/>
               </w:rPr>
               <w:t>০৬/১০/২০২৫</w:t>
@@ -13440,12 +13227,6 @@
             <w:pPr>
               <w:jc w:val="center"/>
             </w:pPr>
-            <w:r>
-              <w:rPr>
-                <w:rFonts w:ascii="Nikosh" w:hAnsi="Nikosh" w:eastAsia="Nikosh" w:cs="Nikosh"/>
-                <w:sz w:val="28"/>
-              </w:rPr>
-            </w:r>
           </w:p>
         </w:tc>
         <w:tc>
@@ -13717,7 +13498,7 @@
             </w:pPr>
             <w:r>
               <w:rPr>
-                <w:rFonts w:ascii="Nikosh" w:hAnsi="Nikosh" w:eastAsia="Nikosh" w:cs="Nikosh"/>
+                <w:rFonts w:ascii="Nikosh" w:eastAsia="Nikosh" w:hAnsi="Nikosh" w:cs="Nikosh"/>
                 <w:sz w:val="28"/>
               </w:rPr>
               <w:t>২৫/০৮/২০২৬</w:t>
@@ -13980,12 +13761,6 @@
             <w:pPr>
               <w:jc w:val="center"/>
             </w:pPr>
-            <w:r>
-              <w:rPr>
-                <w:rFonts w:ascii="Nikosh" w:hAnsi="Nikosh" w:eastAsia="Nikosh" w:cs="Nikosh"/>
-                <w:sz w:val="28"/>
-              </w:rPr>
-            </w:r>
           </w:p>
         </w:tc>
         <w:tc>
@@ -14208,12 +13983,6 @@
             <w:pPr>
               <w:jc w:val="center"/>
             </w:pPr>
-            <w:r>
-              <w:rPr>
-                <w:rFonts w:ascii="Nikosh" w:hAnsi="Nikosh" w:eastAsia="Nikosh" w:cs="Nikosh"/>
-                <w:sz w:val="28"/>
-              </w:rPr>
-            </w:r>
           </w:p>
         </w:tc>
         <w:tc>
@@ -14436,12 +14205,6 @@
             <w:pPr>
               <w:jc w:val="center"/>
             </w:pPr>
-            <w:r>
-              <w:rPr>
-                <w:rFonts w:ascii="Nikosh" w:hAnsi="Nikosh" w:eastAsia="Nikosh" w:cs="Nikosh"/>
-                <w:sz w:val="28"/>
-              </w:rPr>
-            </w:r>
           </w:p>
         </w:tc>
         <w:tc>
@@ -14803,7 +14566,7 @@
             </w:pPr>
             <w:r>
               <w:rPr>
-                <w:rFonts w:ascii="Nikosh" w:hAnsi="Nikosh" w:eastAsia="Nikosh" w:cs="Nikosh"/>
+                <w:rFonts w:ascii="Nikosh" w:eastAsia="Nikosh" w:hAnsi="Nikosh" w:cs="Nikosh"/>
                 <w:sz w:val="28"/>
               </w:rPr>
               <w:t>২৫/১১/২০২৫</w:t>
@@ -15042,7 +14805,7 @@
             </w:pPr>
             <w:r>
               <w:rPr>
-                <w:rFonts w:ascii="Nikosh" w:hAnsi="Nikosh" w:eastAsia="Nikosh" w:cs="Nikosh"/>
+                <w:rFonts w:ascii="Nikosh" w:eastAsia="Nikosh" w:hAnsi="Nikosh" w:cs="Nikosh"/>
                 <w:sz w:val="28"/>
               </w:rPr>
               <w:t>০৫/০৭/২০২৬</w:t>
@@ -15245,7 +15008,7 @@
             </w:pPr>
             <w:r>
               <w:rPr>
-                <w:rFonts w:ascii="Nikosh" w:hAnsi="Nikosh" w:eastAsia="Nikosh" w:cs="Nikosh"/>
+                <w:rFonts w:ascii="Nikosh" w:eastAsia="Nikosh" w:hAnsi="Nikosh" w:cs="Nikosh"/>
                 <w:sz w:val="28"/>
               </w:rPr>
               <w:t>০১/০৫/২০২৫</w:t>
@@ -15446,12 +15209,6 @@
             <w:pPr>
               <w:jc w:val="center"/>
             </w:pPr>
-            <w:r>
-              <w:rPr>
-                <w:rFonts w:ascii="Nikosh" w:hAnsi="Nikosh" w:eastAsia="Nikosh" w:cs="Nikosh"/>
-                <w:sz w:val="28"/>
-              </w:rPr>
-            </w:r>
           </w:p>
         </w:tc>
         <w:tc>
@@ -15725,12 +15482,6 @@
             <w:pPr>
               <w:jc w:val="center"/>
             </w:pPr>
-            <w:r>
-              <w:rPr>
-                <w:rFonts w:ascii="Nikosh" w:hAnsi="Nikosh" w:eastAsia="Nikosh" w:cs="Nikosh"/>
-                <w:sz w:val="28"/>
-              </w:rPr>
-            </w:r>
           </w:p>
         </w:tc>
         <w:tc>
@@ -15968,7 +15719,7 @@
             </w:pPr>
             <w:r>
               <w:rPr>
-                <w:rFonts w:ascii="Nikosh" w:hAnsi="Nikosh" w:eastAsia="Nikosh" w:cs="Nikosh"/>
+                <w:rFonts w:ascii="Nikosh" w:eastAsia="Nikosh" w:hAnsi="Nikosh" w:cs="Nikosh"/>
                 <w:sz w:val="28"/>
               </w:rPr>
               <w:t>০১/০৫/২০২৫</w:t>
@@ -16168,12 +15919,6 @@
             <w:pPr>
               <w:jc w:val="center"/>
             </w:pPr>
-            <w:r>
-              <w:rPr>
-                <w:rFonts w:ascii="Nikosh" w:hAnsi="Nikosh" w:eastAsia="Nikosh" w:cs="Nikosh"/>
-                <w:sz w:val="28"/>
-              </w:rPr>
-            </w:r>
           </w:p>
         </w:tc>
         <w:tc>
@@ -16409,12 +16154,6 @@
             <w:pPr>
               <w:jc w:val="center"/>
             </w:pPr>
-            <w:r>
-              <w:rPr>
-                <w:rFonts w:ascii="Nikosh" w:hAnsi="Nikosh" w:eastAsia="Nikosh" w:cs="Nikosh"/>
-                <w:sz w:val="28"/>
-              </w:rPr>
-            </w:r>
           </w:p>
         </w:tc>
         <w:tc>
@@ -16642,7 +16381,7 @@
             </w:pPr>
             <w:r>
               <w:rPr>
-                <w:rFonts w:ascii="Nikosh" w:hAnsi="Nikosh" w:eastAsia="Nikosh" w:cs="Nikosh"/>
+                <w:rFonts w:ascii="Nikosh" w:eastAsia="Nikosh" w:hAnsi="Nikosh" w:cs="Nikosh"/>
                 <w:sz w:val="28"/>
               </w:rPr>
               <w:t>২৬/০৭/২০২৬</w:t>
@@ -16862,12 +16601,6 @@
             <w:pPr>
               <w:jc w:val="center"/>
             </w:pPr>
-            <w:r>
-              <w:rPr>
-                <w:rFonts w:ascii="Nikosh" w:hAnsi="Nikosh" w:eastAsia="Nikosh" w:cs="Nikosh"/>
-                <w:sz w:val="28"/>
-              </w:rPr>
-            </w:r>
           </w:p>
         </w:tc>
         <w:tc>
@@ -17062,12 +16795,6 @@
             <w:pPr>
               <w:jc w:val="center"/>
             </w:pPr>
-            <w:r>
-              <w:rPr>
-                <w:rFonts w:ascii="Nikosh" w:hAnsi="Nikosh" w:eastAsia="Nikosh" w:cs="Nikosh"/>
-                <w:sz w:val="28"/>
-              </w:rPr>
-            </w:r>
           </w:p>
         </w:tc>
         <w:tc>
@@ -17310,7 +17037,7 @@
             </w:pPr>
             <w:r>
               <w:rPr>
-                <w:rFonts w:ascii="Nikosh" w:hAnsi="Nikosh" w:eastAsia="Nikosh" w:cs="Nikosh"/>
+                <w:rFonts w:ascii="Nikosh" w:eastAsia="Nikosh" w:hAnsi="Nikosh" w:cs="Nikosh"/>
                 <w:sz w:val="28"/>
               </w:rPr>
               <w:t>০১/০৫/২০২৫</w:t>
@@ -17550,12 +17277,6 @@
             <w:pPr>
               <w:jc w:val="center"/>
             </w:pPr>
-            <w:r>
-              <w:rPr>
-                <w:rFonts w:ascii="Nikosh" w:hAnsi="Nikosh" w:eastAsia="Nikosh" w:cs="Nikosh"/>
-                <w:sz w:val="28"/>
-              </w:rPr>
-            </w:r>
           </w:p>
         </w:tc>
         <w:tc>
@@ -17779,7 +17500,7 @@
             </w:pPr>
             <w:r>
               <w:rPr>
-                <w:rFonts w:ascii="Nikosh" w:hAnsi="Nikosh" w:eastAsia="Nikosh" w:cs="Nikosh"/>
+                <w:rFonts w:ascii="Nikosh" w:eastAsia="Nikosh" w:hAnsi="Nikosh" w:cs="Nikosh"/>
                 <w:sz w:val="28"/>
               </w:rPr>
               <w:t>০১/০৫/২০২৫</w:t>
@@ -18047,7 +17768,7 @@
             </w:pPr>
             <w:r>
               <w:rPr>
-                <w:rFonts w:ascii="Nikosh" w:hAnsi="Nikosh" w:eastAsia="Nikosh" w:cs="Nikosh"/>
+                <w:rFonts w:ascii="Nikosh" w:eastAsia="Nikosh" w:hAnsi="Nikosh" w:cs="Nikosh"/>
                 <w:sz w:val="28"/>
               </w:rPr>
               <w:t>০১/০৫/২০২৫</w:t>
@@ -18156,7 +17877,16 @@
               </w:rPr>
               <w:t>.৯.৪</w:t>
             </w:r>
+            <w:r>
+              <w:rPr>
+                <w:rFonts w:ascii="Nikosh" w:eastAsia="Nikosh" w:hAnsi="Nikosh" w:cs="Nikosh"/>
+                <w:sz w:val="28"/>
+                <w:szCs w:val="28"/>
+              </w:rPr>
+              <w:t xml:space="preserve"> </w:t>
+            </w:r>
             <w:hyperlink r:id="rId23">
+              <w:proofErr w:type="spellStart"/>
               <w:r>
                 <w:rPr>
                   <w:rFonts w:ascii="Nikosh" w:eastAsia="Nikosh" w:hAnsi="Nikosh" w:cs="Nikosh"/>
@@ -18164,7 +17894,17 @@
                   <w:sz w:val="28"/>
                   <w:szCs w:val="28"/>
                 </w:rPr>
-                <w:t>আইন/</w:t>
+                <w:t>আইন</w:t>
+              </w:r>
+              <w:proofErr w:type="spellEnd"/>
+              <w:r>
+                <w:rPr>
+                  <w:rFonts w:ascii="Nikosh" w:eastAsia="Nikosh" w:hAnsi="Nikosh" w:cs="Nikosh"/>
+                  <w:color w:val="000000"/>
+                  <w:sz w:val="28"/>
+                  <w:szCs w:val="28"/>
+                </w:rPr>
+                <w:t>/</w:t>
               </w:r>
               <w:proofErr w:type="spellStart"/>
               <w:r>
@@ -18313,12 +18053,6 @@
             <w:pPr>
               <w:jc w:val="center"/>
             </w:pPr>
-            <w:r>
-              <w:rPr>
-                <w:rFonts w:ascii="Nikosh" w:hAnsi="Nikosh" w:eastAsia="Nikosh" w:cs="Nikosh"/>
-                <w:sz w:val="28"/>
-              </w:rPr>
-            </w:r>
           </w:p>
         </w:tc>
         <w:tc>
@@ -18543,12 +18277,6 @@
             <w:pPr>
               <w:jc w:val="center"/>
             </w:pPr>
-            <w:r>
-              <w:rPr>
-                <w:rFonts w:ascii="Nikosh" w:hAnsi="Nikosh" w:eastAsia="Nikosh" w:cs="Nikosh"/>
-                <w:sz w:val="28"/>
-              </w:rPr>
-            </w:r>
           </w:p>
         </w:tc>
         <w:tc>
@@ -18736,7 +18464,7 @@
             </w:pPr>
             <w:r>
               <w:rPr>
-                <w:rFonts w:ascii="Nikosh" w:hAnsi="Nikosh" w:eastAsia="Nikosh" w:cs="Nikosh"/>
+                <w:rFonts w:ascii="Nikosh" w:eastAsia="Nikosh" w:hAnsi="Nikosh" w:cs="Nikosh"/>
                 <w:sz w:val="28"/>
               </w:rPr>
               <w:t>২০/১১/২০২৫</w:t>
@@ -18984,7 +18712,7 @@
             </w:pPr>
             <w:r>
               <w:rPr>
-                <w:rFonts w:ascii="Nikosh" w:hAnsi="Nikosh" w:eastAsia="Nikosh" w:cs="Nikosh"/>
+                <w:rFonts w:ascii="Nikosh" w:eastAsia="Nikosh" w:hAnsi="Nikosh" w:cs="Nikosh"/>
                 <w:sz w:val="28"/>
               </w:rPr>
               <w:t>০১/০৫/২০২৫</w:t>
@@ -19230,12 +18958,6 @@
             <w:pPr>
               <w:jc w:val="center"/>
             </w:pPr>
-            <w:r>
-              <w:rPr>
-                <w:rFonts w:ascii="Nikosh" w:hAnsi="Nikosh" w:eastAsia="Nikosh" w:cs="Nikosh"/>
-                <w:sz w:val="28"/>
-              </w:rPr>
-            </w:r>
           </w:p>
         </w:tc>
         <w:tc>
@@ -19471,7 +19193,7 @@
             </w:pPr>
             <w:r>
               <w:rPr>
-                <w:rFonts w:ascii="Nikosh" w:hAnsi="Nikosh" w:eastAsia="Nikosh" w:cs="Nikosh"/>
+                <w:rFonts w:ascii="Nikosh" w:eastAsia="Nikosh" w:hAnsi="Nikosh" w:cs="Nikosh"/>
                 <w:sz w:val="28"/>
               </w:rPr>
               <w:t>০১/০৫/২০২৫</w:t>
@@ -19742,7 +19464,7 @@
             </w:pPr>
             <w:r>
               <w:rPr>
-                <w:rFonts w:ascii="Nikosh" w:hAnsi="Nikosh" w:eastAsia="Nikosh" w:cs="Nikosh"/>
+                <w:rFonts w:ascii="Nikosh" w:eastAsia="Nikosh" w:hAnsi="Nikosh" w:cs="Nikosh"/>
                 <w:sz w:val="28"/>
               </w:rPr>
               <w:t>০১/০৫/২০২৫</w:t>
@@ -19933,12 +19655,6 @@
             <w:pPr>
               <w:jc w:val="center"/>
             </w:pPr>
-            <w:r>
-              <w:rPr>
-                <w:rFonts w:ascii="Nikosh" w:hAnsi="Nikosh" w:eastAsia="Nikosh" w:cs="Nikosh"/>
-                <w:sz w:val="28"/>
-              </w:rPr>
-            </w:r>
           </w:p>
         </w:tc>
         <w:tc>
@@ -20200,7 +19916,7 @@
             </w:pPr>
             <w:r>
               <w:rPr>
-                <w:rFonts w:ascii="Nikosh" w:hAnsi="Nikosh" w:eastAsia="Nikosh" w:cs="Nikosh"/>
+                <w:rFonts w:ascii="Nikosh" w:eastAsia="Nikosh" w:hAnsi="Nikosh" w:cs="Nikosh"/>
                 <w:sz w:val="28"/>
               </w:rPr>
               <w:t>০১/০৫/২০২৫</w:t>
@@ -20412,12 +20128,6 @@
             <w:pPr>
               <w:jc w:val="center"/>
             </w:pPr>
-            <w:r>
-              <w:rPr>
-                <w:rFonts w:ascii="Nikosh" w:hAnsi="Nikosh" w:eastAsia="Nikosh" w:cs="Nikosh"/>
-                <w:sz w:val="28"/>
-              </w:rPr>
-            </w:r>
           </w:p>
         </w:tc>
         <w:tc>
@@ -20630,12 +20340,6 @@
             <w:pPr>
               <w:jc w:val="center"/>
             </w:pPr>
-            <w:r>
-              <w:rPr>
-                <w:rFonts w:ascii="Nikosh" w:hAnsi="Nikosh" w:eastAsia="Nikosh" w:cs="Nikosh"/>
-                <w:sz w:val="28"/>
-              </w:rPr>
-            </w:r>
           </w:p>
         </w:tc>
         <w:tc>
@@ -20841,12 +20545,6 @@
             <w:pPr>
               <w:jc w:val="center"/>
             </w:pPr>
-            <w:r>
-              <w:rPr>
-                <w:rFonts w:ascii="Nikosh" w:hAnsi="Nikosh" w:eastAsia="Nikosh" w:cs="Nikosh"/>
-                <w:sz w:val="28"/>
-              </w:rPr>
-            </w:r>
           </w:p>
         </w:tc>
         <w:tc>
@@ -21059,12 +20757,6 @@
             <w:pPr>
               <w:jc w:val="center"/>
             </w:pPr>
-            <w:r>
-              <w:rPr>
-                <w:rFonts w:ascii="Nikosh" w:hAnsi="Nikosh" w:eastAsia="Nikosh" w:cs="Nikosh"/>
-                <w:sz w:val="28"/>
-              </w:rPr>
-            </w:r>
           </w:p>
         </w:tc>
         <w:tc>
@@ -21363,7 +21055,7 @@
             </w:pPr>
             <w:r>
               <w:rPr>
-                <w:rFonts w:ascii="Nikosh" w:hAnsi="Nikosh" w:eastAsia="Nikosh" w:cs="Nikosh"/>
+                <w:rFonts w:ascii="Nikosh" w:eastAsia="Nikosh" w:hAnsi="Nikosh" w:cs="Nikosh"/>
                 <w:sz w:val="28"/>
               </w:rPr>
               <w:t>৩১/০৭/২০২৪</w:t>
@@ -21621,7 +21313,7 @@
             </w:pPr>
             <w:r>
               <w:rPr>
-                <w:rFonts w:ascii="Nikosh" w:hAnsi="Nikosh" w:eastAsia="Nikosh" w:cs="Nikosh"/>
+                <w:rFonts w:ascii="Nikosh" w:eastAsia="Nikosh" w:hAnsi="Nikosh" w:cs="Nikosh"/>
                 <w:sz w:val="28"/>
               </w:rPr>
               <w:t>৩০/০৭/২০২৪</w:t>
@@ -21746,7 +21438,16 @@
               </w:rPr>
               <w:t>.৩</w:t>
             </w:r>
+            <w:r>
+              <w:rPr>
+                <w:rFonts w:ascii="Nikosh" w:eastAsia="Nikosh" w:hAnsi="Nikosh" w:cs="Nikosh"/>
+                <w:sz w:val="28"/>
+                <w:szCs w:val="28"/>
+              </w:rPr>
+              <w:t xml:space="preserve"> </w:t>
+            </w:r>
             <w:hyperlink r:id="rId34">
+              <w:proofErr w:type="spellStart"/>
               <w:r>
                 <w:rPr>
                   <w:rFonts w:ascii="Nikosh" w:eastAsia="Nikosh" w:hAnsi="Nikosh" w:cs="Nikosh"/>
@@ -21754,7 +21455,17 @@
                   <w:sz w:val="28"/>
                   <w:szCs w:val="28"/>
                 </w:rPr>
-                <w:t xml:space="preserve">এসডিজি </w:t>
+                <w:t>এসডিজি</w:t>
+              </w:r>
+              <w:proofErr w:type="spellEnd"/>
+              <w:r>
+                <w:rPr>
+                  <w:rFonts w:ascii="Nikosh" w:eastAsia="Nikosh" w:hAnsi="Nikosh" w:cs="Nikosh"/>
+                  <w:color w:val="000000"/>
+                  <w:sz w:val="28"/>
+                  <w:szCs w:val="28"/>
+                </w:rPr>
+                <w:t xml:space="preserve"> </w:t>
               </w:r>
               <w:proofErr w:type="spellStart"/>
               <w:r>
@@ -21826,12 +21537,6 @@
             <w:pPr>
               <w:jc w:val="center"/>
             </w:pPr>
-            <w:r>
-              <w:rPr>
-                <w:rFonts w:ascii="Nikosh" w:hAnsi="Nikosh" w:eastAsia="Nikosh" w:cs="Nikosh"/>
-                <w:sz w:val="28"/>
-              </w:rPr>
-            </w:r>
           </w:p>
         </w:tc>
         <w:tc>
@@ -22045,7 +21750,7 @@
             </w:pPr>
             <w:r>
               <w:rPr>
-                <w:rFonts w:ascii="Nikosh" w:hAnsi="Nikosh" w:eastAsia="Nikosh" w:cs="Nikosh"/>
+                <w:rFonts w:ascii="Nikosh" w:eastAsia="Nikosh" w:hAnsi="Nikosh" w:cs="Nikosh"/>
                 <w:sz w:val="28"/>
               </w:rPr>
               <w:t>৩০/০৭/২০২৪</w:t>
@@ -22239,12 +21944,6 @@
             <w:pPr>
               <w:jc w:val="center"/>
             </w:pPr>
-            <w:r>
-              <w:rPr>
-                <w:rFonts w:ascii="Nikosh" w:hAnsi="Nikosh" w:eastAsia="Nikosh" w:cs="Nikosh"/>
-                <w:sz w:val="28"/>
-              </w:rPr>
-            </w:r>
           </w:p>
         </w:tc>
         <w:tc>
@@ -22431,12 +22130,6 @@
             <w:pPr>
               <w:jc w:val="center"/>
             </w:pPr>
-            <w:r>
-              <w:rPr>
-                <w:rFonts w:ascii="Nikosh" w:hAnsi="Nikosh" w:eastAsia="Nikosh" w:cs="Nikosh"/>
-                <w:sz w:val="28"/>
-              </w:rPr>
-            </w:r>
           </w:p>
         </w:tc>
         <w:tc>
@@ -22772,12 +22465,6 @@
             <w:pPr>
               <w:jc w:val="center"/>
             </w:pPr>
-            <w:r>
-              <w:rPr>
-                <w:rFonts w:ascii="Nikosh" w:hAnsi="Nikosh" w:eastAsia="Nikosh" w:cs="Nikosh"/>
-                <w:sz w:val="28"/>
-              </w:rPr>
-            </w:r>
           </w:p>
         </w:tc>
         <w:tc>
@@ -22948,7 +22635,7 @@
             </w:pPr>
             <w:r>
               <w:rPr>
-                <w:rFonts w:ascii="Nikosh" w:hAnsi="Nikosh" w:eastAsia="Nikosh" w:cs="Nikosh"/>
+                <w:rFonts w:ascii="Nikosh" w:eastAsia="Nikosh" w:hAnsi="Nikosh" w:cs="Nikosh"/>
                 <w:sz w:val="28"/>
               </w:rPr>
               <w:t>০১/০৫/২০২৫</w:t>
@@ -23197,12 +22884,6 @@
             <w:pPr>
               <w:jc w:val="center"/>
             </w:pPr>
-            <w:r>
-              <w:rPr>
-                <w:rFonts w:ascii="Nikosh" w:hAnsi="Nikosh" w:eastAsia="Nikosh" w:cs="Nikosh"/>
-                <w:sz w:val="28"/>
-              </w:rPr>
-            </w:r>
           </w:p>
         </w:tc>
         <w:tc>
@@ -23370,12 +23051,6 @@
             <w:pPr>
               <w:jc w:val="center"/>
             </w:pPr>
-            <w:r>
-              <w:rPr>
-                <w:rFonts w:ascii="Nikosh" w:hAnsi="Nikosh" w:eastAsia="Nikosh" w:cs="Nikosh"/>
-                <w:sz w:val="28"/>
-              </w:rPr>
-            </w:r>
           </w:p>
         </w:tc>
         <w:tc>
@@ -23544,12 +23219,6 @@
             <w:pPr>
               <w:jc w:val="center"/>
             </w:pPr>
-            <w:r>
-              <w:rPr>
-                <w:rFonts w:ascii="Nikosh" w:hAnsi="Nikosh" w:eastAsia="Nikosh" w:cs="Nikosh"/>
-                <w:sz w:val="28"/>
-              </w:rPr>
-            </w:r>
           </w:p>
         </w:tc>
         <w:tc>
@@ -23720,7 +23389,7 @@
             </w:pPr>
             <w:r>
               <w:rPr>
-                <w:rFonts w:ascii="Nikosh" w:hAnsi="Nikosh" w:eastAsia="Nikosh" w:cs="Nikosh"/>
+                <w:rFonts w:ascii="Nikosh" w:eastAsia="Nikosh" w:hAnsi="Nikosh" w:cs="Nikosh"/>
                 <w:sz w:val="28"/>
               </w:rPr>
               <w:t>১৭/০৫/২০২৬</w:t>
@@ -24051,7 +23720,7 @@
             </w:pPr>
             <w:r>
               <w:rPr>
-                <w:rFonts w:ascii="Nikosh" w:hAnsi="Nikosh" w:eastAsia="Nikosh" w:cs="Nikosh"/>
+                <w:rFonts w:ascii="Nikosh" w:eastAsia="Nikosh" w:hAnsi="Nikosh" w:cs="Nikosh"/>
                 <w:sz w:val="28"/>
               </w:rPr>
               <w:t>১৯/০৯/২০২১</w:t>
@@ -24250,7 +23919,7 @@
             </w:pPr>
             <w:r>
               <w:rPr>
-                <w:rFonts w:ascii="Nikosh" w:hAnsi="Nikosh" w:eastAsia="Nikosh" w:cs="Nikosh"/>
+                <w:rFonts w:ascii="Nikosh" w:eastAsia="Nikosh" w:hAnsi="Nikosh" w:cs="Nikosh"/>
                 <w:sz w:val="28"/>
               </w:rPr>
               <w:t>২৫/০৬/২০২২</w:t>
@@ -24449,7 +24118,7 @@
             </w:pPr>
             <w:r>
               <w:rPr>
-                <w:rFonts w:ascii="Nikosh" w:hAnsi="Nikosh" w:eastAsia="Nikosh" w:cs="Nikosh"/>
+                <w:rFonts w:ascii="Nikosh" w:eastAsia="Nikosh" w:hAnsi="Nikosh" w:cs="Nikosh"/>
                 <w:sz w:val="28"/>
               </w:rPr>
               <w:t>০১/০৫/২০২৫</w:t>
@@ -24654,12 +24323,6 @@
             <w:pPr>
               <w:jc w:val="center"/>
             </w:pPr>
-            <w:r>
-              <w:rPr>
-                <w:rFonts w:ascii="Nikosh" w:hAnsi="Nikosh" w:eastAsia="Nikosh" w:cs="Nikosh"/>
-                <w:sz w:val="28"/>
-              </w:rPr>
-            </w:r>
           </w:p>
         </w:tc>
         <w:tc>
@@ -24901,12 +24564,6 @@
             <w:pPr>
               <w:jc w:val="center"/>
             </w:pPr>
-            <w:r>
-              <w:rPr>
-                <w:rFonts w:ascii="Nikosh" w:hAnsi="Nikosh" w:eastAsia="Nikosh" w:cs="Nikosh"/>
-                <w:sz w:val="28"/>
-              </w:rPr>
-            </w:r>
           </w:p>
         </w:tc>
         <w:tc>
@@ -25130,7 +24787,7 @@
             </w:pPr>
             <w:r>
               <w:rPr>
-                <w:rFonts w:ascii="Nikosh" w:hAnsi="Nikosh" w:eastAsia="Nikosh" w:cs="Nikosh"/>
+                <w:rFonts w:ascii="Nikosh" w:eastAsia="Nikosh" w:hAnsi="Nikosh" w:cs="Nikosh"/>
                 <w:sz w:val="28"/>
               </w:rPr>
               <w:t>০১/০৫/২০২৫</w:t>
@@ -25376,12 +25033,6 @@
             <w:pPr>
               <w:jc w:val="center"/>
             </w:pPr>
-            <w:r>
-              <w:rPr>
-                <w:rFonts w:ascii="Nikosh" w:hAnsi="Nikosh" w:eastAsia="Nikosh" w:cs="Nikosh"/>
-                <w:sz w:val="28"/>
-              </w:rPr>
-            </w:r>
           </w:p>
         </w:tc>
         <w:tc>
@@ -25622,12 +25273,6 @@
             <w:pPr>
               <w:jc w:val="center"/>
             </w:pPr>
-            <w:r>
-              <w:rPr>
-                <w:rFonts w:ascii="Nikosh" w:hAnsi="Nikosh" w:eastAsia="Nikosh" w:cs="Nikosh"/>
-                <w:sz w:val="28"/>
-              </w:rPr>
-            </w:r>
           </w:p>
         </w:tc>
         <w:tc>
@@ -25807,7 +25452,7 @@
             </w:pPr>
             <w:r>
               <w:rPr>
-                <w:rFonts w:ascii="Nikosh" w:hAnsi="Nikosh" w:eastAsia="Nikosh" w:cs="Nikosh"/>
+                <w:rFonts w:ascii="Nikosh" w:eastAsia="Nikosh" w:hAnsi="Nikosh" w:cs="Nikosh"/>
                 <w:sz w:val="28"/>
               </w:rPr>
               <w:t>১৫/০৪/২০২৫</w:t>
@@ -25992,12 +25637,6 @@
             <w:pPr>
               <w:jc w:val="center"/>
             </w:pPr>
-            <w:r>
-              <w:rPr>
-                <w:rFonts w:ascii="Nikosh" w:hAnsi="Nikosh" w:eastAsia="Nikosh" w:cs="Nikosh"/>
-                <w:sz w:val="28"/>
-              </w:rPr>
-            </w:r>
           </w:p>
         </w:tc>
         <w:tc>
@@ -26161,12 +25800,6 @@
             <w:pPr>
               <w:jc w:val="center"/>
             </w:pPr>
-            <w:r>
-              <w:rPr>
-                <w:rFonts w:ascii="Nikosh" w:hAnsi="Nikosh" w:eastAsia="Nikosh" w:cs="Nikosh"/>
-                <w:sz w:val="28"/>
-              </w:rPr>
-            </w:r>
           </w:p>
         </w:tc>
         <w:tc>
@@ -26311,12 +25944,6 @@
             <w:pPr>
               <w:jc w:val="center"/>
             </w:pPr>
-            <w:r>
-              <w:rPr>
-                <w:rFonts w:ascii="Nikosh" w:hAnsi="Nikosh" w:eastAsia="Nikosh" w:cs="Nikosh"/>
-                <w:sz w:val="28"/>
-              </w:rPr>
-            </w:r>
           </w:p>
         </w:tc>
         <w:tc>
@@ -26723,7 +26350,7 @@
             </w:pPr>
             <w:r>
               <w:rPr>
-                <w:rFonts w:ascii="Nikosh" w:hAnsi="Nikosh" w:eastAsia="Nikosh" w:cs="Nikosh"/>
+                <w:rFonts w:ascii="Nikosh" w:eastAsia="Nikosh" w:hAnsi="Nikosh" w:cs="Nikosh"/>
                 <w:sz w:val="28"/>
               </w:rPr>
               <w:t>১৬/০৭/২০২৫</w:t>
@@ -26922,7 +26549,7 @@
             </w:pPr>
             <w:r>
               <w:rPr>
-                <w:rFonts w:ascii="Nikosh" w:hAnsi="Nikosh" w:eastAsia="Nikosh" w:cs="Nikosh"/>
+                <w:rFonts w:ascii="Nikosh" w:eastAsia="Nikosh" w:hAnsi="Nikosh" w:cs="Nikosh"/>
                 <w:sz w:val="28"/>
               </w:rPr>
               <w:t>১৬/০৭/২০২৫</w:t>
@@ -27083,12 +26710,6 @@
             <w:pPr>
               <w:jc w:val="center"/>
             </w:pPr>
-            <w:r>
-              <w:rPr>
-                <w:rFonts w:ascii="Nikosh" w:hAnsi="Nikosh" w:eastAsia="Nikosh" w:cs="Nikosh"/>
-                <w:sz w:val="28"/>
-              </w:rPr>
-            </w:r>
           </w:p>
         </w:tc>
         <w:tc>
@@ -27283,844 +26904,6 @@
             <w:pPr>
               <w:jc w:val="center"/>
             </w:pPr>
-            <w:r>
-              <w:rPr>
-                <w:rFonts w:ascii="Nikosh" w:hAnsi="Nikosh" w:eastAsia="Nikosh" w:cs="Nikosh"/>
-                <w:sz w:val="28"/>
-              </w:rPr>
-            </w:r>
-          </w:p>
-        </w:tc>
-        <w:tc>
-          <w:tcPr>
-            <w:tcW w:w="1155" w:type="dxa"/>
-          </w:tcPr>
-          <w:p>
-            <w:pPr>
-              <w:spacing w:after="0" w:line="240" w:lineRule="auto"/>
-              <w:jc w:val="center"/>
-              <w:rPr>
-                <w:rFonts w:ascii="Nikosh" w:eastAsia="Nikosh" w:hAnsi="Nikosh" w:cs="Nikosh"/>
-                <w:sz w:val="28"/>
-                <w:szCs w:val="28"/>
-              </w:rPr>
-            </w:pPr>
-          </w:p>
-        </w:tc>
-      </w:tr>
-      <w:tr>
-        <w:trPr>
-          <w:cantSplit/>
-          <w:trHeight w:val="300"/>
-        </w:trPr>
-        <w:tc>
-          <w:tcPr>
-            <w:tcW w:w="960" w:type="dxa"/>
-            <w:vMerge w:val="restart"/>
-            <w:vAlign w:val="center"/>
-          </w:tcPr>
-          <w:p>
-            <w:pPr>
-              <w:widowControl w:val="0"/>
-              <w:pBdr>
-                <w:top w:val="nil"/>
-                <w:left w:val="nil"/>
-                <w:bottom w:val="nil"/>
-                <w:right w:val="nil"/>
-                <w:between w:val="nil"/>
-              </w:pBdr>
-              <w:spacing w:after="0" w:line="240" w:lineRule="auto"/>
-              <w:rPr>
-                <w:rFonts w:ascii="Nikosh" w:eastAsia="Nikosh" w:hAnsi="Nikosh" w:cs="Nikosh"/>
-                <w:sz w:val="28"/>
-                <w:szCs w:val="28"/>
-              </w:rPr>
-            </w:pPr>
-          </w:p>
-        </w:tc>
-        <w:tc>
-          <w:tcPr>
-            <w:tcW w:w="2640" w:type="dxa"/>
-            <w:vMerge w:val="restart"/>
-            <w:vAlign w:val="center"/>
-          </w:tcPr>
-          <w:p>
-            <w:pPr>
-              <w:pStyle w:val="Heading1"/>
-              <w:keepLines w:val="0"/>
-              <w:pBdr>
-                <w:right w:val="none" w:sz="0" w:space="12" w:color="auto"/>
-              </w:pBdr>
-              <w:spacing w:before="0" w:after="0"/>
-              <w:jc w:val="center"/>
-              <w:rPr>
-                <w:rFonts w:ascii="Nikosh" w:eastAsia="Nikosh" w:hAnsi="Nikosh" w:cs="Nikosh"/>
-                <w:b w:val="0"/>
-                <w:bCs w:val="0"/>
-                <w:sz w:val="28"/>
-                <w:szCs w:val="28"/>
-              </w:rPr>
-            </w:pPr>
-            <w:sdt>
-              <w:sdtPr>
-                <w:tag w:val="goog_rdk_38"/>
-                <w:id w:val="236630299"/>
-              </w:sdtPr>
-              <w:sdtEndPr>
-                <w:rPr>
-                  <w:rFonts w:ascii="Nikosh" w:eastAsia="Nikosh" w:hAnsi="Nikosh" w:cs="Nikosh"/>
-                  <w:b w:val="0"/>
-                  <w:bCs w:val="0"/>
-                  <w:sz w:val="28"/>
-                  <w:szCs w:val="28"/>
-                </w:rPr>
-              </w:sdtEndPr>
-              <w:sdtContent>
-                <w:proofErr w:type="spellStart"/>
-                <w:r>
-                  <w:rPr>
-                    <w:rFonts w:ascii="Nikosh" w:eastAsia="Nikosh" w:hAnsi="Nikosh" w:cs="Nikosh"/>
-                    <w:b w:val="0"/>
-                    <w:bCs w:val="0"/>
-                    <w:sz w:val="28"/>
-                    <w:szCs w:val="28"/>
-                  </w:rPr>
-                  <w:t>নাগরিক</w:t>
-                </w:r>
-                <w:proofErr w:type="spellEnd"/>
-                <w:r>
-                  <w:rPr>
-                    <w:rFonts w:ascii="Nikosh" w:eastAsia="Nikosh" w:hAnsi="Nikosh" w:cs="Nikosh"/>
-                    <w:b w:val="0"/>
-                    <w:bCs w:val="0"/>
-                    <w:sz w:val="28"/>
-                    <w:szCs w:val="28"/>
-                  </w:rPr>
-                  <w:t xml:space="preserve"> ই-</w:t>
-                </w:r>
-                <w:proofErr w:type="spellStart"/>
-                <w:r>
-                  <w:rPr>
-                    <w:rFonts w:ascii="Nikosh" w:eastAsia="Nikosh" w:hAnsi="Nikosh" w:cs="Nikosh"/>
-                    <w:b w:val="0"/>
-                    <w:bCs w:val="0"/>
-                    <w:sz w:val="28"/>
-                    <w:szCs w:val="28"/>
-                  </w:rPr>
-                  <w:t>সেবাসমূহ</w:t>
-                </w:r>
-                <w:proofErr w:type="spellEnd"/>
-              </w:sdtContent>
-            </w:sdt>
-          </w:p>
-          <w:p>
-            <w:pPr>
-              <w:pStyle w:val="Heading1"/>
-              <w:keepLines w:val="0"/>
-              <w:pBdr>
-                <w:right w:val="none" w:sz="0" w:space="12" w:color="auto"/>
-              </w:pBdr>
-              <w:spacing w:before="0" w:after="0"/>
-              <w:jc w:val="center"/>
-              <w:rPr>
-                <w:rFonts w:ascii="Arial" w:eastAsia="Arial" w:hAnsi="Arial" w:cs="Arial"/>
-                <w:b w:val="0"/>
-                <w:bCs w:val="0"/>
-                <w:sz w:val="30"/>
-                <w:szCs w:val="30"/>
-              </w:rPr>
-            </w:pPr>
-            <w:bookmarkStart w:id="4" w:name="_heading=h.58p1usfmz84s" w:colFirst="0" w:colLast="0"/>
-            <w:bookmarkEnd w:id="4"/>
-          </w:p>
-        </w:tc>
-        <w:tc>
-          <w:tcPr>
-            <w:tcW w:w="5895" w:type="dxa"/>
-          </w:tcPr>
-          <w:p>
-            <w:pPr>
-              <w:spacing w:after="0"/>
-              <w:rPr>
-                <w:rFonts w:ascii="Nikosh" w:eastAsia="Nikosh" w:hAnsi="Nikosh" w:cs="Nikosh"/>
-                <w:sz w:val="28"/>
-                <w:szCs w:val="28"/>
-              </w:rPr>
-            </w:pPr>
-            <w:r>
-              <w:rPr>
-                <w:rFonts w:ascii="Nikosh" w:eastAsia="Nikosh" w:hAnsi="Nikosh" w:cs="Nikosh"/>
-                <w:sz w:val="28"/>
-                <w:szCs w:val="28"/>
-              </w:rPr>
-              <w:t>১০</w:t>
-            </w:r>
-            <w:r>
-              <w:rPr>
-                <w:rFonts w:ascii="Nikosh" w:eastAsia="Nikosh" w:hAnsi="Nikosh" w:cs="Nikosh"/>
-                <w:sz w:val="28"/>
-                <w:szCs w:val="28"/>
-              </w:rPr>
-              <w:t xml:space="preserve">.২১.১  </w:t>
-            </w:r>
-            <w:proofErr w:type="spellStart"/>
-            <w:r>
-              <w:rPr>
-                <w:rFonts w:ascii="Nikosh" w:eastAsia="Nikosh" w:hAnsi="Nikosh" w:cs="Nikosh"/>
-                <w:sz w:val="28"/>
-                <w:szCs w:val="28"/>
-              </w:rPr>
-              <w:t>বন্যা</w:t>
-            </w:r>
-            <w:proofErr w:type="spellEnd"/>
-            <w:r>
-              <w:rPr>
-                <w:rFonts w:ascii="Nikosh" w:eastAsia="Nikosh" w:hAnsi="Nikosh" w:cs="Nikosh"/>
-                <w:sz w:val="28"/>
-                <w:szCs w:val="28"/>
-              </w:rPr>
-              <w:t xml:space="preserve"> </w:t>
-            </w:r>
-            <w:proofErr w:type="spellStart"/>
-            <w:r>
-              <w:rPr>
-                <w:rFonts w:ascii="Nikosh" w:eastAsia="Nikosh" w:hAnsi="Nikosh" w:cs="Nikosh"/>
-                <w:sz w:val="28"/>
-                <w:szCs w:val="28"/>
-              </w:rPr>
-              <w:t>পূর্বাভাস</w:t>
-            </w:r>
-            <w:proofErr w:type="spellEnd"/>
-            <w:r>
-              <w:rPr>
-                <w:rFonts w:ascii="Nikosh" w:eastAsia="Nikosh" w:hAnsi="Nikosh" w:cs="Nikosh"/>
-                <w:sz w:val="28"/>
-                <w:szCs w:val="28"/>
-              </w:rPr>
-              <w:t xml:space="preserve"> ও </w:t>
-            </w:r>
-            <w:proofErr w:type="spellStart"/>
-            <w:r>
-              <w:rPr>
-                <w:rFonts w:ascii="Nikosh" w:eastAsia="Nikosh" w:hAnsi="Nikosh" w:cs="Nikosh"/>
-                <w:sz w:val="28"/>
-                <w:szCs w:val="28"/>
-              </w:rPr>
-              <w:t>সতর্কীকরণ</w:t>
-            </w:r>
-            <w:proofErr w:type="spellEnd"/>
-            <w:r>
-              <w:rPr>
-                <w:rFonts w:ascii="Nikosh" w:eastAsia="Nikosh" w:hAnsi="Nikosh" w:cs="Nikosh"/>
-                <w:sz w:val="28"/>
-                <w:szCs w:val="28"/>
-              </w:rPr>
-              <w:t xml:space="preserve"> </w:t>
-            </w:r>
-            <w:proofErr w:type="spellStart"/>
-            <w:r>
-              <w:rPr>
-                <w:rFonts w:ascii="Nikosh" w:eastAsia="Nikosh" w:hAnsi="Nikosh" w:cs="Nikosh"/>
-                <w:sz w:val="28"/>
-                <w:szCs w:val="28"/>
-              </w:rPr>
-              <w:t>কেন্দ্র</w:t>
-            </w:r>
-            <w:proofErr w:type="spellEnd"/>
-            <w:r>
-              <w:rPr>
-                <w:rFonts w:ascii="Nikosh" w:eastAsia="Nikosh" w:hAnsi="Nikosh" w:cs="Nikosh"/>
-                <w:sz w:val="28"/>
-                <w:szCs w:val="28"/>
-              </w:rPr>
-              <w:t xml:space="preserve"> </w:t>
-            </w:r>
-          </w:p>
-        </w:tc>
-        <w:tc>
-          <w:tcPr>
-            <w:tcW w:w="1875" w:type="dxa"/>
-          </w:tcPr>
-          <w:p>
-            <w:pPr>
-              <w:spacing w:after="0" w:line="240" w:lineRule="auto"/>
-              <w:jc w:val="center"/>
-              <w:rPr>
-                <w:rFonts w:ascii="Nikosh" w:eastAsia="Nikosh" w:hAnsi="Nikosh" w:cs="Nikosh"/>
-                <w:sz w:val="28"/>
-                <w:szCs w:val="28"/>
-              </w:rPr>
-            </w:pPr>
-            <w:proofErr w:type="spellStart"/>
-            <w:r>
-              <w:rPr>
-                <w:rFonts w:ascii="Nikosh" w:eastAsia="Nikosh" w:hAnsi="Nikosh" w:cs="Nikosh"/>
-                <w:sz w:val="28"/>
-                <w:szCs w:val="28"/>
-              </w:rPr>
-              <w:t>হ্যাঁ</w:t>
-            </w:r>
-            <w:proofErr w:type="spellEnd"/>
-          </w:p>
-        </w:tc>
-        <w:tc>
-          <w:tcPr>
-            <w:tcW w:w="1920" w:type="dxa"/>
-            <w:vAlign w:val="center"/>
-          </w:tcPr>
-          <w:p>
-            <w:pPr>
-              <w:jc w:val="center"/>
-            </w:pPr>
-            <w:r>
-              <w:rPr>
-                <w:rFonts w:ascii="Nikosh" w:hAnsi="Nikosh" w:eastAsia="Nikosh" w:cs="Nikosh"/>
-                <w:sz w:val="28"/>
-              </w:rPr>
-            </w:r>
-          </w:p>
-        </w:tc>
-        <w:tc>
-          <w:tcPr>
-            <w:tcW w:w="1155" w:type="dxa"/>
-          </w:tcPr>
-          <w:p>
-            <w:pPr>
-              <w:spacing w:after="0" w:line="240" w:lineRule="auto"/>
-              <w:jc w:val="center"/>
-              <w:rPr>
-                <w:rFonts w:ascii="Nikosh" w:eastAsia="Nikosh" w:hAnsi="Nikosh" w:cs="Nikosh"/>
-                <w:sz w:val="28"/>
-                <w:szCs w:val="28"/>
-              </w:rPr>
-            </w:pPr>
-          </w:p>
-        </w:tc>
-      </w:tr>
-      <w:tr>
-        <w:trPr>
-          <w:cantSplit/>
-          <w:trHeight w:val="300"/>
-        </w:trPr>
-        <w:tc>
-          <w:tcPr>
-            <w:tcW w:w="960" w:type="dxa"/>
-            <w:vMerge/>
-            <w:vAlign w:val="center"/>
-          </w:tcPr>
-          <w:p>
-            <w:pPr>
-              <w:widowControl w:val="0"/>
-              <w:pBdr>
-                <w:top w:val="nil"/>
-                <w:left w:val="nil"/>
-                <w:bottom w:val="nil"/>
-                <w:right w:val="nil"/>
-                <w:between w:val="nil"/>
-              </w:pBdr>
-              <w:spacing w:after="0" w:line="240" w:lineRule="auto"/>
-              <w:rPr>
-                <w:rFonts w:ascii="Nikosh" w:eastAsia="Nikosh" w:hAnsi="Nikosh" w:cs="Nikosh"/>
-                <w:sz w:val="28"/>
-                <w:szCs w:val="28"/>
-              </w:rPr>
-            </w:pPr>
-          </w:p>
-        </w:tc>
-        <w:tc>
-          <w:tcPr>
-            <w:tcW w:w="2640" w:type="dxa"/>
-            <w:vMerge/>
-            <w:vAlign w:val="center"/>
-          </w:tcPr>
-          <w:p>
-            <w:pPr>
-              <w:pBdr>
-                <w:right w:val="none" w:sz="0" w:space="12" w:color="auto"/>
-              </w:pBdr>
-              <w:spacing w:after="0" w:line="240" w:lineRule="auto"/>
-              <w:jc w:val="center"/>
-              <w:rPr>
-                <w:rFonts w:ascii="Arial" w:eastAsia="Arial" w:hAnsi="Arial" w:cs="Arial"/>
-                <w:sz w:val="30"/>
-                <w:szCs w:val="30"/>
-              </w:rPr>
-            </w:pPr>
-          </w:p>
-        </w:tc>
-        <w:tc>
-          <w:tcPr>
-            <w:tcW w:w="5895" w:type="dxa"/>
-          </w:tcPr>
-          <w:p>
-            <w:pPr>
-              <w:spacing w:after="0"/>
-              <w:rPr>
-                <w:rFonts w:ascii="Nikosh" w:eastAsia="Nikosh" w:hAnsi="Nikosh" w:cs="Nikosh"/>
-                <w:sz w:val="28"/>
-                <w:szCs w:val="28"/>
-              </w:rPr>
-            </w:pPr>
-            <w:r>
-              <w:rPr>
-                <w:rFonts w:ascii="Nikosh" w:eastAsia="Nikosh" w:hAnsi="Nikosh" w:cs="Nikosh"/>
-                <w:sz w:val="28"/>
-                <w:szCs w:val="28"/>
-              </w:rPr>
-              <w:t>১০</w:t>
-            </w:r>
-            <w:r>
-              <w:rPr>
-                <w:rFonts w:ascii="Nikosh" w:eastAsia="Nikosh" w:hAnsi="Nikosh" w:cs="Nikosh"/>
-                <w:sz w:val="28"/>
-                <w:szCs w:val="28"/>
-              </w:rPr>
-              <w:t xml:space="preserve">.২১.২ </w:t>
-            </w:r>
-            <w:hyperlink r:id="rId49">
-              <w:proofErr w:type="spellStart"/>
-              <w:r>
-                <w:rPr>
-                  <w:rFonts w:ascii="Nikosh" w:eastAsia="Nikosh" w:hAnsi="Nikosh" w:cs="Nikosh"/>
-                  <w:sz w:val="28"/>
-                  <w:szCs w:val="28"/>
-                </w:rPr>
-                <w:t>নলেজ</w:t>
-              </w:r>
-              <w:proofErr w:type="spellEnd"/>
-              <w:r>
-                <w:rPr>
-                  <w:rFonts w:ascii="Nikosh" w:eastAsia="Nikosh" w:hAnsi="Nikosh" w:cs="Nikosh"/>
-                  <w:sz w:val="28"/>
-                  <w:szCs w:val="28"/>
-                </w:rPr>
-                <w:t xml:space="preserve"> </w:t>
-              </w:r>
-              <w:proofErr w:type="spellStart"/>
-              <w:r>
-                <w:rPr>
-                  <w:rFonts w:ascii="Nikosh" w:eastAsia="Nikosh" w:hAnsi="Nikosh" w:cs="Nikosh"/>
-                  <w:sz w:val="28"/>
-                  <w:szCs w:val="28"/>
-                </w:rPr>
-                <w:t>রিপোজিটরি</w:t>
-              </w:r>
-              <w:proofErr w:type="spellEnd"/>
-              <w:r>
-                <w:rPr>
-                  <w:rFonts w:ascii="Nikosh" w:eastAsia="Nikosh" w:hAnsi="Nikosh" w:cs="Nikosh"/>
-                  <w:sz w:val="28"/>
-                  <w:szCs w:val="28"/>
-                </w:rPr>
-                <w:t xml:space="preserve"> </w:t>
-              </w:r>
-              <w:proofErr w:type="spellStart"/>
-              <w:r>
-                <w:rPr>
-                  <w:rFonts w:ascii="Nikosh" w:eastAsia="Nikosh" w:hAnsi="Nikosh" w:cs="Nikosh"/>
-                  <w:sz w:val="28"/>
-                  <w:szCs w:val="28"/>
-                </w:rPr>
-                <w:t>সিস্টেম</w:t>
-              </w:r>
-              <w:proofErr w:type="spellEnd"/>
-            </w:hyperlink>
-            <w:r>
-              <w:rPr>
-                <w:rFonts w:ascii="Nikosh" w:eastAsia="Nikosh" w:hAnsi="Nikosh" w:cs="Nikosh"/>
-                <w:sz w:val="28"/>
-                <w:szCs w:val="28"/>
-              </w:rPr>
-              <w:t xml:space="preserve"> </w:t>
-            </w:r>
-          </w:p>
-        </w:tc>
-        <w:tc>
-          <w:tcPr>
-            <w:tcW w:w="1875" w:type="dxa"/>
-          </w:tcPr>
-          <w:p>
-            <w:pPr>
-              <w:spacing w:after="0" w:line="240" w:lineRule="auto"/>
-              <w:jc w:val="center"/>
-              <w:rPr>
-                <w:rFonts w:ascii="Nikosh" w:eastAsia="Nikosh" w:hAnsi="Nikosh" w:cs="Nikosh"/>
-                <w:sz w:val="28"/>
-                <w:szCs w:val="28"/>
-              </w:rPr>
-            </w:pPr>
-            <w:proofErr w:type="spellStart"/>
-            <w:r>
-              <w:rPr>
-                <w:rFonts w:ascii="Nikosh" w:eastAsia="Nikosh" w:hAnsi="Nikosh" w:cs="Nikosh"/>
-                <w:sz w:val="28"/>
-                <w:szCs w:val="28"/>
-              </w:rPr>
-              <w:t>হ্যাঁ</w:t>
-            </w:r>
-            <w:proofErr w:type="spellEnd"/>
-          </w:p>
-        </w:tc>
-        <w:tc>
-          <w:tcPr>
-            <w:tcW w:w="1920" w:type="dxa"/>
-            <w:vAlign w:val="center"/>
-          </w:tcPr>
-          <w:p>
-            <w:pPr>
-              <w:jc w:val="center"/>
-            </w:pPr>
-            <w:r>
-              <w:rPr>
-                <w:rFonts w:ascii="Nikosh" w:hAnsi="Nikosh" w:eastAsia="Nikosh" w:cs="Nikosh"/>
-                <w:sz w:val="28"/>
-              </w:rPr>
-            </w:r>
-          </w:p>
-        </w:tc>
-        <w:tc>
-          <w:tcPr>
-            <w:tcW w:w="1155" w:type="dxa"/>
-          </w:tcPr>
-          <w:p>
-            <w:pPr>
-              <w:spacing w:after="0" w:line="240" w:lineRule="auto"/>
-              <w:jc w:val="center"/>
-              <w:rPr>
-                <w:rFonts w:ascii="Nikosh" w:eastAsia="Nikosh" w:hAnsi="Nikosh" w:cs="Nikosh"/>
-                <w:sz w:val="28"/>
-                <w:szCs w:val="28"/>
-              </w:rPr>
-            </w:pPr>
-          </w:p>
-        </w:tc>
-      </w:tr>
-      <w:tr>
-        <w:trPr>
-          <w:cantSplit/>
-          <w:trHeight w:val="300"/>
-        </w:trPr>
-        <w:tc>
-          <w:tcPr>
-            <w:tcW w:w="960" w:type="dxa"/>
-            <w:vMerge/>
-            <w:vAlign w:val="center"/>
-          </w:tcPr>
-          <w:p>
-            <w:pPr>
-              <w:widowControl w:val="0"/>
-              <w:pBdr>
-                <w:top w:val="nil"/>
-                <w:left w:val="nil"/>
-                <w:bottom w:val="nil"/>
-                <w:right w:val="nil"/>
-                <w:between w:val="nil"/>
-              </w:pBdr>
-              <w:spacing w:after="0" w:line="240" w:lineRule="auto"/>
-              <w:rPr>
-                <w:rFonts w:ascii="Nikosh" w:eastAsia="Nikosh" w:hAnsi="Nikosh" w:cs="Nikosh"/>
-                <w:sz w:val="28"/>
-                <w:szCs w:val="28"/>
-              </w:rPr>
-            </w:pPr>
-          </w:p>
-        </w:tc>
-        <w:tc>
-          <w:tcPr>
-            <w:tcW w:w="2640" w:type="dxa"/>
-            <w:vMerge/>
-            <w:vAlign w:val="center"/>
-          </w:tcPr>
-          <w:p>
-            <w:pPr>
-              <w:pBdr>
-                <w:right w:val="none" w:sz="0" w:space="12" w:color="auto"/>
-              </w:pBdr>
-              <w:spacing w:after="0" w:line="240" w:lineRule="auto"/>
-              <w:jc w:val="center"/>
-              <w:rPr>
-                <w:rFonts w:ascii="Arial" w:eastAsia="Arial" w:hAnsi="Arial" w:cs="Arial"/>
-                <w:sz w:val="30"/>
-                <w:szCs w:val="30"/>
-              </w:rPr>
-            </w:pPr>
-          </w:p>
-        </w:tc>
-        <w:tc>
-          <w:tcPr>
-            <w:tcW w:w="5895" w:type="dxa"/>
-          </w:tcPr>
-          <w:p>
-            <w:pPr>
-              <w:spacing w:after="0"/>
-              <w:rPr>
-                <w:rFonts w:ascii="Nikosh" w:eastAsia="Nikosh" w:hAnsi="Nikosh" w:cs="Nikosh"/>
-                <w:sz w:val="28"/>
-                <w:szCs w:val="28"/>
-              </w:rPr>
-            </w:pPr>
-            <w:r>
-              <w:rPr>
-                <w:rFonts w:ascii="Nikosh" w:eastAsia="Nikosh" w:hAnsi="Nikosh" w:cs="Nikosh"/>
-                <w:sz w:val="28"/>
-                <w:szCs w:val="28"/>
-              </w:rPr>
-              <w:t>১০</w:t>
-            </w:r>
-            <w:r>
-              <w:rPr>
-                <w:rFonts w:ascii="Nikosh" w:eastAsia="Nikosh" w:hAnsi="Nikosh" w:cs="Nikosh"/>
-                <w:sz w:val="28"/>
-                <w:szCs w:val="28"/>
-              </w:rPr>
-              <w:t xml:space="preserve">.২১.৩ </w:t>
-            </w:r>
-            <w:hyperlink r:id="rId50">
-              <w:proofErr w:type="spellStart"/>
-              <w:r>
-                <w:rPr>
-                  <w:rFonts w:ascii="Nikosh" w:eastAsia="Nikosh" w:hAnsi="Nikosh" w:cs="Nikosh"/>
-                  <w:sz w:val="28"/>
-                  <w:szCs w:val="28"/>
-                </w:rPr>
-                <w:t>মতামত</w:t>
-              </w:r>
-              <w:proofErr w:type="spellEnd"/>
-              <w:r>
-                <w:rPr>
-                  <w:rFonts w:ascii="Nikosh" w:eastAsia="Nikosh" w:hAnsi="Nikosh" w:cs="Nikosh"/>
-                  <w:sz w:val="28"/>
-                  <w:szCs w:val="28"/>
-                </w:rPr>
-                <w:t>/</w:t>
-              </w:r>
-              <w:proofErr w:type="spellStart"/>
-              <w:r>
-                <w:rPr>
-                  <w:rFonts w:ascii="Nikosh" w:eastAsia="Nikosh" w:hAnsi="Nikosh" w:cs="Nikosh"/>
-                  <w:sz w:val="28"/>
-                  <w:szCs w:val="28"/>
-                </w:rPr>
-                <w:t>পরামর্শ</w:t>
-              </w:r>
-              <w:proofErr w:type="spellEnd"/>
-            </w:hyperlink>
-            <w:r>
-              <w:rPr>
-                <w:rFonts w:ascii="Nikosh" w:eastAsia="Nikosh" w:hAnsi="Nikosh" w:cs="Nikosh"/>
-                <w:sz w:val="28"/>
-                <w:szCs w:val="28"/>
-              </w:rPr>
-              <w:t xml:space="preserve"> </w:t>
-            </w:r>
-          </w:p>
-        </w:tc>
-        <w:tc>
-          <w:tcPr>
-            <w:tcW w:w="1875" w:type="dxa"/>
-          </w:tcPr>
-          <w:p>
-            <w:pPr>
-              <w:spacing w:after="0" w:line="240" w:lineRule="auto"/>
-              <w:jc w:val="center"/>
-              <w:rPr>
-                <w:rFonts w:ascii="Nikosh" w:eastAsia="Nikosh" w:hAnsi="Nikosh" w:cs="Nikosh"/>
-                <w:sz w:val="28"/>
-                <w:szCs w:val="28"/>
-              </w:rPr>
-            </w:pPr>
-            <w:proofErr w:type="spellStart"/>
-            <w:r>
-              <w:rPr>
-                <w:rFonts w:ascii="Nikosh" w:eastAsia="Nikosh" w:hAnsi="Nikosh" w:cs="Nikosh"/>
-                <w:sz w:val="28"/>
-                <w:szCs w:val="28"/>
-              </w:rPr>
-              <w:t>হ্যাঁ</w:t>
-            </w:r>
-            <w:proofErr w:type="spellEnd"/>
-          </w:p>
-        </w:tc>
-        <w:tc>
-          <w:tcPr>
-            <w:tcW w:w="1920" w:type="dxa"/>
-            <w:vAlign w:val="center"/>
-          </w:tcPr>
-          <w:p>
-            <w:pPr>
-              <w:jc w:val="center"/>
-            </w:pPr>
-            <w:r>
-              <w:rPr>
-                <w:rFonts w:ascii="Nikosh" w:hAnsi="Nikosh" w:eastAsia="Nikosh" w:cs="Nikosh"/>
-                <w:sz w:val="28"/>
-              </w:rPr>
-              <w:t>০৬/১০/২০২৫</w:t>
-            </w:r>
-          </w:p>
-        </w:tc>
-        <w:tc>
-          <w:tcPr>
-            <w:tcW w:w="1155" w:type="dxa"/>
-          </w:tcPr>
-          <w:p>
-            <w:pPr>
-              <w:spacing w:after="0" w:line="240" w:lineRule="auto"/>
-              <w:jc w:val="center"/>
-              <w:rPr>
-                <w:rFonts w:ascii="Nikosh" w:eastAsia="Nikosh" w:hAnsi="Nikosh" w:cs="Nikosh"/>
-                <w:sz w:val="28"/>
-                <w:szCs w:val="28"/>
-              </w:rPr>
-            </w:pPr>
-          </w:p>
-        </w:tc>
-      </w:tr>
-      <w:tr>
-        <w:trPr>
-          <w:cantSplit/>
-          <w:trHeight w:val="300"/>
-        </w:trPr>
-        <w:tc>
-          <w:tcPr>
-            <w:tcW w:w="960" w:type="dxa"/>
-            <w:vMerge/>
-            <w:vAlign w:val="center"/>
-          </w:tcPr>
-          <w:p>
-            <w:pPr>
-              <w:widowControl w:val="0"/>
-              <w:pBdr>
-                <w:top w:val="nil"/>
-                <w:left w:val="nil"/>
-                <w:bottom w:val="nil"/>
-                <w:right w:val="nil"/>
-                <w:between w:val="nil"/>
-              </w:pBdr>
-              <w:spacing w:after="0" w:line="240" w:lineRule="auto"/>
-              <w:rPr>
-                <w:rFonts w:ascii="Nikosh" w:eastAsia="Nikosh" w:hAnsi="Nikosh" w:cs="Nikosh"/>
-                <w:sz w:val="28"/>
-                <w:szCs w:val="28"/>
-              </w:rPr>
-            </w:pPr>
-          </w:p>
-        </w:tc>
-        <w:tc>
-          <w:tcPr>
-            <w:tcW w:w="2640" w:type="dxa"/>
-            <w:vMerge/>
-            <w:vAlign w:val="center"/>
-          </w:tcPr>
-          <w:p>
-            <w:pPr>
-              <w:pBdr>
-                <w:right w:val="none" w:sz="0" w:space="12" w:color="auto"/>
-              </w:pBdr>
-              <w:spacing w:after="0" w:line="240" w:lineRule="auto"/>
-              <w:jc w:val="center"/>
-              <w:rPr>
-                <w:rFonts w:ascii="Arial" w:eastAsia="Arial" w:hAnsi="Arial" w:cs="Arial"/>
-                <w:sz w:val="30"/>
-                <w:szCs w:val="30"/>
-              </w:rPr>
-            </w:pPr>
-            <w:bookmarkStart w:id="5" w:name="_heading=h.w3nuwgh2d10b" w:colFirst="0" w:colLast="0"/>
-            <w:bookmarkEnd w:id="5"/>
-          </w:p>
-        </w:tc>
-        <w:tc>
-          <w:tcPr>
-            <w:tcW w:w="5895" w:type="dxa"/>
-          </w:tcPr>
-          <w:p>
-            <w:pPr>
-              <w:spacing w:after="0"/>
-              <w:rPr>
-                <w:rFonts w:ascii="Nikosh" w:eastAsia="Nikosh" w:hAnsi="Nikosh" w:cs="Nikosh"/>
-                <w:sz w:val="28"/>
-                <w:szCs w:val="28"/>
-              </w:rPr>
-            </w:pPr>
-            <w:r>
-              <w:rPr>
-                <w:rFonts w:ascii="Nikosh" w:eastAsia="Nikosh" w:hAnsi="Nikosh" w:cs="Nikosh"/>
-                <w:sz w:val="28"/>
-                <w:szCs w:val="28"/>
-              </w:rPr>
-              <w:t>১০</w:t>
-            </w:r>
-            <w:r>
-              <w:rPr>
-                <w:rFonts w:ascii="Nikosh" w:eastAsia="Nikosh" w:hAnsi="Nikosh" w:cs="Nikosh"/>
-                <w:sz w:val="28"/>
-                <w:szCs w:val="28"/>
-              </w:rPr>
-              <w:t xml:space="preserve">.২১.৪ </w:t>
-            </w:r>
-            <w:hyperlink r:id="rId51">
-              <w:proofErr w:type="spellStart"/>
-              <w:r>
-                <w:rPr>
-                  <w:rFonts w:ascii="Nikosh" w:eastAsia="Nikosh" w:hAnsi="Nikosh" w:cs="Nikosh"/>
-                  <w:sz w:val="28"/>
-                  <w:szCs w:val="28"/>
-                </w:rPr>
-                <w:t>অন্যান্য</w:t>
-              </w:r>
-              <w:proofErr w:type="spellEnd"/>
-            </w:hyperlink>
-            <w:r>
-              <w:rPr>
-                <w:rFonts w:ascii="Nikosh" w:eastAsia="Nikosh" w:hAnsi="Nikosh" w:cs="Nikosh"/>
-                <w:sz w:val="28"/>
-                <w:szCs w:val="28"/>
-              </w:rPr>
-              <w:t xml:space="preserve"> </w:t>
-            </w:r>
-          </w:p>
-        </w:tc>
-        <w:tc>
-          <w:tcPr>
-            <w:tcW w:w="1875" w:type="dxa"/>
-          </w:tcPr>
-          <w:p>
-            <w:pPr>
-              <w:spacing w:after="0" w:line="240" w:lineRule="auto"/>
-              <w:jc w:val="center"/>
-              <w:rPr>
-                <w:rFonts w:ascii="Nikosh" w:eastAsia="Nikosh" w:hAnsi="Nikosh" w:cs="Nikosh"/>
-                <w:sz w:val="28"/>
-                <w:szCs w:val="28"/>
-              </w:rPr>
-            </w:pPr>
-            <w:proofErr w:type="spellStart"/>
-            <w:r>
-              <w:rPr>
-                <w:rFonts w:ascii="Nikosh" w:eastAsia="Nikosh" w:hAnsi="Nikosh" w:cs="Nikosh"/>
-                <w:sz w:val="28"/>
-                <w:szCs w:val="28"/>
-              </w:rPr>
-              <w:t>হ্যাঁ</w:t>
-            </w:r>
-            <w:proofErr w:type="spellEnd"/>
-          </w:p>
-        </w:tc>
-        <w:tc>
-          <w:tcPr>
-            <w:tcW w:w="1920" w:type="dxa"/>
-            <w:vAlign w:val="center"/>
-          </w:tcPr>
-          <w:p>
-            <w:pPr>
-              <w:jc w:val="center"/>
-            </w:pPr>
-            <w:r>
-              <w:rPr>
-                <w:rFonts w:ascii="Nikosh" w:hAnsi="Nikosh" w:eastAsia="Nikosh" w:cs="Nikosh"/>
-                <w:sz w:val="28"/>
-              </w:rPr>
-            </w:r>
           </w:p>
         </w:tc>
         <w:tc>
@@ -28162,8 +26945,8 @@
       </w:pPr>
     </w:p>
     <w:sectPr>
-      <w:headerReference w:type="default" r:id="rId52"/>
-      <w:footerReference w:type="default" r:id="rId53"/>
+      <w:headerReference w:type="default" r:id="rId49"/>
+      <w:footerReference w:type="default" r:id="rId50"/>
       <w:pgSz w:w="16838" w:h="11906" w:orient="landscape"/>
       <w:pgMar w:top="1440" w:right="1440" w:bottom="1152" w:left="1440" w:header="720" w:footer="720" w:gutter="0"/>
       <w:pgNumType w:start="1"/>
